--- a/Lab 6/Picket Fence Free Fall (DROPBOX) .docx
+++ b/Lab 6/Picket Fence Free Fall (DROPBOX) .docx
@@ -132,49 +132,28 @@
           <w:bCs/>
           <w:iCs/>
         </w:rPr>
-        <w:t xml:space="preserve">Sep </w:t>
+        <w:t>Oct</w:t>
       </w:r>
       <w:r>
         <w:rPr>
           <w:bCs/>
           <w:iCs/>
         </w:rPr>
-        <w:t>30</w:t>
+        <w:t xml:space="preserve"> </w:t>
       </w:r>
       <w:r>
         <w:rPr>
           <w:bCs/>
           <w:iCs/>
         </w:rPr>
-        <w:t>, 2026 (</w:t>
+        <w:t>7</w:t>
       </w:r>
       <w:r>
         <w:rPr>
           <w:bCs/>
           <w:iCs/>
         </w:rPr>
-        <w:t>Oct</w:t>
-      </w:r>
-      <w:r>
-        <w:rPr>
-          <w:bCs/>
-          <w:iCs/>
-        </w:rPr>
-        <w:t xml:space="preserve"> </w:t>
-      </w:r>
-      <w:r>
-        <w:rPr>
-          <w:bCs/>
-          <w:iCs/>
-        </w:rPr>
-        <w:t>7</w:t>
-      </w:r>
-      <w:r>
-        <w:rPr>
-          <w:bCs/>
-          <w:iCs/>
-        </w:rPr>
-        <w:t>, 2026)</w:t>
+        <w:t>, 2026</w:t>
       </w:r>
     </w:p>
     <w:bookmarkEnd w:id="0"/>
@@ -459,20 +438,22 @@
         <w:pStyle w:val="ListParagraph"/>
         <w:numPr>
           <w:ilvl w:val="0"/>
-          <w:numId w:val="3"/>
+          <w:numId w:val="6"/>
         </w:numPr>
         <w:tabs>
           <w:tab w:val="left" w:pos="238"/>
         </w:tabs>
         <w:spacing w:before="224" w:line="206" w:lineRule="auto"/>
-        <w:ind w:right="16" w:firstLine="0"/>
-        <w:rPr>
-          <w:sz w:val="24"/>
-        </w:rPr>
-      </w:pPr>
-      <w:r>
-        <w:rPr>
-          <w:sz w:val="24"/>
+        <w:ind w:right="16"/>
+        <w:rPr>
+          <w:sz w:val="24"/>
+          <w:szCs w:val="24"/>
+        </w:rPr>
+      </w:pPr>
+      <w:r>
+        <w:rPr>
+          <w:sz w:val="24"/>
+          <w:szCs w:val="24"/>
         </w:rPr>
         <w:t>Inspect</w:t>
       </w:r>
@@ -480,12 +461,14 @@
         <w:rPr>
           <w:spacing w:val="-3"/>
           <w:sz w:val="24"/>
-        </w:rPr>
-        <w:t xml:space="preserve"> </w:t>
-      </w:r>
-      <w:r>
-        <w:rPr>
-          <w:sz w:val="24"/>
+          <w:szCs w:val="24"/>
+        </w:rPr>
+        <w:t xml:space="preserve"> </w:t>
+      </w:r>
+      <w:r>
+        <w:rPr>
+          <w:sz w:val="24"/>
+          <w:szCs w:val="24"/>
         </w:rPr>
         <w:t>your</w:t>
       </w:r>
@@ -493,12 +476,14 @@
         <w:rPr>
           <w:spacing w:val="-5"/>
           <w:sz w:val="24"/>
-        </w:rPr>
-        <w:t xml:space="preserve"> </w:t>
-      </w:r>
-      <w:r>
-        <w:rPr>
-          <w:sz w:val="24"/>
+          <w:szCs w:val="24"/>
+        </w:rPr>
+        <w:t xml:space="preserve"> </w:t>
+      </w:r>
+      <w:r>
+        <w:rPr>
+          <w:sz w:val="24"/>
+          <w:szCs w:val="24"/>
         </w:rPr>
         <w:t>Picket Fence.</w:t>
       </w:r>
@@ -506,12 +491,14 @@
         <w:rPr>
           <w:spacing w:val="-5"/>
           <w:sz w:val="24"/>
-        </w:rPr>
-        <w:t xml:space="preserve"> </w:t>
-      </w:r>
-      <w:r>
-        <w:rPr>
-          <w:sz w:val="24"/>
+          <w:szCs w:val="24"/>
+        </w:rPr>
+        <w:t xml:space="preserve"> </w:t>
+      </w:r>
+      <w:r>
+        <w:rPr>
+          <w:sz w:val="24"/>
+          <w:szCs w:val="24"/>
         </w:rPr>
         <w:t>You</w:t>
       </w:r>
@@ -519,12 +506,14 @@
         <w:rPr>
           <w:spacing w:val="-3"/>
           <w:sz w:val="24"/>
-        </w:rPr>
-        <w:t xml:space="preserve"> </w:t>
-      </w:r>
-      <w:r>
-        <w:rPr>
-          <w:sz w:val="24"/>
+          <w:szCs w:val="24"/>
+        </w:rPr>
+        <w:t xml:space="preserve"> </w:t>
+      </w:r>
+      <w:r>
+        <w:rPr>
+          <w:sz w:val="24"/>
+          <w:szCs w:val="24"/>
         </w:rPr>
         <w:t>will be</w:t>
       </w:r>
@@ -532,12 +521,14 @@
         <w:rPr>
           <w:spacing w:val="-5"/>
           <w:sz w:val="24"/>
-        </w:rPr>
-        <w:t xml:space="preserve"> </w:t>
-      </w:r>
-      <w:r>
-        <w:rPr>
-          <w:sz w:val="24"/>
+          <w:szCs w:val="24"/>
+        </w:rPr>
+        <w:t xml:space="preserve"> </w:t>
+      </w:r>
+      <w:r>
+        <w:rPr>
+          <w:sz w:val="24"/>
+          <w:szCs w:val="24"/>
         </w:rPr>
         <w:t>dropping</w:t>
       </w:r>
@@ -545,12 +536,14 @@
         <w:rPr>
           <w:spacing w:val="-3"/>
           <w:sz w:val="24"/>
-        </w:rPr>
-        <w:t xml:space="preserve"> </w:t>
-      </w:r>
-      <w:r>
-        <w:rPr>
-          <w:sz w:val="24"/>
+          <w:szCs w:val="24"/>
+        </w:rPr>
+        <w:t xml:space="preserve"> </w:t>
+      </w:r>
+      <w:r>
+        <w:rPr>
+          <w:sz w:val="24"/>
+          <w:szCs w:val="24"/>
         </w:rPr>
         <w:t>it through</w:t>
       </w:r>
@@ -558,12 +551,14 @@
         <w:rPr>
           <w:spacing w:val="-3"/>
           <w:sz w:val="24"/>
-        </w:rPr>
-        <w:t xml:space="preserve"> </w:t>
-      </w:r>
-      <w:r>
-        <w:rPr>
-          <w:sz w:val="24"/>
+          <w:szCs w:val="24"/>
+        </w:rPr>
+        <w:t xml:space="preserve"> </w:t>
+      </w:r>
+      <w:r>
+        <w:rPr>
+          <w:sz w:val="24"/>
+          <w:szCs w:val="24"/>
         </w:rPr>
         <w:t>a</w:t>
       </w:r>
@@ -571,12 +566,14 @@
         <w:rPr>
           <w:spacing w:val="-5"/>
           <w:sz w:val="24"/>
-        </w:rPr>
-        <w:t xml:space="preserve"> </w:t>
-      </w:r>
-      <w:r>
-        <w:rPr>
-          <w:sz w:val="24"/>
+          <w:szCs w:val="24"/>
+        </w:rPr>
+        <w:t xml:space="preserve"> </w:t>
+      </w:r>
+      <w:r>
+        <w:rPr>
+          <w:sz w:val="24"/>
+          <w:szCs w:val="24"/>
         </w:rPr>
         <w:t>Photogate</w:t>
       </w:r>
@@ -584,12 +581,14 @@
         <w:rPr>
           <w:spacing w:val="-5"/>
           <w:sz w:val="24"/>
-        </w:rPr>
-        <w:t xml:space="preserve"> </w:t>
-      </w:r>
-      <w:r>
-        <w:rPr>
-          <w:sz w:val="24"/>
+          <w:szCs w:val="24"/>
+        </w:rPr>
+        <w:t xml:space="preserve"> </w:t>
+      </w:r>
+      <w:r>
+        <w:rPr>
+          <w:sz w:val="24"/>
+          <w:szCs w:val="24"/>
         </w:rPr>
         <w:t>to</w:t>
       </w:r>
@@ -597,25 +596,29 @@
         <w:rPr>
           <w:spacing w:val="-3"/>
           <w:sz w:val="24"/>
-        </w:rPr>
-        <w:t xml:space="preserve"> </w:t>
-      </w:r>
-      <w:r>
-        <w:rPr>
-          <w:sz w:val="24"/>
+          <w:szCs w:val="24"/>
+        </w:rPr>
+        <w:t xml:space="preserve"> </w:t>
+      </w:r>
+      <w:r>
+        <w:rPr>
+          <w:sz w:val="24"/>
+          <w:szCs w:val="24"/>
         </w:rPr>
         <w:t xml:space="preserve">measure </w:t>
       </w:r>
       <w:r>
         <w:rPr>
-          <w:rFonts w:ascii="Cambria Math" w:eastAsia="Cambria Math"/>
-          <w:sz w:val="24"/>
+          <w:rFonts w:ascii="Cambria Math" w:eastAsia="Cambria Math" w:hAnsi="Cambria Math" w:cs="Cambria Math"/>
+          <w:sz w:val="24"/>
+          <w:szCs w:val="24"/>
         </w:rPr>
         <w:t>𝑔</w:t>
       </w:r>
       <w:r>
         <w:rPr>
           <w:sz w:val="24"/>
+          <w:szCs w:val="24"/>
         </w:rPr>
         <w:t>.</w:t>
       </w:r>
@@ -623,12 +626,14 @@
         <w:rPr>
           <w:spacing w:val="-3"/>
           <w:sz w:val="24"/>
-        </w:rPr>
-        <w:t xml:space="preserve"> </w:t>
-      </w:r>
-      <w:r>
-        <w:rPr>
-          <w:sz w:val="24"/>
+          <w:szCs w:val="24"/>
+        </w:rPr>
+        <w:t xml:space="preserve"> </w:t>
+      </w:r>
+      <w:r>
+        <w:rPr>
+          <w:sz w:val="24"/>
+          <w:szCs w:val="24"/>
         </w:rPr>
         <w:t>The</w:t>
       </w:r>
@@ -636,12 +641,14 @@
         <w:rPr>
           <w:spacing w:val="-3"/>
           <w:sz w:val="24"/>
-        </w:rPr>
-        <w:t xml:space="preserve"> </w:t>
-      </w:r>
-      <w:r>
-        <w:rPr>
-          <w:sz w:val="24"/>
+          <w:szCs w:val="24"/>
+        </w:rPr>
+        <w:t xml:space="preserve"> </w:t>
+      </w:r>
+      <w:r>
+        <w:rPr>
+          <w:sz w:val="24"/>
+          <w:szCs w:val="24"/>
         </w:rPr>
         <w:t>distance,</w:t>
       </w:r>
@@ -649,12 +656,14 @@
         <w:rPr>
           <w:spacing w:val="-3"/>
           <w:sz w:val="24"/>
-        </w:rPr>
-        <w:t xml:space="preserve"> </w:t>
-      </w:r>
-      <w:r>
-        <w:rPr>
-          <w:sz w:val="24"/>
+          <w:szCs w:val="24"/>
+        </w:rPr>
+        <w:t xml:space="preserve"> </w:t>
+      </w:r>
+      <w:r>
+        <w:rPr>
+          <w:sz w:val="24"/>
+          <w:szCs w:val="24"/>
         </w:rPr>
         <w:t>measured from one</w:t>
       </w:r>
@@ -662,12 +671,14 @@
         <w:rPr>
           <w:spacing w:val="-3"/>
           <w:sz w:val="24"/>
-        </w:rPr>
-        <w:t xml:space="preserve"> </w:t>
-      </w:r>
-      <w:r>
-        <w:rPr>
-          <w:sz w:val="24"/>
+          <w:szCs w:val="24"/>
+        </w:rPr>
+        <w:t xml:space="preserve"> </w:t>
+      </w:r>
+      <w:r>
+        <w:rPr>
+          <w:sz w:val="24"/>
+          <w:szCs w:val="24"/>
         </w:rPr>
         <w:t>edge</w:t>
       </w:r>
@@ -675,12 +686,14 @@
         <w:rPr>
           <w:spacing w:val="-1"/>
           <w:sz w:val="24"/>
-        </w:rPr>
-        <w:t xml:space="preserve"> </w:t>
-      </w:r>
-      <w:r>
-        <w:rPr>
-          <w:sz w:val="24"/>
+          <w:szCs w:val="24"/>
+        </w:rPr>
+        <w:t xml:space="preserve"> </w:t>
+      </w:r>
+      <w:r>
+        <w:rPr>
+          <w:sz w:val="24"/>
+          <w:szCs w:val="24"/>
         </w:rPr>
         <w:t>of</w:t>
       </w:r>
@@ -688,12 +701,14 @@
         <w:rPr>
           <w:spacing w:val="-3"/>
           <w:sz w:val="24"/>
-        </w:rPr>
-        <w:t xml:space="preserve"> </w:t>
-      </w:r>
-      <w:r>
-        <w:rPr>
-          <w:sz w:val="24"/>
+          <w:szCs w:val="24"/>
+        </w:rPr>
+        <w:t xml:space="preserve"> </w:t>
+      </w:r>
+      <w:r>
+        <w:rPr>
+          <w:sz w:val="24"/>
+          <w:szCs w:val="24"/>
         </w:rPr>
         <w:t>a</w:t>
       </w:r>
@@ -701,12 +716,14 @@
         <w:rPr>
           <w:spacing w:val="-1"/>
           <w:sz w:val="24"/>
-        </w:rPr>
-        <w:t xml:space="preserve"> </w:t>
-      </w:r>
-      <w:r>
-        <w:rPr>
-          <w:sz w:val="24"/>
+          <w:szCs w:val="24"/>
+        </w:rPr>
+        <w:t xml:space="preserve"> </w:t>
+      </w:r>
+      <w:r>
+        <w:rPr>
+          <w:sz w:val="24"/>
+          <w:szCs w:val="24"/>
         </w:rPr>
         <w:t>black band</w:t>
       </w:r>
@@ -714,12 +731,14 @@
         <w:rPr>
           <w:spacing w:val="-1"/>
           <w:sz w:val="24"/>
-        </w:rPr>
-        <w:t xml:space="preserve"> </w:t>
-      </w:r>
-      <w:r>
-        <w:rPr>
-          <w:sz w:val="24"/>
+          <w:szCs w:val="24"/>
+        </w:rPr>
+        <w:t xml:space="preserve"> </w:t>
+      </w:r>
+      <w:r>
+        <w:rPr>
+          <w:sz w:val="24"/>
+          <w:szCs w:val="24"/>
         </w:rPr>
         <w:t>to</w:t>
       </w:r>
@@ -727,12 +746,14 @@
         <w:rPr>
           <w:spacing w:val="-1"/>
           <w:sz w:val="24"/>
-        </w:rPr>
-        <w:t xml:space="preserve"> </w:t>
-      </w:r>
-      <w:r>
-        <w:rPr>
-          <w:sz w:val="24"/>
+          <w:szCs w:val="24"/>
+        </w:rPr>
+        <w:t xml:space="preserve"> </w:t>
+      </w:r>
+      <w:r>
+        <w:rPr>
+          <w:sz w:val="24"/>
+          <w:szCs w:val="24"/>
         </w:rPr>
         <w:t>the</w:t>
       </w:r>
@@ -740,12 +761,14 @@
         <w:rPr>
           <w:spacing w:val="-1"/>
           <w:sz w:val="24"/>
-        </w:rPr>
-        <w:t xml:space="preserve"> </w:t>
-      </w:r>
-      <w:r>
-        <w:rPr>
-          <w:sz w:val="24"/>
+          <w:szCs w:val="24"/>
+        </w:rPr>
+        <w:t xml:space="preserve"> </w:t>
+      </w:r>
+      <w:r>
+        <w:rPr>
+          <w:sz w:val="24"/>
+          <w:szCs w:val="24"/>
         </w:rPr>
         <w:t>same edge</w:t>
       </w:r>
@@ -753,12 +776,14 @@
         <w:rPr>
           <w:spacing w:val="-1"/>
           <w:sz w:val="24"/>
-        </w:rPr>
-        <w:t xml:space="preserve"> </w:t>
-      </w:r>
-      <w:r>
-        <w:rPr>
-          <w:sz w:val="24"/>
+          <w:szCs w:val="24"/>
+        </w:rPr>
+        <w:t xml:space="preserve"> </w:t>
+      </w:r>
+      <w:r>
+        <w:rPr>
+          <w:sz w:val="24"/>
+          <w:szCs w:val="24"/>
         </w:rPr>
         <w:t>of the</w:t>
       </w:r>
@@ -766,12 +791,14 @@
         <w:rPr>
           <w:spacing w:val="-1"/>
           <w:sz w:val="24"/>
-        </w:rPr>
-        <w:t xml:space="preserve"> </w:t>
-      </w:r>
-      <w:r>
-        <w:rPr>
-          <w:sz w:val="24"/>
+          <w:szCs w:val="24"/>
+        </w:rPr>
+        <w:t xml:space="preserve"> </w:t>
+      </w:r>
+      <w:r>
+        <w:rPr>
+          <w:sz w:val="24"/>
+          <w:szCs w:val="24"/>
         </w:rPr>
         <w:t>next band,</w:t>
       </w:r>
@@ -779,25 +806,29 @@
         <w:rPr>
           <w:spacing w:val="-1"/>
           <w:sz w:val="24"/>
-        </w:rPr>
-        <w:t xml:space="preserve"> </w:t>
-      </w:r>
-      <w:r>
-        <w:rPr>
-          <w:sz w:val="24"/>
+          <w:szCs w:val="24"/>
+        </w:rPr>
+        <w:t xml:space="preserve"> </w:t>
+      </w:r>
+      <w:r>
+        <w:rPr>
+          <w:sz w:val="24"/>
+          <w:szCs w:val="24"/>
         </w:rPr>
         <w:t xml:space="preserve">is 5 </w:t>
       </w:r>
       <w:r>
         <w:rPr>
-          <w:rFonts w:ascii="Cambria Math" w:eastAsia="Cambria Math"/>
-          <w:sz w:val="24"/>
+          <w:rFonts w:ascii="Cambria Math" w:eastAsia="Cambria Math" w:hAnsi="Cambria Math" w:cs="Cambria Math"/>
+          <w:sz w:val="24"/>
+          <w:szCs w:val="24"/>
         </w:rPr>
         <w:t>𝑐𝑚</w:t>
       </w:r>
       <w:r>
         <w:rPr>
           <w:sz w:val="24"/>
+          <w:szCs w:val="24"/>
         </w:rPr>
         <w:t>.</w:t>
       </w:r>
@@ -805,12 +836,14 @@
         <w:rPr>
           <w:spacing w:val="-1"/>
           <w:sz w:val="24"/>
-        </w:rPr>
-        <w:t xml:space="preserve"> </w:t>
-      </w:r>
-      <w:r>
-        <w:rPr>
-          <w:sz w:val="24"/>
+          <w:szCs w:val="24"/>
+        </w:rPr>
+        <w:t xml:space="preserve"> </w:t>
+      </w:r>
+      <w:r>
+        <w:rPr>
+          <w:sz w:val="24"/>
+          <w:szCs w:val="24"/>
         </w:rPr>
         <w:t>What</w:t>
       </w:r>
@@ -818,12 +851,14 @@
         <w:rPr>
           <w:spacing w:val="-1"/>
           <w:sz w:val="24"/>
-        </w:rPr>
-        <w:t xml:space="preserve"> </w:t>
-      </w:r>
-      <w:r>
-        <w:rPr>
-          <w:sz w:val="24"/>
+          <w:szCs w:val="24"/>
+        </w:rPr>
+        <w:t xml:space="preserve"> </w:t>
+      </w:r>
+      <w:r>
+        <w:rPr>
+          <w:sz w:val="24"/>
+          <w:szCs w:val="24"/>
         </w:rPr>
         <w:t>additional</w:t>
       </w:r>
@@ -831,12 +866,14 @@
         <w:rPr>
           <w:spacing w:val="-1"/>
           <w:sz w:val="24"/>
-        </w:rPr>
-        <w:t xml:space="preserve"> </w:t>
-      </w:r>
-      <w:r>
-        <w:rPr>
-          <w:sz w:val="24"/>
+          <w:szCs w:val="24"/>
+        </w:rPr>
+        <w:t xml:space="preserve"> </w:t>
+      </w:r>
+      <w:r>
+        <w:rPr>
+          <w:sz w:val="24"/>
+          <w:szCs w:val="24"/>
         </w:rPr>
         <w:t>information</w:t>
       </w:r>
@@ -844,12 +881,14 @@
         <w:rPr>
           <w:spacing w:val="-1"/>
           <w:sz w:val="24"/>
-        </w:rPr>
-        <w:t xml:space="preserve"> </w:t>
-      </w:r>
-      <w:r>
-        <w:rPr>
-          <w:sz w:val="24"/>
+          <w:szCs w:val="24"/>
+        </w:rPr>
+        <w:t xml:space="preserve"> </w:t>
+      </w:r>
+      <w:r>
+        <w:rPr>
+          <w:sz w:val="24"/>
+          <w:szCs w:val="24"/>
         </w:rPr>
         <w:t>will</w:t>
       </w:r>
@@ -857,40 +896,126 @@
         <w:rPr>
           <w:spacing w:val="-1"/>
           <w:sz w:val="24"/>
-        </w:rPr>
-        <w:t xml:space="preserve"> </w:t>
-      </w:r>
-      <w:r>
-        <w:rPr>
-          <w:sz w:val="24"/>
+          <w:szCs w:val="24"/>
+        </w:rPr>
+        <w:t xml:space="preserve"> </w:t>
+      </w:r>
+      <w:r>
+        <w:rPr>
+          <w:sz w:val="24"/>
+          <w:szCs w:val="24"/>
         </w:rPr>
         <w:t>you need to determine the average speed of the Picket Fence as it moves through the Photogate? Explain.</w:t>
       </w:r>
     </w:p>
     <w:p>
       <w:pPr>
-        <w:pStyle w:val="BodyText"/>
-        <w:spacing w:before="174"/>
-      </w:pPr>
+        <w:tabs>
+          <w:tab w:val="left" w:pos="238"/>
+        </w:tabs>
+        <w:spacing w:before="224" w:line="206" w:lineRule="auto"/>
+        <w:ind w:left="360" w:right="16"/>
+        <w:rPr>
+          <w:i/>
+        </w:rPr>
+      </w:pPr>
+      <w:r>
+        <w:tab/>
+      </w:r>
+      <w:r>
+        <w:t>We need to know the time it takes for the Picket Fence to move the 5 cm distance between consecutive</w:t>
+      </w:r>
+      <w:r>
+        <w:t xml:space="preserve"> </w:t>
+      </w:r>
+      <w:r>
+        <w:t xml:space="preserve">black bands. Since average speed is distance divided by time: </w:t>
+      </w:r>
+      <m:oMath>
+        <m:sSub>
+          <m:sSubPr>
+            <m:ctrlPr>
+              <w:rPr>
+                <w:rFonts w:ascii="Cambria Math" w:hAnsi="Cambria Math"/>
+                <w:i/>
+              </w:rPr>
+            </m:ctrlPr>
+          </m:sSubPr>
+          <m:e>
+            <m:r>
+              <w:rPr>
+                <w:rFonts w:ascii="Cambria Math" w:hAnsi="Cambria Math"/>
+              </w:rPr>
+              <m:t>v</m:t>
+            </m:r>
+          </m:e>
+          <m:sub>
+            <m:r>
+              <w:rPr>
+                <w:rFonts w:ascii="Cambria Math" w:hAnsi="Cambria Math"/>
+              </w:rPr>
+              <m:t>av</m:t>
+            </m:r>
+          </m:sub>
+        </m:sSub>
+        <m:r>
+          <w:rPr>
+            <w:rFonts w:ascii="Cambria Math" w:hAnsi="Cambria Math"/>
+          </w:rPr>
+          <m:t>=</m:t>
+        </m:r>
+        <m:f>
+          <m:fPr>
+            <m:ctrlPr>
+              <w:rPr>
+                <w:rFonts w:ascii="Cambria Math" w:hAnsi="Cambria Math"/>
+                <w:i/>
+              </w:rPr>
+            </m:ctrlPr>
+          </m:fPr>
+          <m:num>
+            <m:r>
+              <w:rPr>
+                <w:rFonts w:ascii="Cambria Math" w:hAnsi="Cambria Math"/>
+              </w:rPr>
+              <m:t>Δx</m:t>
+            </m:r>
+          </m:num>
+          <m:den>
+            <m:r>
+              <w:rPr>
+                <w:rFonts w:ascii="Cambria Math" w:hAnsi="Cambria Math"/>
+              </w:rPr>
+              <m:t>Δt</m:t>
+            </m:r>
+          </m:den>
+        </m:f>
+      </m:oMath>
+      <w:r>
+        <w:t>.</w:t>
+      </w:r>
     </w:p>
     <w:p>
       <w:pPr>
         <w:pStyle w:val="ListParagraph"/>
         <w:numPr>
           <w:ilvl w:val="0"/>
-          <w:numId w:val="3"/>
+          <w:numId w:val="6"/>
         </w:numPr>
         <w:tabs>
           <w:tab w:val="left" w:pos="238"/>
         </w:tabs>
-        <w:ind w:left="238" w:hanging="238"/>
-        <w:rPr>
-          <w:sz w:val="24"/>
-        </w:rPr>
-      </w:pPr>
-      <w:r>
-        <w:rPr>
-          <w:sz w:val="24"/>
+        <w:spacing w:before="224" w:line="206" w:lineRule="auto"/>
+        <w:ind w:right="16"/>
+        <w:rPr>
+          <w:sz w:val="24"/>
+          <w:szCs w:val="24"/>
+        </w:rPr>
+      </w:pPr>
+      <w:r>
+        <w:rPr>
+          <w:sz w:val="24"/>
+          <w:szCs w:val="24"/>
         </w:rPr>
         <w:t>If</w:t>
       </w:r>
@@ -898,12 +1023,14 @@
         <w:rPr>
           <w:spacing w:val="-8"/>
           <w:sz w:val="24"/>
-        </w:rPr>
-        <w:t xml:space="preserve"> </w:t>
-      </w:r>
-      <w:r>
-        <w:rPr>
-          <w:sz w:val="24"/>
+          <w:szCs w:val="24"/>
+        </w:rPr>
+        <w:t xml:space="preserve"> </w:t>
+      </w:r>
+      <w:r>
+        <w:rPr>
+          <w:sz w:val="24"/>
+          <w:szCs w:val="24"/>
         </w:rPr>
         <w:t>an</w:t>
       </w:r>
@@ -911,12 +1038,14 @@
         <w:rPr>
           <w:spacing w:val="-6"/>
           <w:sz w:val="24"/>
-        </w:rPr>
-        <w:t xml:space="preserve"> </w:t>
-      </w:r>
-      <w:r>
-        <w:rPr>
-          <w:sz w:val="24"/>
+          <w:szCs w:val="24"/>
+        </w:rPr>
+        <w:t xml:space="preserve"> </w:t>
+      </w:r>
+      <w:r>
+        <w:rPr>
+          <w:sz w:val="24"/>
+          <w:szCs w:val="24"/>
         </w:rPr>
         <w:t>object</w:t>
       </w:r>
@@ -924,12 +1053,14 @@
         <w:rPr>
           <w:spacing w:val="-4"/>
           <w:sz w:val="24"/>
-        </w:rPr>
-        <w:t xml:space="preserve"> </w:t>
-      </w:r>
-      <w:r>
-        <w:rPr>
-          <w:sz w:val="24"/>
+          <w:szCs w:val="24"/>
+        </w:rPr>
+        <w:t xml:space="preserve"> </w:t>
+      </w:r>
+      <w:r>
+        <w:rPr>
+          <w:sz w:val="24"/>
+          <w:szCs w:val="24"/>
         </w:rPr>
         <w:t>is</w:t>
       </w:r>
@@ -937,12 +1068,14 @@
         <w:rPr>
           <w:spacing w:val="-6"/>
           <w:sz w:val="24"/>
-        </w:rPr>
-        <w:t xml:space="preserve"> </w:t>
-      </w:r>
-      <w:r>
-        <w:rPr>
-          <w:sz w:val="24"/>
+          <w:szCs w:val="24"/>
+        </w:rPr>
+        <w:t xml:space="preserve"> </w:t>
+      </w:r>
+      <w:r>
+        <w:rPr>
+          <w:sz w:val="24"/>
+          <w:szCs w:val="24"/>
         </w:rPr>
         <w:t>moving</w:t>
       </w:r>
@@ -950,12 +1083,14 @@
         <w:rPr>
           <w:spacing w:val="-6"/>
           <w:sz w:val="24"/>
-        </w:rPr>
-        <w:t xml:space="preserve"> </w:t>
-      </w:r>
-      <w:r>
-        <w:rPr>
-          <w:sz w:val="24"/>
+          <w:szCs w:val="24"/>
+        </w:rPr>
+        <w:t xml:space="preserve"> </w:t>
+      </w:r>
+      <w:r>
+        <w:rPr>
+          <w:sz w:val="24"/>
+          <w:szCs w:val="24"/>
         </w:rPr>
         <w:t>with</w:t>
       </w:r>
@@ -963,12 +1098,14 @@
         <w:rPr>
           <w:spacing w:val="-2"/>
           <w:sz w:val="24"/>
-        </w:rPr>
-        <w:t xml:space="preserve"> </w:t>
-      </w:r>
-      <w:r>
-        <w:rPr>
-          <w:sz w:val="24"/>
+          <w:szCs w:val="24"/>
+        </w:rPr>
+        <w:t xml:space="preserve"> </w:t>
+      </w:r>
+      <w:r>
+        <w:rPr>
+          <w:sz w:val="24"/>
+          <w:szCs w:val="24"/>
         </w:rPr>
         <w:t>constant</w:t>
       </w:r>
@@ -976,12 +1113,14 @@
         <w:rPr>
           <w:spacing w:val="-6"/>
           <w:sz w:val="24"/>
-        </w:rPr>
-        <w:t xml:space="preserve"> </w:t>
-      </w:r>
-      <w:r>
-        <w:rPr>
-          <w:sz w:val="24"/>
+          <w:szCs w:val="24"/>
+        </w:rPr>
+        <w:t xml:space="preserve"> </w:t>
+      </w:r>
+      <w:r>
+        <w:rPr>
+          <w:sz w:val="24"/>
+          <w:szCs w:val="24"/>
         </w:rPr>
         <w:t>acceleration,</w:t>
       </w:r>
@@ -989,12 +1128,14 @@
         <w:rPr>
           <w:spacing w:val="-6"/>
           <w:sz w:val="24"/>
-        </w:rPr>
-        <w:t xml:space="preserve"> </w:t>
-      </w:r>
-      <w:r>
-        <w:rPr>
-          <w:sz w:val="24"/>
+          <w:szCs w:val="24"/>
+        </w:rPr>
+        <w:t xml:space="preserve"> </w:t>
+      </w:r>
+      <w:r>
+        <w:rPr>
+          <w:sz w:val="24"/>
+          <w:szCs w:val="24"/>
         </w:rPr>
         <w:t>what</w:t>
       </w:r>
@@ -1002,12 +1143,14 @@
         <w:rPr>
           <w:spacing w:val="-6"/>
           <w:sz w:val="24"/>
-        </w:rPr>
-        <w:t xml:space="preserve"> </w:t>
-      </w:r>
-      <w:r>
-        <w:rPr>
-          <w:sz w:val="24"/>
+          <w:szCs w:val="24"/>
+        </w:rPr>
+        <w:t xml:space="preserve"> </w:t>
+      </w:r>
+      <w:r>
+        <w:rPr>
+          <w:sz w:val="24"/>
+          <w:szCs w:val="24"/>
         </w:rPr>
         <w:t>is</w:t>
       </w:r>
@@ -1015,12 +1158,14 @@
         <w:rPr>
           <w:spacing w:val="-6"/>
           <w:sz w:val="24"/>
-        </w:rPr>
-        <w:t xml:space="preserve"> </w:t>
-      </w:r>
-      <w:r>
-        <w:rPr>
-          <w:sz w:val="24"/>
+          <w:szCs w:val="24"/>
+        </w:rPr>
+        <w:t xml:space="preserve"> </w:t>
+      </w:r>
+      <w:r>
+        <w:rPr>
+          <w:sz w:val="24"/>
+          <w:szCs w:val="24"/>
         </w:rPr>
         <w:t>the</w:t>
       </w:r>
@@ -1028,12 +1173,14 @@
         <w:rPr>
           <w:spacing w:val="-7"/>
           <w:sz w:val="24"/>
-        </w:rPr>
-        <w:t xml:space="preserve"> </w:t>
-      </w:r>
-      <w:r>
-        <w:rPr>
-          <w:sz w:val="24"/>
+          <w:szCs w:val="24"/>
+        </w:rPr>
+        <w:t xml:space="preserve"> </w:t>
+      </w:r>
+      <w:r>
+        <w:rPr>
+          <w:sz w:val="24"/>
+          <w:szCs w:val="24"/>
         </w:rPr>
         <w:t>shape</w:t>
       </w:r>
@@ -1041,12 +1188,14 @@
         <w:rPr>
           <w:spacing w:val="-6"/>
           <w:sz w:val="24"/>
-        </w:rPr>
-        <w:t xml:space="preserve"> </w:t>
-      </w:r>
-      <w:r>
-        <w:rPr>
-          <w:sz w:val="24"/>
+          <w:szCs w:val="24"/>
+        </w:rPr>
+        <w:t xml:space="preserve"> </w:t>
+      </w:r>
+      <w:r>
+        <w:rPr>
+          <w:sz w:val="24"/>
+          <w:szCs w:val="24"/>
         </w:rPr>
         <w:t>of</w:t>
       </w:r>
@@ -1054,12 +1203,14 @@
         <w:rPr>
           <w:spacing w:val="-6"/>
           <w:sz w:val="24"/>
-        </w:rPr>
-        <w:t xml:space="preserve"> </w:t>
-      </w:r>
-      <w:r>
-        <w:rPr>
-          <w:sz w:val="24"/>
+          <w:szCs w:val="24"/>
+        </w:rPr>
+        <w:t xml:space="preserve"> </w:t>
+      </w:r>
+      <w:r>
+        <w:rPr>
+          <w:sz w:val="24"/>
+          <w:szCs w:val="24"/>
         </w:rPr>
         <w:t>its</w:t>
       </w:r>
@@ -1067,12 +1218,14 @@
         <w:rPr>
           <w:spacing w:val="-2"/>
           <w:sz w:val="24"/>
-        </w:rPr>
-        <w:t xml:space="preserve"> </w:t>
-      </w:r>
-      <w:r>
-        <w:rPr>
-          <w:sz w:val="24"/>
+          <w:szCs w:val="24"/>
+        </w:rPr>
+        <w:t xml:space="preserve"> </w:t>
+      </w:r>
+      <w:r>
+        <w:rPr>
+          <w:sz w:val="24"/>
+          <w:szCs w:val="24"/>
         </w:rPr>
         <w:t>velocity</w:t>
       </w:r>
@@ -1080,12 +1233,14 @@
         <w:rPr>
           <w:spacing w:val="-6"/>
           <w:sz w:val="24"/>
-        </w:rPr>
-        <w:t xml:space="preserve"> </w:t>
-      </w:r>
-      <w:r>
-        <w:rPr>
-          <w:sz w:val="24"/>
+          <w:szCs w:val="24"/>
+        </w:rPr>
+        <w:t xml:space="preserve"> </w:t>
+      </w:r>
+      <w:r>
+        <w:rPr>
+          <w:sz w:val="24"/>
+          <w:szCs w:val="24"/>
         </w:rPr>
         <w:t>vs.</w:t>
       </w:r>
@@ -1093,12 +1248,14 @@
         <w:rPr>
           <w:spacing w:val="-6"/>
           <w:sz w:val="24"/>
-        </w:rPr>
-        <w:t xml:space="preserve"> </w:t>
-      </w:r>
-      <w:r>
-        <w:rPr>
-          <w:sz w:val="24"/>
+          <w:szCs w:val="24"/>
+        </w:rPr>
+        <w:t xml:space="preserve"> </w:t>
+      </w:r>
+      <w:r>
+        <w:rPr>
+          <w:sz w:val="24"/>
+          <w:szCs w:val="24"/>
         </w:rPr>
         <w:t>time</w:t>
       </w:r>
@@ -1106,12 +1263,14 @@
         <w:rPr>
           <w:spacing w:val="-7"/>
           <w:sz w:val="24"/>
-        </w:rPr>
-        <w:t xml:space="preserve"> </w:t>
-      </w:r>
-      <w:r>
-        <w:rPr>
-          <w:sz w:val="24"/>
+          <w:szCs w:val="24"/>
+        </w:rPr>
+        <w:t xml:space="preserve"> </w:t>
+      </w:r>
+      <w:r>
+        <w:rPr>
+          <w:sz w:val="24"/>
+          <w:szCs w:val="24"/>
         </w:rPr>
         <w:t>graph?</w:t>
       </w:r>
@@ -1119,12 +1278,14 @@
         <w:rPr>
           <w:spacing w:val="-6"/>
           <w:sz w:val="24"/>
-        </w:rPr>
-        <w:t xml:space="preserve"> </w:t>
-      </w:r>
-      <w:r>
-        <w:rPr>
-          <w:sz w:val="24"/>
+          <w:szCs w:val="24"/>
+        </w:rPr>
+        <w:t xml:space="preserve"> </w:t>
+      </w:r>
+      <w:r>
+        <w:rPr>
+          <w:sz w:val="24"/>
+          <w:szCs w:val="24"/>
         </w:rPr>
         <w:t>Sketch</w:t>
       </w:r>
@@ -1132,18 +1293,74 @@
         <w:rPr>
           <w:spacing w:val="-5"/>
           <w:sz w:val="24"/>
+          <w:szCs w:val="24"/>
         </w:rPr>
         <w:t xml:space="preserve"> it.</w:t>
       </w:r>
     </w:p>
     <w:p>
       <w:pPr>
-        <w:pStyle w:val="BodyText"/>
-        <w:spacing w:before="168"/>
-      </w:pPr>
+        <w:tabs>
+          <w:tab w:val="left" w:pos="238"/>
+        </w:tabs>
+        <w:spacing w:before="224" w:line="206" w:lineRule="auto"/>
+        <w:ind w:left="360" w:right="16"/>
+      </w:pPr>
+      <w:r>
+        <w:tab/>
+      </w:r>
+      <w:r>
+        <w:t>For an object moving with constant acceleration, the shape of its velocity vs. time graph is a straight line (Linear Graph).</w:t>
+      </w:r>
     </w:p>
     <w:p>
       <w:pPr>
+        <w:pStyle w:val="ListParagraph"/>
+        <w:tabs>
+          <w:tab w:val="left" w:pos="238"/>
+        </w:tabs>
+        <w:spacing w:before="224" w:line="206" w:lineRule="auto"/>
+        <w:ind w:left="720" w:right="16"/>
+        <w:rPr>
+          <w:sz w:val="24"/>
+          <w:szCs w:val="24"/>
+        </w:rPr>
+      </w:pPr>
+      <w:r>
+        <w:rPr>
+          <w:noProof/>
+          <w14:ligatures w14:val="standardContextual"/>
+        </w:rPr>
+        <w:drawing>
+          <wp:inline distT="0" distB="0" distL="0" distR="0" wp14:anchorId="6A07D250" wp14:editId="2CAC108B">
+            <wp:extent cx="4030133" cy="2384213"/>
+            <wp:effectExtent l="0" t="0" r="8890" b="16510"/>
+            <wp:docPr id="1" name="Chart 1">
+              <a:extLst xmlns:a="http://schemas.openxmlformats.org/drawingml/2006/main">
+                <a:ext uri="{FF2B5EF4-FFF2-40B4-BE49-F238E27FC236}">
+                  <a16:creationId xmlns:a16="http://schemas.microsoft.com/office/drawing/2014/main" id="{0C2082E7-5B58-2E70-16A4-D12040E21957}"/>
+                </a:ext>
+              </a:extLst>
+            </wp:docPr>
+            <wp:cNvGraphicFramePr/>
+            <a:graphic xmlns:a="http://schemas.openxmlformats.org/drawingml/2006/main">
+              <a:graphicData uri="http://schemas.openxmlformats.org/drawingml/2006/chart">
+                <c:chart xmlns:c="http://schemas.openxmlformats.org/drawingml/2006/chart" xmlns:r="http://schemas.openxmlformats.org/officeDocument/2006/relationships" r:id="rId6"/>
+              </a:graphicData>
+            </a:graphic>
+          </wp:inline>
+        </w:drawing>
+      </w:r>
+    </w:p>
+    <w:p>
+      <w:pPr>
+        <w:tabs>
+          <w:tab w:val="left" w:pos="238"/>
+        </w:tabs>
+      </w:pPr>
+    </w:p>
+    <w:p>
+      <w:pPr>
         <w:spacing w:before="1"/>
         <w:rPr>
           <w:b/>
@@ -1273,16 +1490,6 @@
         </w:rPr>
         <w:t>graph</w:t>
       </w:r>
-    </w:p>
-    <w:p>
-      <w:pPr>
-        <w:pStyle w:val="BodyText"/>
-        <w:spacing w:before="5" w:after="1"/>
-        <w:rPr>
-          <w:b/>
-          <w:sz w:val="20"/>
-        </w:rPr>
-      </w:pPr>
     </w:p>
     <w:p>
       <w:pPr>
@@ -1316,13 +1523,13 @@
     </w:p>
     <w:tbl>
       <w:tblPr>
-        <w:tblW w:w="6720" w:type="dxa"/>
+        <w:tblW w:w="6775" w:type="dxa"/>
         <w:tblInd w:w="113" w:type="dxa"/>
         <w:tblLook w:val="04A0" w:firstRow="1" w:lastRow="0" w:firstColumn="1" w:lastColumn="0" w:noHBand="0" w:noVBand="1"/>
       </w:tblPr>
       <w:tblGrid>
-        <w:gridCol w:w="1165"/>
-        <w:gridCol w:w="755"/>
+        <w:gridCol w:w="1682"/>
+        <w:gridCol w:w="756"/>
         <w:gridCol w:w="960"/>
         <w:gridCol w:w="960"/>
         <w:gridCol w:w="960"/>
@@ -1335,7 +1542,7 @@
         </w:trPr>
         <w:tc>
           <w:tcPr>
-            <w:tcW w:w="1165" w:type="dxa"/>
+            <w:tcW w:w="1682" w:type="dxa"/>
             <w:tcBorders>
               <w:top w:val="single" w:sz="4" w:space="0" w:color="auto"/>
               <w:left w:val="single" w:sz="4" w:space="0" w:color="auto"/>
@@ -1353,8 +1560,6 @@
                 <w:b/>
                 <w:bCs/>
                 <w:color w:val="000000"/>
-                <w:sz w:val="28"/>
-                <w:szCs w:val="28"/>
               </w:rPr>
             </w:pPr>
             <w:r>
@@ -1362,8 +1567,6 @@
                 <w:b/>
                 <w:bCs/>
                 <w:color w:val="000000"/>
-                <w:sz w:val="28"/>
-                <w:szCs w:val="28"/>
               </w:rPr>
               <w:t>Trial</w:t>
             </w:r>
@@ -1371,7 +1574,7 @@
         </w:tc>
         <w:tc>
           <w:tcPr>
-            <w:tcW w:w="755" w:type="dxa"/>
+            <w:tcW w:w="293" w:type="dxa"/>
             <w:tcBorders>
               <w:top w:val="single" w:sz="4" w:space="0" w:color="auto"/>
               <w:left w:val="nil"/>
@@ -1385,13 +1588,11 @@
           </w:tcPr>
           <w:p>
             <w:pPr>
-              <w:jc w:val="right"/>
+              <w:jc w:val="center"/>
               <w:rPr>
                 <w:b/>
                 <w:bCs/>
                 <w:color w:val="000000"/>
-                <w:sz w:val="28"/>
-                <w:szCs w:val="28"/>
               </w:rPr>
             </w:pPr>
             <w:r>
@@ -1399,8 +1600,6 @@
                 <w:b/>
                 <w:bCs/>
                 <w:color w:val="000000"/>
-                <w:sz w:val="28"/>
-                <w:szCs w:val="28"/>
               </w:rPr>
               <w:t>1</w:t>
             </w:r>
@@ -1422,13 +1621,11 @@
           </w:tcPr>
           <w:p>
             <w:pPr>
-              <w:jc w:val="right"/>
+              <w:jc w:val="center"/>
               <w:rPr>
                 <w:b/>
                 <w:bCs/>
                 <w:color w:val="000000"/>
-                <w:sz w:val="28"/>
-                <w:szCs w:val="28"/>
               </w:rPr>
             </w:pPr>
             <w:r>
@@ -1436,8 +1633,6 @@
                 <w:b/>
                 <w:bCs/>
                 <w:color w:val="000000"/>
-                <w:sz w:val="28"/>
-                <w:szCs w:val="28"/>
               </w:rPr>
               <w:t>2</w:t>
             </w:r>
@@ -1459,13 +1654,11 @@
           </w:tcPr>
           <w:p>
             <w:pPr>
-              <w:jc w:val="right"/>
+              <w:jc w:val="center"/>
               <w:rPr>
                 <w:b/>
                 <w:bCs/>
                 <w:color w:val="000000"/>
-                <w:sz w:val="28"/>
-                <w:szCs w:val="28"/>
               </w:rPr>
             </w:pPr>
             <w:r>
@@ -1473,8 +1666,6 @@
                 <w:b/>
                 <w:bCs/>
                 <w:color w:val="000000"/>
-                <w:sz w:val="28"/>
-                <w:szCs w:val="28"/>
               </w:rPr>
               <w:t>3</w:t>
             </w:r>
@@ -1496,13 +1687,11 @@
           </w:tcPr>
           <w:p>
             <w:pPr>
-              <w:jc w:val="right"/>
+              <w:jc w:val="center"/>
               <w:rPr>
                 <w:b/>
                 <w:bCs/>
                 <w:color w:val="000000"/>
-                <w:sz w:val="28"/>
-                <w:szCs w:val="28"/>
               </w:rPr>
             </w:pPr>
             <w:r>
@@ -1510,8 +1699,6 @@
                 <w:b/>
                 <w:bCs/>
                 <w:color w:val="000000"/>
-                <w:sz w:val="28"/>
-                <w:szCs w:val="28"/>
               </w:rPr>
               <w:t>4</w:t>
             </w:r>
@@ -1533,13 +1720,11 @@
           </w:tcPr>
           <w:p>
             <w:pPr>
-              <w:jc w:val="right"/>
+              <w:jc w:val="center"/>
               <w:rPr>
                 <w:b/>
                 <w:bCs/>
                 <w:color w:val="000000"/>
-                <w:sz w:val="28"/>
-                <w:szCs w:val="28"/>
               </w:rPr>
             </w:pPr>
             <w:r>
@@ -1547,8 +1732,6 @@
                 <w:b/>
                 <w:bCs/>
                 <w:color w:val="000000"/>
-                <w:sz w:val="28"/>
-                <w:szCs w:val="28"/>
               </w:rPr>
               <w:t>5</w:t>
             </w:r>
@@ -1570,13 +1753,11 @@
           </w:tcPr>
           <w:p>
             <w:pPr>
-              <w:jc w:val="right"/>
+              <w:jc w:val="center"/>
               <w:rPr>
                 <w:b/>
                 <w:bCs/>
                 <w:color w:val="000000"/>
-                <w:sz w:val="28"/>
-                <w:szCs w:val="28"/>
               </w:rPr>
             </w:pPr>
             <w:r>
@@ -1584,8 +1765,6 @@
                 <w:b/>
                 <w:bCs/>
                 <w:color w:val="000000"/>
-                <w:sz w:val="28"/>
-                <w:szCs w:val="28"/>
               </w:rPr>
               <w:t>6</w:t>
             </w:r>
@@ -1598,7 +1777,7 @@
         </w:trPr>
         <w:tc>
           <w:tcPr>
-            <w:tcW w:w="1165" w:type="dxa"/>
+            <w:tcW w:w="1682" w:type="dxa"/>
             <w:tcBorders>
               <w:top w:val="nil"/>
               <w:left w:val="single" w:sz="4" w:space="0" w:color="auto"/>
@@ -1616,8 +1795,6 @@
                 <w:b/>
                 <w:bCs/>
                 <w:color w:val="000000"/>
-                <w:sz w:val="28"/>
-                <w:szCs w:val="28"/>
               </w:rPr>
             </w:pPr>
             <w:r>
@@ -1625,16 +1802,87 @@
                 <w:b/>
                 <w:bCs/>
                 <w:color w:val="000000"/>
-                <w:sz w:val="28"/>
-                <w:szCs w:val="28"/>
-              </w:rPr>
-              <w:t>Slop ()</w:t>
+              </w:rPr>
+              <w:t>Slop</w:t>
+            </w:r>
+            <w:r>
+              <w:rPr>
+                <w:b/>
+                <w:bCs/>
+                <w:color w:val="000000"/>
+              </w:rPr>
+              <w:t>e</w:t>
+            </w:r>
+            <w:r>
+              <w:rPr>
+                <w:b/>
+                <w:bCs/>
+                <w:color w:val="000000"/>
+              </w:rPr>
+              <w:t xml:space="preserve"> (</w:t>
+            </w:r>
+            <m:oMath>
+              <m:r>
+                <m:rPr>
+                  <m:sty m:val="bi"/>
+                </m:rPr>
+                <w:rPr>
+                  <w:rFonts w:ascii="Cambria Math" w:hAnsi="Cambria Math"/>
+                  <w:color w:val="000000"/>
+                </w:rPr>
+                <m:t>m∕</m:t>
+              </m:r>
+              <m:sSup>
+                <m:sSupPr>
+                  <m:ctrlPr>
+                    <w:rPr>
+                      <w:rFonts w:ascii="Cambria Math" w:hAnsi="Cambria Math"/>
+                      <w:b/>
+                      <w:bCs/>
+                      <w:i/>
+                      <w:color w:val="000000"/>
+                    </w:rPr>
+                  </m:ctrlPr>
+                </m:sSupPr>
+                <m:e>
+                  <m:r>
+                    <m:rPr>
+                      <m:sty m:val="bi"/>
+                    </m:rPr>
+                    <w:rPr>
+                      <w:rFonts w:ascii="Cambria Math" w:hAnsi="Cambria Math"/>
+                      <w:color w:val="000000"/>
+                    </w:rPr>
+                    <m:t>s</m:t>
+                  </m:r>
+                </m:e>
+                <m:sup>
+                  <m:r>
+                    <m:rPr>
+                      <m:sty m:val="bi"/>
+                    </m:rPr>
+                    <w:rPr>
+                      <w:rFonts w:ascii="Cambria Math" w:hAnsi="Cambria Math"/>
+                      <w:color w:val="000000"/>
+                    </w:rPr>
+                    <m:t>2</m:t>
+                  </m:r>
+                </m:sup>
+              </m:sSup>
+            </m:oMath>
+            <w:r>
+              <w:rPr>
+                <w:b/>
+                <w:bCs/>
+                <w:color w:val="000000"/>
+              </w:rPr>
+              <w:t>)</w:t>
             </w:r>
           </w:p>
         </w:tc>
         <w:tc>
           <w:tcPr>
-            <w:tcW w:w="755" w:type="dxa"/>
+            <w:tcW w:w="293" w:type="dxa"/>
             <w:tcBorders>
               <w:top w:val="nil"/>
               <w:left w:val="nil"/>
@@ -1648,17 +1896,16 @@
           </w:tcPr>
           <w:p>
             <w:pPr>
-              <w:rPr>
-                <w:rFonts w:ascii="Aptos Narrow" w:hAnsi="Aptos Narrow"/>
+              <w:jc w:val="center"/>
+              <w:rPr>
                 <w:color w:val="000000"/>
               </w:rPr>
             </w:pPr>
             <w:r>
               <w:rPr>
-                <w:rFonts w:ascii="Aptos Narrow" w:hAnsi="Aptos Narrow"/>
                 <w:color w:val="000000"/>
               </w:rPr>
-              <w:t> </w:t>
+              <w:t>9.531</w:t>
             </w:r>
           </w:p>
         </w:tc>
@@ -1678,17 +1925,16 @@
           </w:tcPr>
           <w:p>
             <w:pPr>
-              <w:rPr>
-                <w:rFonts w:ascii="Aptos Narrow" w:hAnsi="Aptos Narrow"/>
+              <w:jc w:val="center"/>
+              <w:rPr>
                 <w:color w:val="000000"/>
               </w:rPr>
             </w:pPr>
             <w:r>
               <w:rPr>
-                <w:rFonts w:ascii="Aptos Narrow" w:hAnsi="Aptos Narrow"/>
                 <w:color w:val="000000"/>
               </w:rPr>
-              <w:t> </w:t>
+              <w:t>9.716</w:t>
             </w:r>
           </w:p>
         </w:tc>
@@ -1708,17 +1954,16 @@
           </w:tcPr>
           <w:p>
             <w:pPr>
-              <w:rPr>
-                <w:rFonts w:ascii="Aptos Narrow" w:hAnsi="Aptos Narrow"/>
+              <w:jc w:val="center"/>
+              <w:rPr>
                 <w:color w:val="000000"/>
               </w:rPr>
             </w:pPr>
             <w:r>
               <w:rPr>
-                <w:rFonts w:ascii="Aptos Narrow" w:hAnsi="Aptos Narrow"/>
                 <w:color w:val="000000"/>
               </w:rPr>
-              <w:t> </w:t>
+              <w:t>9.724</w:t>
             </w:r>
           </w:p>
         </w:tc>
@@ -1738,17 +1983,16 @@
           </w:tcPr>
           <w:p>
             <w:pPr>
-              <w:rPr>
-                <w:rFonts w:ascii="Aptos Narrow" w:hAnsi="Aptos Narrow"/>
+              <w:jc w:val="center"/>
+              <w:rPr>
                 <w:color w:val="000000"/>
               </w:rPr>
             </w:pPr>
             <w:r>
               <w:rPr>
-                <w:rFonts w:ascii="Aptos Narrow" w:hAnsi="Aptos Narrow"/>
                 <w:color w:val="000000"/>
               </w:rPr>
-              <w:t> </w:t>
+              <w:t>9.707</w:t>
             </w:r>
           </w:p>
         </w:tc>
@@ -1768,17 +2012,22 @@
           </w:tcPr>
           <w:p>
             <w:pPr>
-              <w:rPr>
-                <w:rFonts w:ascii="Aptos Narrow" w:hAnsi="Aptos Narrow"/>
+              <w:jc w:val="center"/>
+              <w:rPr>
                 <w:color w:val="000000"/>
               </w:rPr>
             </w:pPr>
             <w:r>
               <w:rPr>
-                <w:rFonts w:ascii="Aptos Narrow" w:hAnsi="Aptos Narrow"/>
                 <w:color w:val="000000"/>
               </w:rPr>
-              <w:t> </w:t>
+              <w:t>9.</w:t>
+            </w:r>
+            <w:r>
+              <w:rPr>
+                <w:color w:val="000000"/>
+              </w:rPr>
+              <w:t>7</w:t>
             </w:r>
           </w:p>
         </w:tc>
@@ -1798,17 +2047,16 @@
           </w:tcPr>
           <w:p>
             <w:pPr>
-              <w:rPr>
-                <w:rFonts w:ascii="Aptos Narrow" w:hAnsi="Aptos Narrow"/>
+              <w:jc w:val="center"/>
+              <w:rPr>
                 <w:color w:val="000000"/>
               </w:rPr>
             </w:pPr>
             <w:r>
               <w:rPr>
-                <w:rFonts w:ascii="Aptos Narrow" w:hAnsi="Aptos Narrow"/>
                 <w:color w:val="000000"/>
               </w:rPr>
-              <w:t> </w:t>
+              <w:t>9.628</w:t>
             </w:r>
           </w:p>
         </w:tc>
@@ -1818,10 +2066,16 @@
       <w:pPr>
         <w:pStyle w:val="Heading1"/>
         <w:spacing w:before="170"/>
+        <w:rPr>
+          <w:sz w:val="24"/>
+          <w:szCs w:val="24"/>
+        </w:rPr>
       </w:pPr>
       <w:r>
         <w:rPr>
           <w:spacing w:val="-2"/>
+          <w:sz w:val="24"/>
+          <w:szCs w:val="24"/>
         </w:rPr>
         <w:t>Analysis</w:t>
       </w:r>
@@ -1831,20 +2085,22 @@
         <w:pStyle w:val="ListParagraph"/>
         <w:numPr>
           <w:ilvl w:val="0"/>
-          <w:numId w:val="2"/>
+          <w:numId w:val="4"/>
         </w:numPr>
         <w:tabs>
           <w:tab w:val="left" w:pos="718"/>
         </w:tabs>
         <w:spacing w:before="224" w:line="208" w:lineRule="auto"/>
-        <w:ind w:right="200" w:firstLine="0"/>
-        <w:rPr>
-          <w:sz w:val="24"/>
-        </w:rPr>
-      </w:pPr>
-      <w:r>
-        <w:rPr>
-          <w:sz w:val="24"/>
+        <w:ind w:right="200"/>
+        <w:rPr>
+          <w:sz w:val="24"/>
+          <w:szCs w:val="24"/>
+        </w:rPr>
+      </w:pPr>
+      <w:r>
+        <w:rPr>
+          <w:sz w:val="24"/>
+          <w:szCs w:val="24"/>
         </w:rPr>
         <w:t>From</w:t>
       </w:r>
@@ -1852,12 +2108,14 @@
         <w:rPr>
           <w:spacing w:val="-3"/>
           <w:sz w:val="24"/>
-        </w:rPr>
-        <w:t xml:space="preserve"> </w:t>
-      </w:r>
-      <w:r>
-        <w:rPr>
-          <w:sz w:val="24"/>
+          <w:szCs w:val="24"/>
+        </w:rPr>
+        <w:t xml:space="preserve"> </w:t>
+      </w:r>
+      <w:r>
+        <w:rPr>
+          <w:sz w:val="24"/>
+          <w:szCs w:val="24"/>
         </w:rPr>
         <w:t>your</w:t>
       </w:r>
@@ -1865,12 +2123,14 @@
         <w:rPr>
           <w:spacing w:val="-3"/>
           <w:sz w:val="24"/>
-        </w:rPr>
-        <w:t xml:space="preserve"> </w:t>
-      </w:r>
-      <w:r>
-        <w:rPr>
-          <w:sz w:val="24"/>
+          <w:szCs w:val="24"/>
+        </w:rPr>
+        <w:t xml:space="preserve"> </w:t>
+      </w:r>
+      <w:r>
+        <w:rPr>
+          <w:sz w:val="24"/>
+          <w:szCs w:val="24"/>
         </w:rPr>
         <w:t>six</w:t>
       </w:r>
@@ -1878,12 +2138,14 @@
         <w:rPr>
           <w:spacing w:val="-3"/>
           <w:sz w:val="24"/>
-        </w:rPr>
-        <w:t xml:space="preserve"> </w:t>
-      </w:r>
-      <w:r>
-        <w:rPr>
-          <w:sz w:val="24"/>
+          <w:szCs w:val="24"/>
+        </w:rPr>
+        <w:t xml:space="preserve"> </w:t>
+      </w:r>
+      <w:r>
+        <w:rPr>
+          <w:sz w:val="24"/>
+          <w:szCs w:val="24"/>
         </w:rPr>
         <w:t>trials,</w:t>
       </w:r>
@@ -1891,12 +2153,14 @@
         <w:rPr>
           <w:spacing w:val="-3"/>
           <w:sz w:val="24"/>
-        </w:rPr>
-        <w:t xml:space="preserve"> </w:t>
-      </w:r>
-      <w:r>
-        <w:rPr>
-          <w:sz w:val="24"/>
+          <w:szCs w:val="24"/>
+        </w:rPr>
+        <w:t xml:space="preserve"> </w:t>
+      </w:r>
+      <w:r>
+        <w:rPr>
+          <w:sz w:val="24"/>
+          <w:szCs w:val="24"/>
         </w:rPr>
         <w:t>determine</w:t>
       </w:r>
@@ -1904,12 +2168,14 @@
         <w:rPr>
           <w:spacing w:val="-5"/>
           <w:sz w:val="24"/>
-        </w:rPr>
-        <w:t xml:space="preserve"> </w:t>
-      </w:r>
-      <w:r>
-        <w:rPr>
-          <w:sz w:val="24"/>
+          <w:szCs w:val="24"/>
+        </w:rPr>
+        <w:t xml:space="preserve"> </w:t>
+      </w:r>
+      <w:r>
+        <w:rPr>
+          <w:sz w:val="24"/>
+          <w:szCs w:val="24"/>
         </w:rPr>
         <w:t>the</w:t>
       </w:r>
@@ -1917,12 +2183,14 @@
         <w:rPr>
           <w:spacing w:val="-5"/>
           <w:sz w:val="24"/>
-        </w:rPr>
-        <w:t xml:space="preserve"> </w:t>
-      </w:r>
-      <w:r>
-        <w:rPr>
-          <w:sz w:val="24"/>
+          <w:szCs w:val="24"/>
+        </w:rPr>
+        <w:t xml:space="preserve"> </w:t>
+      </w:r>
+      <w:r>
+        <w:rPr>
+          <w:sz w:val="24"/>
+          <w:szCs w:val="24"/>
         </w:rPr>
         <w:t>minimum,</w:t>
       </w:r>
@@ -1930,12 +2198,14 @@
         <w:rPr>
           <w:spacing w:val="-3"/>
           <w:sz w:val="24"/>
-        </w:rPr>
-        <w:t xml:space="preserve"> </w:t>
-      </w:r>
-      <w:r>
-        <w:rPr>
-          <w:sz w:val="24"/>
+          <w:szCs w:val="24"/>
+        </w:rPr>
+        <w:t xml:space="preserve"> </w:t>
+      </w:r>
+      <w:r>
+        <w:rPr>
+          <w:sz w:val="24"/>
+          <w:szCs w:val="24"/>
         </w:rPr>
         <w:t>maximum,</w:t>
       </w:r>
@@ -1943,12 +2213,14 @@
         <w:rPr>
           <w:spacing w:val="-3"/>
           <w:sz w:val="24"/>
-        </w:rPr>
-        <w:t xml:space="preserve"> </w:t>
-      </w:r>
-      <w:r>
-        <w:rPr>
-          <w:sz w:val="24"/>
+          <w:szCs w:val="24"/>
+        </w:rPr>
+        <w:t xml:space="preserve"> </w:t>
+      </w:r>
+      <w:r>
+        <w:rPr>
+          <w:sz w:val="24"/>
+          <w:szCs w:val="24"/>
         </w:rPr>
         <w:t>and</w:t>
       </w:r>
@@ -1956,12 +2228,14 @@
         <w:rPr>
           <w:spacing w:val="-5"/>
           <w:sz w:val="24"/>
-        </w:rPr>
-        <w:t xml:space="preserve"> </w:t>
-      </w:r>
-      <w:r>
-        <w:rPr>
-          <w:sz w:val="24"/>
+          <w:szCs w:val="24"/>
+        </w:rPr>
+        <w:t xml:space="preserve"> </w:t>
+      </w:r>
+      <w:r>
+        <w:rPr>
+          <w:sz w:val="24"/>
+          <w:szCs w:val="24"/>
         </w:rPr>
         <w:t>average</w:t>
       </w:r>
@@ -1969,12 +2243,14 @@
         <w:rPr>
           <w:spacing w:val="-3"/>
           <w:sz w:val="24"/>
-        </w:rPr>
-        <w:t xml:space="preserve"> </w:t>
-      </w:r>
-      <w:r>
-        <w:rPr>
-          <w:sz w:val="24"/>
+          <w:szCs w:val="24"/>
+        </w:rPr>
+        <w:t xml:space="preserve"> </w:t>
+      </w:r>
+      <w:r>
+        <w:rPr>
+          <w:sz w:val="24"/>
+          <w:szCs w:val="24"/>
         </w:rPr>
         <w:t>values</w:t>
       </w:r>
@@ -1982,12 +2258,14 @@
         <w:rPr>
           <w:spacing w:val="-3"/>
           <w:sz w:val="24"/>
-        </w:rPr>
-        <w:t xml:space="preserve"> </w:t>
-      </w:r>
-      <w:r>
-        <w:rPr>
-          <w:sz w:val="24"/>
+          <w:szCs w:val="24"/>
+        </w:rPr>
+        <w:t xml:space="preserve"> </w:t>
+      </w:r>
+      <w:r>
+        <w:rPr>
+          <w:sz w:val="24"/>
+          <w:szCs w:val="24"/>
         </w:rPr>
         <w:t>for</w:t>
       </w:r>
@@ -1995,12 +2273,14 @@
         <w:rPr>
           <w:spacing w:val="-3"/>
           <w:sz w:val="24"/>
-        </w:rPr>
-        <w:t xml:space="preserve"> </w:t>
-      </w:r>
-      <w:r>
-        <w:rPr>
-          <w:sz w:val="24"/>
+          <w:szCs w:val="24"/>
+        </w:rPr>
+        <w:t xml:space="preserve"> </w:t>
+      </w:r>
+      <w:r>
+        <w:rPr>
+          <w:sz w:val="24"/>
+          <w:szCs w:val="24"/>
         </w:rPr>
         <w:t>the</w:t>
       </w:r>
@@ -2008,12 +2288,14 @@
         <w:rPr>
           <w:spacing w:val="-3"/>
           <w:sz w:val="24"/>
-        </w:rPr>
-        <w:t xml:space="preserve"> </w:t>
-      </w:r>
-      <w:r>
-        <w:rPr>
-          <w:sz w:val="24"/>
+          <w:szCs w:val="24"/>
+        </w:rPr>
+        <w:t xml:space="preserve"> </w:t>
+      </w:r>
+      <w:r>
+        <w:rPr>
+          <w:sz w:val="24"/>
+          <w:szCs w:val="24"/>
         </w:rPr>
         <w:t>acceleration</w:t>
       </w:r>
@@ -2021,12 +2303,14 @@
         <w:rPr>
           <w:spacing w:val="-3"/>
           <w:sz w:val="24"/>
-        </w:rPr>
-        <w:t xml:space="preserve"> </w:t>
-      </w:r>
-      <w:r>
-        <w:rPr>
-          <w:sz w:val="24"/>
+          <w:szCs w:val="24"/>
+        </w:rPr>
+        <w:t xml:space="preserve"> </w:t>
+      </w:r>
+      <w:r>
+        <w:rPr>
+          <w:sz w:val="24"/>
+          <w:szCs w:val="24"/>
         </w:rPr>
         <w:t>of</w:t>
       </w:r>
@@ -2034,24 +2318,178 @@
         <w:rPr>
           <w:spacing w:val="-3"/>
           <w:sz w:val="24"/>
-        </w:rPr>
-        <w:t xml:space="preserve"> </w:t>
-      </w:r>
-      <w:r>
-        <w:rPr>
-          <w:sz w:val="24"/>
+          <w:szCs w:val="24"/>
+        </w:rPr>
+        <w:t xml:space="preserve"> </w:t>
+      </w:r>
+      <w:r>
+        <w:rPr>
+          <w:sz w:val="24"/>
+          <w:szCs w:val="24"/>
         </w:rPr>
         <w:t>the Picket Fence. Record them in the data table below.</w:t>
       </w:r>
     </w:p>
     <w:p>
       <w:pPr>
-        <w:pStyle w:val="BodyText"/>
-        <w:spacing w:before="13"/>
-        <w:rPr>
-          <w:sz w:val="20"/>
-        </w:rPr>
-      </w:pPr>
+        <w:pStyle w:val="ListParagraph"/>
+        <w:tabs>
+          <w:tab w:val="left" w:pos="718"/>
+        </w:tabs>
+        <w:spacing w:before="224" w:line="208" w:lineRule="auto"/>
+        <w:ind w:left="720" w:right="200"/>
+        <w:rPr>
+          <w:sz w:val="24"/>
+          <w:szCs w:val="24"/>
+        </w:rPr>
+      </w:pPr>
+      <m:oMathPara>
+        <m:oMath>
+          <m:sSub>
+            <m:sSubPr>
+              <m:ctrlPr>
+                <w:rPr>
+                  <w:rFonts w:ascii="Cambria Math" w:hAnsi="Cambria Math"/>
+                  <w:i/>
+                  <w:sz w:val="24"/>
+                  <w:szCs w:val="24"/>
+                </w:rPr>
+              </m:ctrlPr>
+            </m:sSubPr>
+            <m:e>
+              <m:r>
+                <w:rPr>
+                  <w:rFonts w:ascii="Cambria Math" w:hAnsi="Cambria Math"/>
+                </w:rPr>
+                <m:t>a</m:t>
+              </m:r>
+            </m:e>
+            <m:sub>
+              <m:r>
+                <w:rPr>
+                  <w:rFonts w:ascii="Cambria Math" w:hAnsi="Cambria Math"/>
+                </w:rPr>
+                <m:t>av</m:t>
+              </m:r>
+            </m:sub>
+          </m:sSub>
+          <m:r>
+            <w:rPr>
+              <w:rFonts w:ascii="Cambria Math" w:hAnsi="Cambria Math"/>
+            </w:rPr>
+            <m:t>=</m:t>
+          </m:r>
+          <m:f>
+            <m:fPr>
+              <m:ctrlPr>
+                <w:rPr>
+                  <w:rFonts w:ascii="Cambria Math" w:hAnsi="Cambria Math"/>
+                  <w:i/>
+                  <w:sz w:val="24"/>
+                  <w:szCs w:val="24"/>
+                </w:rPr>
+              </m:ctrlPr>
+            </m:fPr>
+            <m:num>
+              <m:r>
+                <w:rPr>
+                  <w:rFonts w:ascii="Cambria Math" w:hAnsi="Cambria Math"/>
+                </w:rPr>
+                <m:t>9.531+9.716+9.724+9.707+9.7+9.6</m:t>
+              </m:r>
+              <m:r>
+                <w:rPr>
+                  <w:rFonts w:ascii="Cambria Math" w:hAnsi="Cambria Math"/>
+                  <w:sz w:val="24"/>
+                  <w:szCs w:val="24"/>
+                </w:rPr>
+                <m:t>28</m:t>
+              </m:r>
+            </m:num>
+            <m:den>
+              <m:r>
+                <w:rPr>
+                  <w:rFonts w:ascii="Cambria Math" w:hAnsi="Cambria Math"/>
+                </w:rPr>
+                <m:t>6</m:t>
+              </m:r>
+            </m:den>
+          </m:f>
+          <m:r>
+            <w:rPr>
+              <w:rFonts w:ascii="Cambria Math" w:hAnsi="Cambria Math"/>
+              <w:sz w:val="24"/>
+              <w:szCs w:val="24"/>
+            </w:rPr>
+            <m:t>=9.66 (</m:t>
+          </m:r>
+          <m:f>
+            <m:fPr>
+              <m:type m:val="lin"/>
+              <m:ctrlPr>
+                <w:rPr>
+                  <w:rFonts w:ascii="Cambria Math" w:hAnsi="Cambria Math"/>
+                  <w:i/>
+                </w:rPr>
+              </m:ctrlPr>
+            </m:fPr>
+            <m:num>
+              <m:r>
+                <w:rPr>
+                  <w:rFonts w:ascii="Cambria Math" w:hAnsi="Cambria Math"/>
+                </w:rPr>
+                <m:t>m</m:t>
+              </m:r>
+              <m:ctrlPr>
+                <w:rPr>
+                  <w:rFonts w:ascii="Cambria Math" w:hAnsi="Cambria Math"/>
+                  <w:i/>
+                  <w:sz w:val="24"/>
+                  <w:szCs w:val="24"/>
+                </w:rPr>
+              </m:ctrlPr>
+            </m:num>
+            <m:den>
+              <m:sSup>
+                <m:sSupPr>
+                  <m:ctrlPr>
+                    <w:rPr>
+                      <w:rFonts w:ascii="Cambria Math" w:hAnsi="Cambria Math"/>
+                      <w:i/>
+                      <w:sz w:val="24"/>
+                      <w:szCs w:val="24"/>
+                    </w:rPr>
+                  </m:ctrlPr>
+                </m:sSupPr>
+                <m:e>
+                  <m:r>
+                    <w:rPr>
+                      <w:rFonts w:ascii="Cambria Math" w:hAnsi="Cambria Math"/>
+                    </w:rPr>
+                    <m:t>s</m:t>
+                  </m:r>
+                </m:e>
+                <m:sup>
+                  <m:r>
+                    <w:rPr>
+                      <w:rFonts w:ascii="Cambria Math" w:hAnsi="Cambria Math"/>
+                    </w:rPr>
+                    <m:t>2</m:t>
+                  </m:r>
+                </m:sup>
+              </m:sSup>
+            </m:den>
+          </m:f>
+          <m:r>
+            <w:rPr>
+              <w:rFonts w:ascii="Cambria Math" w:hAnsi="Cambria Math"/>
+              <w:sz w:val="24"/>
+              <w:szCs w:val="24"/>
+            </w:rPr>
+            <m:t>)</m:t>
+          </m:r>
+        </m:oMath>
+      </m:oMathPara>
     </w:p>
     <w:p>
       <w:pPr>
@@ -2103,24 +2541,25 @@
         <w:tblLook w:val="01E0" w:firstRow="1" w:lastRow="1" w:firstColumn="1" w:lastColumn="1" w:noHBand="0" w:noVBand="0"/>
       </w:tblPr>
       <w:tblGrid>
-        <w:gridCol w:w="3034"/>
+        <w:gridCol w:w="2448"/>
         <w:gridCol w:w="1440"/>
         <w:gridCol w:w="1440"/>
         <w:gridCol w:w="1440"/>
       </w:tblGrid>
       <w:tr>
         <w:trPr>
-          <w:trHeight w:val="349"/>
+          <w:trHeight w:val="288"/>
         </w:trPr>
         <w:tc>
           <w:tcPr>
-            <w:tcW w:w="3034" w:type="dxa"/>
+            <w:tcW w:w="2448" w:type="dxa"/>
           </w:tcPr>
           <w:p>
             <w:pPr>
               <w:pStyle w:val="TableParagraph"/>
               <w:rPr>
                 <w:sz w:val="24"/>
+                <w:szCs w:val="24"/>
               </w:rPr>
             </w:pPr>
           </w:p>
@@ -2136,12 +2575,14 @@
               <w:ind w:left="238"/>
               <w:rPr>
                 <w:sz w:val="24"/>
+                <w:szCs w:val="24"/>
               </w:rPr>
             </w:pPr>
             <w:r>
               <w:rPr>
                 <w:spacing w:val="-2"/>
                 <w:sz w:val="24"/>
+                <w:szCs w:val="24"/>
               </w:rPr>
               <w:t>Minimum</w:t>
             </w:r>
@@ -2158,12 +2599,14 @@
               <w:ind w:left="217"/>
               <w:rPr>
                 <w:sz w:val="24"/>
+                <w:szCs w:val="24"/>
               </w:rPr>
             </w:pPr>
             <w:r>
               <w:rPr>
                 <w:spacing w:val="-2"/>
                 <w:sz w:val="24"/>
+                <w:szCs w:val="24"/>
               </w:rPr>
               <w:t>Maximum</w:t>
             </w:r>
@@ -2180,12 +2623,14 @@
               <w:ind w:left="308"/>
               <w:rPr>
                 <w:sz w:val="24"/>
+                <w:szCs w:val="24"/>
               </w:rPr>
             </w:pPr>
             <w:r>
               <w:rPr>
                 <w:spacing w:val="-2"/>
                 <w:sz w:val="24"/>
+                <w:szCs w:val="24"/>
               </w:rPr>
               <w:t>Average</w:t>
             </w:r>
@@ -2194,25 +2639,28 @@
       </w:tr>
       <w:tr>
         <w:trPr>
-          <w:trHeight w:val="532"/>
+          <w:trHeight w:val="288"/>
         </w:trPr>
         <w:tc>
           <w:tcPr>
-            <w:tcW w:w="3034" w:type="dxa"/>
+            <w:tcW w:w="2448" w:type="dxa"/>
+            <w:vAlign w:val="center"/>
           </w:tcPr>
           <w:p>
             <w:pPr>
               <w:pStyle w:val="TableParagraph"/>
               <w:spacing w:before="15"/>
-              <w:ind w:left="580"/>
+              <w:jc w:val="center"/>
               <w:rPr>
                 <w:sz w:val="24"/>
+                <w:szCs w:val="24"/>
               </w:rPr>
             </w:pPr>
             <w:r>
               <w:rPr>
                 <w:spacing w:val="-2"/>
                 <w:sz w:val="24"/>
+                <w:szCs w:val="24"/>
               </w:rPr>
               <w:t>Acceleration</w:t>
             </w:r>
@@ -2220,6 +2668,7 @@
               <w:rPr>
                 <w:spacing w:val="5"/>
                 <w:sz w:val="24"/>
+                <w:szCs w:val="24"/>
               </w:rPr>
               <w:t xml:space="preserve"> </w:t>
             </w:r>
@@ -2227,6 +2676,7 @@
               <w:rPr>
                 <w:spacing w:val="-2"/>
                 <w:sz w:val="24"/>
+                <w:szCs w:val="24"/>
               </w:rPr>
               <w:t>(m/s</w:t>
             </w:r>
@@ -2234,6 +2684,7 @@
               <w:rPr>
                 <w:spacing w:val="-2"/>
                 <w:sz w:val="24"/>
+                <w:szCs w:val="24"/>
                 <w:vertAlign w:val="superscript"/>
               </w:rPr>
               <w:t>2</w:t>
@@ -2242,6 +2693,7 @@
               <w:rPr>
                 <w:spacing w:val="-2"/>
                 <w:sz w:val="24"/>
+                <w:szCs w:val="24"/>
               </w:rPr>
               <w:t>)</w:t>
             </w:r>
@@ -2250,40 +2702,83 @@
         <w:tc>
           <w:tcPr>
             <w:tcW w:w="1440" w:type="dxa"/>
+            <w:vAlign w:val="center"/>
           </w:tcPr>
           <w:p>
             <w:pPr>
               <w:pStyle w:val="TableParagraph"/>
+              <w:jc w:val="center"/>
               <w:rPr>
                 <w:sz w:val="24"/>
+                <w:szCs w:val="24"/>
               </w:rPr>
             </w:pPr>
+            <w:r>
+              <w:rPr>
+                <w:rFonts w:ascii="Aptos Narrow" w:hAnsi="Aptos Narrow"/>
+                <w:color w:val="000000"/>
+                <w:sz w:val="24"/>
+                <w:szCs w:val="24"/>
+              </w:rPr>
+              <w:t>9.</w:t>
+            </w:r>
+            <w:r>
+              <w:rPr>
+                <w:rFonts w:ascii="Aptos Narrow" w:hAnsi="Aptos Narrow"/>
+                <w:color w:val="000000"/>
+                <w:sz w:val="24"/>
+                <w:szCs w:val="24"/>
+              </w:rPr>
+              <w:t>531</w:t>
+            </w:r>
           </w:p>
         </w:tc>
         <w:tc>
           <w:tcPr>
             <w:tcW w:w="1440" w:type="dxa"/>
+            <w:vAlign w:val="center"/>
           </w:tcPr>
           <w:p>
             <w:pPr>
               <w:pStyle w:val="TableParagraph"/>
+              <w:jc w:val="center"/>
               <w:rPr>
                 <w:sz w:val="24"/>
+                <w:szCs w:val="24"/>
               </w:rPr>
             </w:pPr>
+            <w:r>
+              <w:rPr>
+                <w:rFonts w:ascii="Aptos Narrow" w:hAnsi="Aptos Narrow"/>
+                <w:color w:val="000000"/>
+                <w:sz w:val="24"/>
+                <w:szCs w:val="24"/>
+              </w:rPr>
+              <w:t>9.724</w:t>
+            </w:r>
           </w:p>
         </w:tc>
         <w:tc>
           <w:tcPr>
             <w:tcW w:w="1440" w:type="dxa"/>
+            <w:vAlign w:val="center"/>
           </w:tcPr>
           <w:p>
             <w:pPr>
               <w:pStyle w:val="TableParagraph"/>
+              <w:jc w:val="center"/>
               <w:rPr>
                 <w:sz w:val="24"/>
+                <w:szCs w:val="24"/>
               </w:rPr>
             </w:pPr>
+            <w:r>
+              <w:rPr>
+                <w:sz w:val="24"/>
+                <w:szCs w:val="24"/>
+              </w:rPr>
+              <w:t>9.66</w:t>
+            </w:r>
           </w:p>
         </w:tc>
       </w:tr>
@@ -2293,20 +2788,21 @@
         <w:pStyle w:val="ListParagraph"/>
         <w:numPr>
           <w:ilvl w:val="0"/>
-          <w:numId w:val="2"/>
+          <w:numId w:val="4"/>
         </w:numPr>
         <w:tabs>
           <w:tab w:val="left" w:pos="238"/>
         </w:tabs>
         <w:spacing w:before="208"/>
-        <w:ind w:left="238" w:hanging="238"/>
-        <w:rPr>
-          <w:sz w:val="24"/>
-        </w:rPr>
-      </w:pPr>
-      <w:r>
-        <w:rPr>
-          <w:sz w:val="24"/>
+        <w:rPr>
+          <w:sz w:val="24"/>
+          <w:szCs w:val="24"/>
+        </w:rPr>
+      </w:pPr>
+      <w:r>
+        <w:rPr>
+          <w:sz w:val="24"/>
+          <w:szCs w:val="24"/>
         </w:rPr>
         <w:t>Describe</w:t>
       </w:r>
@@ -2314,12 +2810,14 @@
         <w:rPr>
           <w:spacing w:val="-6"/>
           <w:sz w:val="24"/>
-        </w:rPr>
-        <w:t xml:space="preserve"> </w:t>
-      </w:r>
-      <w:r>
-        <w:rPr>
-          <w:sz w:val="24"/>
+          <w:szCs w:val="24"/>
+        </w:rPr>
+        <w:t xml:space="preserve"> </w:t>
+      </w:r>
+      <w:r>
+        <w:rPr>
+          <w:sz w:val="24"/>
+          <w:szCs w:val="24"/>
         </w:rPr>
         <w:t>in</w:t>
       </w:r>
@@ -2327,12 +2825,14 @@
         <w:rPr>
           <w:spacing w:val="-5"/>
           <w:sz w:val="24"/>
-        </w:rPr>
-        <w:t xml:space="preserve"> </w:t>
-      </w:r>
-      <w:r>
-        <w:rPr>
-          <w:sz w:val="24"/>
+          <w:szCs w:val="24"/>
+        </w:rPr>
+        <w:t xml:space="preserve"> </w:t>
+      </w:r>
+      <w:r>
+        <w:rPr>
+          <w:sz w:val="24"/>
+          <w:szCs w:val="24"/>
         </w:rPr>
         <w:t>words</w:t>
       </w:r>
@@ -2340,12 +2840,14 @@
         <w:rPr>
           <w:spacing w:val="-5"/>
           <w:sz w:val="24"/>
-        </w:rPr>
-        <w:t xml:space="preserve"> </w:t>
-      </w:r>
-      <w:r>
-        <w:rPr>
-          <w:sz w:val="24"/>
+          <w:szCs w:val="24"/>
+        </w:rPr>
+        <w:t xml:space="preserve"> </w:t>
+      </w:r>
+      <w:r>
+        <w:rPr>
+          <w:sz w:val="24"/>
+          <w:szCs w:val="24"/>
         </w:rPr>
         <w:t>and</w:t>
       </w:r>
@@ -2353,12 +2855,14 @@
         <w:rPr>
           <w:spacing w:val="-6"/>
           <w:sz w:val="24"/>
-        </w:rPr>
-        <w:t xml:space="preserve"> </w:t>
-      </w:r>
-      <w:r>
-        <w:rPr>
-          <w:sz w:val="24"/>
+          <w:szCs w:val="24"/>
+        </w:rPr>
+        <w:t xml:space="preserve"> </w:t>
+      </w:r>
+      <w:r>
+        <w:rPr>
+          <w:sz w:val="24"/>
+          <w:szCs w:val="24"/>
         </w:rPr>
         <w:t>sketch</w:t>
       </w:r>
@@ -2366,12 +2870,14 @@
         <w:rPr>
           <w:spacing w:val="-5"/>
           <w:sz w:val="24"/>
-        </w:rPr>
-        <w:t xml:space="preserve"> </w:t>
-      </w:r>
-      <w:r>
-        <w:rPr>
-          <w:sz w:val="24"/>
+          <w:szCs w:val="24"/>
+        </w:rPr>
+        <w:t xml:space="preserve"> </w:t>
+      </w:r>
+      <w:r>
+        <w:rPr>
+          <w:sz w:val="24"/>
+          <w:szCs w:val="24"/>
         </w:rPr>
         <w:t>the</w:t>
       </w:r>
@@ -2379,12 +2885,14 @@
         <w:rPr>
           <w:spacing w:val="-5"/>
           <w:sz w:val="24"/>
-        </w:rPr>
-        <w:t xml:space="preserve"> </w:t>
-      </w:r>
-      <w:r>
-        <w:rPr>
-          <w:sz w:val="24"/>
+          <w:szCs w:val="24"/>
+        </w:rPr>
+        <w:t xml:space="preserve"> </w:t>
+      </w:r>
+      <w:r>
+        <w:rPr>
+          <w:sz w:val="24"/>
+          <w:szCs w:val="24"/>
         </w:rPr>
         <w:t>shape</w:t>
       </w:r>
@@ -2392,12 +2900,14 @@
         <w:rPr>
           <w:spacing w:val="-6"/>
           <w:sz w:val="24"/>
-        </w:rPr>
-        <w:t xml:space="preserve"> </w:t>
-      </w:r>
-      <w:r>
-        <w:rPr>
-          <w:sz w:val="24"/>
+          <w:szCs w:val="24"/>
+        </w:rPr>
+        <w:t xml:space="preserve"> </w:t>
+      </w:r>
+      <w:r>
+        <w:rPr>
+          <w:sz w:val="24"/>
+          <w:szCs w:val="24"/>
         </w:rPr>
         <w:t>of</w:t>
       </w:r>
@@ -2405,12 +2915,14 @@
         <w:rPr>
           <w:spacing w:val="-7"/>
           <w:sz w:val="24"/>
-        </w:rPr>
-        <w:t xml:space="preserve"> </w:t>
-      </w:r>
-      <w:r>
-        <w:rPr>
-          <w:sz w:val="24"/>
+          <w:szCs w:val="24"/>
+        </w:rPr>
+        <w:t xml:space="preserve"> </w:t>
+      </w:r>
+      <w:r>
+        <w:rPr>
+          <w:sz w:val="24"/>
+          <w:szCs w:val="24"/>
         </w:rPr>
         <w:t>the</w:t>
       </w:r>
@@ -2418,12 +2930,14 @@
         <w:rPr>
           <w:spacing w:val="-7"/>
           <w:sz w:val="24"/>
-        </w:rPr>
-        <w:t xml:space="preserve"> </w:t>
-      </w:r>
-      <w:r>
-        <w:rPr>
-          <w:sz w:val="24"/>
+          <w:szCs w:val="24"/>
+        </w:rPr>
+        <w:t xml:space="preserve"> </w:t>
+      </w:r>
+      <w:r>
+        <w:rPr>
+          <w:sz w:val="24"/>
+          <w:szCs w:val="24"/>
         </w:rPr>
         <w:t>position</w:t>
       </w:r>
@@ -2431,12 +2945,14 @@
         <w:rPr>
           <w:spacing w:val="-6"/>
           <w:sz w:val="24"/>
-        </w:rPr>
-        <w:t xml:space="preserve"> </w:t>
-      </w:r>
-      <w:r>
-        <w:rPr>
-          <w:sz w:val="24"/>
+          <w:szCs w:val="24"/>
+        </w:rPr>
+        <w:t xml:space="preserve"> </w:t>
+      </w:r>
+      <w:r>
+        <w:rPr>
+          <w:sz w:val="24"/>
+          <w:szCs w:val="24"/>
         </w:rPr>
         <w:t>vs.</w:t>
       </w:r>
@@ -2444,12 +2960,14 @@
         <w:rPr>
           <w:spacing w:val="-5"/>
           <w:sz w:val="24"/>
-        </w:rPr>
-        <w:t xml:space="preserve"> </w:t>
-      </w:r>
-      <w:r>
-        <w:rPr>
-          <w:sz w:val="24"/>
+          <w:szCs w:val="24"/>
+        </w:rPr>
+        <w:t xml:space="preserve"> </w:t>
+      </w:r>
+      <w:r>
+        <w:rPr>
+          <w:sz w:val="24"/>
+          <w:szCs w:val="24"/>
         </w:rPr>
         <w:t>time</w:t>
       </w:r>
@@ -2457,12 +2975,14 @@
         <w:rPr>
           <w:spacing w:val="-5"/>
           <w:sz w:val="24"/>
-        </w:rPr>
-        <w:t xml:space="preserve"> </w:t>
-      </w:r>
-      <w:r>
-        <w:rPr>
-          <w:sz w:val="24"/>
+          <w:szCs w:val="24"/>
+        </w:rPr>
+        <w:t xml:space="preserve"> </w:t>
+      </w:r>
+      <w:r>
+        <w:rPr>
+          <w:sz w:val="24"/>
+          <w:szCs w:val="24"/>
         </w:rPr>
         <w:t>graph</w:t>
       </w:r>
@@ -2470,12 +2990,14 @@
         <w:rPr>
           <w:spacing w:val="-6"/>
           <w:sz w:val="24"/>
-        </w:rPr>
-        <w:t xml:space="preserve"> </w:t>
-      </w:r>
-      <w:r>
-        <w:rPr>
-          <w:sz w:val="24"/>
+          <w:szCs w:val="24"/>
+        </w:rPr>
+        <w:t xml:space="preserve"> </w:t>
+      </w:r>
+      <w:r>
+        <w:rPr>
+          <w:sz w:val="24"/>
+          <w:szCs w:val="24"/>
         </w:rPr>
         <w:t>for</w:t>
       </w:r>
@@ -2483,12 +3005,14 @@
         <w:rPr>
           <w:spacing w:val="-5"/>
           <w:sz w:val="24"/>
-        </w:rPr>
-        <w:t xml:space="preserve"> </w:t>
-      </w:r>
-      <w:r>
-        <w:rPr>
-          <w:sz w:val="24"/>
+          <w:szCs w:val="24"/>
+        </w:rPr>
+        <w:t xml:space="preserve"> </w:t>
+      </w:r>
+      <w:r>
+        <w:rPr>
+          <w:sz w:val="24"/>
+          <w:szCs w:val="24"/>
         </w:rPr>
         <w:t>the</w:t>
       </w:r>
@@ -2496,12 +3020,14 @@
         <w:rPr>
           <w:spacing w:val="-5"/>
           <w:sz w:val="24"/>
-        </w:rPr>
-        <w:t xml:space="preserve"> </w:t>
-      </w:r>
-      <w:r>
-        <w:rPr>
-          <w:sz w:val="24"/>
+          <w:szCs w:val="24"/>
+        </w:rPr>
+        <w:t xml:space="preserve"> </w:t>
+      </w:r>
+      <w:r>
+        <w:rPr>
+          <w:sz w:val="24"/>
+          <w:szCs w:val="24"/>
         </w:rPr>
         <w:t>free</w:t>
       </w:r>
@@ -2509,6 +3035,7 @@
         <w:rPr>
           <w:spacing w:val="-5"/>
           <w:sz w:val="24"/>
+          <w:szCs w:val="24"/>
         </w:rPr>
         <w:t xml:space="preserve"> </w:t>
       </w:r>
@@ -2516,50 +3043,68 @@
         <w:rPr>
           <w:spacing w:val="-2"/>
           <w:sz w:val="24"/>
+          <w:szCs w:val="24"/>
         </w:rPr>
         <w:t>fall.</w:t>
       </w:r>
     </w:p>
     <w:p>
       <w:pPr>
-        <w:pStyle w:val="BodyText"/>
-      </w:pPr>
+        <w:pStyle w:val="NormalWeb"/>
+        <w:spacing w:before="0" w:beforeAutospacing="0" w:after="200" w:afterAutospacing="0"/>
+        <w:ind w:left="360" w:firstLine="360"/>
+      </w:pPr>
+      <w:r>
+        <w:rPr>
+          <w:color w:val="000000"/>
+        </w:rPr>
+        <w:t>The position vs. time graph is a parabola that opens upward. It starts with a slope of t=0, because the plastic is dropped from rest. As time passes, the graph gets steeper as each black bar passes through the photogate. Showing that velocity is increasing over time because of gravity. </w:t>
+      </w:r>
     </w:p>
     <w:p>
       <w:pPr>
-        <w:pStyle w:val="BodyText"/>
-      </w:pPr>
-    </w:p>
-    <w:p>
-      <w:pPr>
-        <w:pStyle w:val="BodyText"/>
-      </w:pPr>
-    </w:p>
-    <w:p>
-      <w:pPr>
-        <w:pStyle w:val="BodyText"/>
-        <w:spacing w:before="89"/>
-      </w:pPr>
+        <w:pStyle w:val="ListParagraph"/>
+        <w:tabs>
+          <w:tab w:val="left" w:pos="238"/>
+        </w:tabs>
+        <w:spacing w:before="208"/>
+        <w:ind w:left="720"/>
+        <w:rPr>
+          <w:sz w:val="24"/>
+          <w:szCs w:val="24"/>
+        </w:rPr>
+      </w:pPr>
+      <w:r>
+        <w:rPr>
+          <w:spacing w:val="-2"/>
+          <w:sz w:val="24"/>
+          <w:szCs w:val="24"/>
+        </w:rPr>
+        <w:lastRenderedPageBreak/>
+        <w:br/>
+      </w:r>
     </w:p>
     <w:p>
       <w:pPr>
         <w:pStyle w:val="ListParagraph"/>
         <w:numPr>
           <w:ilvl w:val="0"/>
-          <w:numId w:val="2"/>
+          <w:numId w:val="4"/>
         </w:numPr>
         <w:tabs>
           <w:tab w:val="left" w:pos="718"/>
         </w:tabs>
         <w:spacing w:line="208" w:lineRule="auto"/>
-        <w:ind w:right="341" w:firstLine="0"/>
-        <w:rPr>
-          <w:sz w:val="24"/>
-        </w:rPr>
-      </w:pPr>
-      <w:r>
-        <w:rPr>
-          <w:sz w:val="24"/>
+        <w:ind w:right="341"/>
+        <w:rPr>
+          <w:sz w:val="24"/>
+          <w:szCs w:val="24"/>
+        </w:rPr>
+      </w:pPr>
+      <w:r>
+        <w:rPr>
+          <w:sz w:val="24"/>
+          <w:szCs w:val="24"/>
         </w:rPr>
         <w:t>Describe</w:t>
       </w:r>
@@ -2567,12 +3112,14 @@
         <w:rPr>
           <w:spacing w:val="-6"/>
           <w:sz w:val="24"/>
-        </w:rPr>
-        <w:t xml:space="preserve"> </w:t>
-      </w:r>
-      <w:r>
-        <w:rPr>
-          <w:sz w:val="24"/>
+          <w:szCs w:val="24"/>
+        </w:rPr>
+        <w:t xml:space="preserve"> </w:t>
+      </w:r>
+      <w:r>
+        <w:rPr>
+          <w:sz w:val="24"/>
+          <w:szCs w:val="24"/>
         </w:rPr>
         <w:t>in</w:t>
       </w:r>
@@ -2580,12 +3127,14 @@
         <w:rPr>
           <w:spacing w:val="-1"/>
           <w:sz w:val="24"/>
-        </w:rPr>
-        <w:t xml:space="preserve"> </w:t>
-      </w:r>
-      <w:r>
-        <w:rPr>
-          <w:sz w:val="24"/>
+          <w:szCs w:val="24"/>
+        </w:rPr>
+        <w:t xml:space="preserve"> </w:t>
+      </w:r>
+      <w:r>
+        <w:rPr>
+          <w:sz w:val="24"/>
+          <w:szCs w:val="24"/>
         </w:rPr>
         <w:t>words</w:t>
       </w:r>
@@ -2593,12 +3142,14 @@
         <w:rPr>
           <w:spacing w:val="-1"/>
           <w:sz w:val="24"/>
-        </w:rPr>
-        <w:t xml:space="preserve"> </w:t>
-      </w:r>
-      <w:r>
-        <w:rPr>
-          <w:sz w:val="24"/>
+          <w:szCs w:val="24"/>
+        </w:rPr>
+        <w:t xml:space="preserve"> </w:t>
+      </w:r>
+      <w:r>
+        <w:rPr>
+          <w:sz w:val="24"/>
+          <w:szCs w:val="24"/>
         </w:rPr>
         <w:t>and</w:t>
       </w:r>
@@ -2606,12 +3157,14 @@
         <w:rPr>
           <w:spacing w:val="-4"/>
           <w:sz w:val="24"/>
-        </w:rPr>
-        <w:t xml:space="preserve"> </w:t>
-      </w:r>
-      <w:r>
-        <w:rPr>
-          <w:sz w:val="24"/>
+          <w:szCs w:val="24"/>
+        </w:rPr>
+        <w:t xml:space="preserve"> </w:t>
+      </w:r>
+      <w:r>
+        <w:rPr>
+          <w:sz w:val="24"/>
+          <w:szCs w:val="24"/>
         </w:rPr>
         <w:t>print</w:t>
       </w:r>
@@ -2619,12 +3172,14 @@
         <w:rPr>
           <w:spacing w:val="-4"/>
           <w:sz w:val="24"/>
-        </w:rPr>
-        <w:t xml:space="preserve"> </w:t>
-      </w:r>
-      <w:r>
-        <w:rPr>
-          <w:sz w:val="24"/>
+          <w:szCs w:val="24"/>
+        </w:rPr>
+        <w:t xml:space="preserve"> </w:t>
+      </w:r>
+      <w:r>
+        <w:rPr>
+          <w:sz w:val="24"/>
+          <w:szCs w:val="24"/>
         </w:rPr>
         <w:t>the</w:t>
       </w:r>
@@ -2632,12 +3187,14 @@
         <w:rPr>
           <w:spacing w:val="-4"/>
           <w:sz w:val="24"/>
-        </w:rPr>
-        <w:t xml:space="preserve"> </w:t>
-      </w:r>
-      <w:r>
-        <w:rPr>
-          <w:sz w:val="24"/>
+          <w:szCs w:val="24"/>
+        </w:rPr>
+        <w:t xml:space="preserve"> </w:t>
+      </w:r>
+      <w:r>
+        <w:rPr>
+          <w:sz w:val="24"/>
+          <w:szCs w:val="24"/>
         </w:rPr>
         <w:t>velocity</w:t>
       </w:r>
@@ -2645,12 +3202,14 @@
         <w:rPr>
           <w:spacing w:val="-4"/>
           <w:sz w:val="24"/>
-        </w:rPr>
-        <w:t xml:space="preserve"> </w:t>
-      </w:r>
-      <w:r>
-        <w:rPr>
-          <w:sz w:val="24"/>
+          <w:szCs w:val="24"/>
+        </w:rPr>
+        <w:t xml:space="preserve"> </w:t>
+      </w:r>
+      <w:r>
+        <w:rPr>
+          <w:sz w:val="24"/>
+          <w:szCs w:val="24"/>
         </w:rPr>
         <w:t>vs.</w:t>
       </w:r>
@@ -2658,12 +3217,14 @@
         <w:rPr>
           <w:spacing w:val="-4"/>
           <w:sz w:val="24"/>
-        </w:rPr>
-        <w:t xml:space="preserve"> </w:t>
-      </w:r>
-      <w:r>
-        <w:rPr>
-          <w:sz w:val="24"/>
+          <w:szCs w:val="24"/>
+        </w:rPr>
+        <w:t xml:space="preserve"> </w:t>
+      </w:r>
+      <w:r>
+        <w:rPr>
+          <w:sz w:val="24"/>
+          <w:szCs w:val="24"/>
         </w:rPr>
         <w:t>time</w:t>
       </w:r>
@@ -2671,12 +3232,14 @@
         <w:rPr>
           <w:spacing w:val="-4"/>
           <w:sz w:val="24"/>
-        </w:rPr>
-        <w:t xml:space="preserve"> </w:t>
-      </w:r>
-      <w:r>
-        <w:rPr>
-          <w:sz w:val="24"/>
+          <w:szCs w:val="24"/>
+        </w:rPr>
+        <w:t xml:space="preserve"> </w:t>
+      </w:r>
+      <w:r>
+        <w:rPr>
+          <w:sz w:val="24"/>
+          <w:szCs w:val="24"/>
         </w:rPr>
         <w:t>graph</w:t>
       </w:r>
@@ -2684,12 +3247,14 @@
         <w:rPr>
           <w:spacing w:val="-4"/>
           <w:sz w:val="24"/>
-        </w:rPr>
-        <w:t xml:space="preserve"> </w:t>
-      </w:r>
-      <w:r>
-        <w:rPr>
-          <w:sz w:val="24"/>
+          <w:szCs w:val="24"/>
+        </w:rPr>
+        <w:t xml:space="preserve"> </w:t>
+      </w:r>
+      <w:r>
+        <w:rPr>
+          <w:sz w:val="24"/>
+          <w:szCs w:val="24"/>
         </w:rPr>
         <w:t>produced</w:t>
       </w:r>
@@ -2697,12 +3262,14 @@
         <w:rPr>
           <w:spacing w:val="-4"/>
           <w:sz w:val="24"/>
-        </w:rPr>
-        <w:t xml:space="preserve"> </w:t>
-      </w:r>
-      <w:r>
-        <w:rPr>
-          <w:sz w:val="24"/>
+          <w:szCs w:val="24"/>
+        </w:rPr>
+        <w:t xml:space="preserve"> </w:t>
+      </w:r>
+      <w:r>
+        <w:rPr>
+          <w:sz w:val="24"/>
+          <w:szCs w:val="24"/>
         </w:rPr>
         <w:t>from</w:t>
       </w:r>
@@ -2710,12 +3277,14 @@
         <w:rPr>
           <w:spacing w:val="-4"/>
           <w:sz w:val="24"/>
-        </w:rPr>
-        <w:t xml:space="preserve"> </w:t>
-      </w:r>
-      <w:r>
-        <w:rPr>
-          <w:sz w:val="24"/>
+          <w:szCs w:val="24"/>
+        </w:rPr>
+        <w:t xml:space="preserve"> </w:t>
+      </w:r>
+      <w:r>
+        <w:rPr>
+          <w:sz w:val="24"/>
+          <w:szCs w:val="24"/>
         </w:rPr>
         <w:t>the</w:t>
       </w:r>
@@ -2723,12 +3292,14 @@
         <w:rPr>
           <w:spacing w:val="-1"/>
           <w:sz w:val="24"/>
-        </w:rPr>
-        <w:t xml:space="preserve"> </w:t>
-      </w:r>
-      <w:r>
-        <w:rPr>
-          <w:sz w:val="24"/>
+          <w:szCs w:val="24"/>
+        </w:rPr>
+        <w:t xml:space="preserve"> </w:t>
+      </w:r>
+      <w:r>
+        <w:rPr>
+          <w:sz w:val="24"/>
+          <w:szCs w:val="24"/>
         </w:rPr>
         <w:t>Logger</w:t>
       </w:r>
@@ -2736,12 +3307,14 @@
         <w:rPr>
           <w:spacing w:val="-7"/>
           <w:sz w:val="24"/>
-        </w:rPr>
-        <w:t xml:space="preserve"> </w:t>
-      </w:r>
-      <w:r>
-        <w:rPr>
-          <w:sz w:val="24"/>
+          <w:szCs w:val="24"/>
+        </w:rPr>
+        <w:t xml:space="preserve"> </w:t>
+      </w:r>
+      <w:r>
+        <w:rPr>
+          <w:sz w:val="24"/>
+          <w:szCs w:val="24"/>
         </w:rPr>
         <w:t>Pro</w:t>
       </w:r>
@@ -2749,12 +3322,14 @@
         <w:rPr>
           <w:spacing w:val="-4"/>
           <w:sz w:val="24"/>
-        </w:rPr>
-        <w:t xml:space="preserve"> </w:t>
-      </w:r>
-      <w:r>
-        <w:rPr>
-          <w:sz w:val="24"/>
+          <w:szCs w:val="24"/>
+        </w:rPr>
+        <w:t xml:space="preserve"> </w:t>
+      </w:r>
+      <w:r>
+        <w:rPr>
+          <w:sz w:val="24"/>
+          <w:szCs w:val="24"/>
         </w:rPr>
         <w:t>results.</w:t>
       </w:r>
@@ -2762,12 +3337,14 @@
         <w:rPr>
           <w:spacing w:val="-4"/>
           <w:sz w:val="24"/>
-        </w:rPr>
-        <w:t xml:space="preserve"> </w:t>
-      </w:r>
-      <w:r>
-        <w:rPr>
-          <w:sz w:val="24"/>
+          <w:szCs w:val="24"/>
+        </w:rPr>
+        <w:t xml:space="preserve"> </w:t>
+      </w:r>
+      <w:r>
+        <w:rPr>
+          <w:sz w:val="24"/>
+          <w:szCs w:val="24"/>
         </w:rPr>
         <w:t>How</w:t>
       </w:r>
@@ -2775,25 +3352,108 @@
         <w:rPr>
           <w:spacing w:val="-1"/>
           <w:sz w:val="24"/>
-        </w:rPr>
-        <w:t xml:space="preserve"> </w:t>
-      </w:r>
-      <w:r>
-        <w:rPr>
-          <w:sz w:val="24"/>
+          <w:szCs w:val="24"/>
+        </w:rPr>
+        <w:t xml:space="preserve"> </w:t>
+      </w:r>
+      <w:r>
+        <w:rPr>
+          <w:sz w:val="24"/>
+          <w:szCs w:val="24"/>
         </w:rPr>
         <w:t>is this related to the shape of the position vs. time graph?</w:t>
       </w:r>
     </w:p>
     <w:p>
       <w:pPr>
-        <w:pStyle w:val="BodyText"/>
-      </w:pPr>
+        <w:pStyle w:val="NormalWeb"/>
+        <w:spacing w:before="0" w:beforeAutospacing="0" w:after="0" w:afterAutospacing="0"/>
+        <w:ind w:left="360" w:right="340" w:firstLine="360"/>
+        <w:rPr>
+          <w:color w:val="000000"/>
+        </w:rPr>
+      </w:pPr>
+      <w:r>
+        <w:rPr>
+          <w:color w:val="000000"/>
+        </w:rPr>
+        <w:t>The velocity vs. time graph is a straight line with a positive slope that starts near the origin. Showing the velocity of the picket fence increases at a steady rate as it falls due to gravity. As the position graph gets steeper, the velocity increases, creating a straight upward line.</w:t>
+      </w:r>
     </w:p>
     <w:p>
       <w:pPr>
-        <w:pStyle w:val="BodyText"/>
-        <w:spacing w:before="139"/>
+        <w:pStyle w:val="NormalWeb"/>
+        <w:spacing w:before="0" w:beforeAutospacing="0" w:after="0" w:afterAutospacing="0"/>
+        <w:ind w:left="360" w:right="340" w:firstLine="360"/>
+        <w:rPr>
+          <w:color w:val="000000"/>
+        </w:rPr>
+      </w:pPr>
+      <w:r>
+        <w:rPr>
+          <w:noProof/>
+        </w:rPr>
+        <w:drawing>
+          <wp:inline distT="0" distB="0" distL="0" distR="0" wp14:anchorId="72F6A50F" wp14:editId="5BC583A7">
+            <wp:extent cx="6858000" cy="4014470"/>
+            <wp:effectExtent l="0" t="0" r="0" b="5080"/>
+            <wp:docPr id="2" name="Picture 2"/>
+            <wp:cNvGraphicFramePr>
+              <a:graphicFrameLocks xmlns:a="http://schemas.openxmlformats.org/drawingml/2006/main" noChangeAspect="1"/>
+            </wp:cNvGraphicFramePr>
+            <a:graphic xmlns:a="http://schemas.openxmlformats.org/drawingml/2006/main">
+              <a:graphicData uri="http://schemas.openxmlformats.org/drawingml/2006/picture">
+                <pic:pic xmlns:pic="http://schemas.openxmlformats.org/drawingml/2006/picture">
+                  <pic:nvPicPr>
+                    <pic:cNvPr id="0" name="Picture 1"/>
+                    <pic:cNvPicPr>
+                      <a:picLocks noChangeAspect="1" noChangeArrowheads="1"/>
+                    </pic:cNvPicPr>
+                  </pic:nvPicPr>
+                  <pic:blipFill>
+                    <a:blip r:embed="rId7" cstate="print">
+                      <a:extLst>
+                        <a:ext uri="{28A0092B-C50C-407E-A947-70E740481C1C}">
+                          <a14:useLocalDpi xmlns:a14="http://schemas.microsoft.com/office/drawing/2010/main" val="0"/>
+                        </a:ext>
+                      </a:extLst>
+                    </a:blip>
+                    <a:srcRect/>
+                    <a:stretch>
+                      <a:fillRect/>
+                    </a:stretch>
+                  </pic:blipFill>
+                  <pic:spPr bwMode="auto">
+                    <a:xfrm>
+                      <a:off x="0" y="0"/>
+                      <a:ext cx="6858000" cy="4014470"/>
+                    </a:xfrm>
+                    <a:prstGeom prst="rect">
+                      <a:avLst/>
+                    </a:prstGeom>
+                    <a:noFill/>
+                    <a:ln>
+                      <a:noFill/>
+                    </a:ln>
+                  </pic:spPr>
+                </pic:pic>
+              </a:graphicData>
+            </a:graphic>
+          </wp:inline>
+        </w:drawing>
+      </w:r>
+      <w:r>
+        <w:rPr>
+          <w:color w:val="000000"/>
+        </w:rPr>
+        <w:t>c</w:t>
+      </w:r>
+    </w:p>
+    <w:p>
+      <w:pPr>
+        <w:pStyle w:val="NormalWeb"/>
+        <w:spacing w:before="0" w:beforeAutospacing="0" w:after="0" w:afterAutospacing="0"/>
+        <w:ind w:left="360" w:right="340" w:firstLine="360"/>
       </w:pPr>
     </w:p>
     <w:p>
@@ -2801,190 +3461,149 @@
         <w:pStyle w:val="ListParagraph"/>
         <w:numPr>
           <w:ilvl w:val="0"/>
-          <w:numId w:val="2"/>
+          <w:numId w:val="4"/>
         </w:numPr>
         <w:tabs>
           <w:tab w:val="left" w:pos="238"/>
         </w:tabs>
         <w:spacing w:line="258" w:lineRule="exact"/>
-        <w:ind w:left="238" w:hanging="238"/>
-        <w:rPr>
-          <w:sz w:val="24"/>
-        </w:rPr>
-      </w:pPr>
-      <w:r>
-        <w:rPr>
-          <w:sz w:val="24"/>
-        </w:rPr>
+        <w:rPr>
+          <w:sz w:val="24"/>
+          <w:szCs w:val="24"/>
+        </w:rPr>
+      </w:pPr>
+    </w:p>
+    <w:p>
+      <w:pPr>
+        <w:tabs>
+          <w:tab w:val="left" w:pos="238"/>
+        </w:tabs>
+        <w:spacing w:line="258" w:lineRule="exact"/>
+        <w:ind w:left="360"/>
+      </w:pPr>
+      <w:r>
+        <w:tab/>
+      </w:r>
+      <w:r>
         <w:t>(a)</w:t>
       </w:r>
       <w:r>
         <w:rPr>
           <w:spacing w:val="-10"/>
-          <w:sz w:val="24"/>
-        </w:rPr>
-        <w:t xml:space="preserve"> </w:t>
-      </w:r>
-      <w:r>
-        <w:rPr>
-          <w:sz w:val="24"/>
-        </w:rPr>
+        </w:rPr>
+        <w:t xml:space="preserve"> </w:t>
+      </w:r>
+      <w:r>
         <w:t>The</w:t>
       </w:r>
       <w:r>
         <w:rPr>
           <w:spacing w:val="-5"/>
-          <w:sz w:val="24"/>
-        </w:rPr>
-        <w:t xml:space="preserve"> </w:t>
-      </w:r>
-      <w:r>
-        <w:rPr>
-          <w:sz w:val="24"/>
-        </w:rPr>
+        </w:rPr>
+        <w:t xml:space="preserve"> </w:t>
+      </w:r>
+      <w:r>
         <w:t>average</w:t>
       </w:r>
       <w:r>
         <w:rPr>
           <w:spacing w:val="-7"/>
-          <w:sz w:val="24"/>
-        </w:rPr>
-        <w:t xml:space="preserve"> </w:t>
-      </w:r>
-      <w:r>
-        <w:rPr>
-          <w:sz w:val="24"/>
-        </w:rPr>
+        </w:rPr>
+        <w:t xml:space="preserve"> </w:t>
+      </w:r>
+      <w:r>
         <w:t>acceleration</w:t>
       </w:r>
       <w:r>
         <w:rPr>
           <w:spacing w:val="-7"/>
-          <w:sz w:val="24"/>
-        </w:rPr>
-        <w:t xml:space="preserve"> </w:t>
-      </w:r>
-      <w:r>
-        <w:rPr>
-          <w:sz w:val="24"/>
-        </w:rPr>
+        </w:rPr>
+        <w:t xml:space="preserve"> </w:t>
+      </w:r>
+      <w:r>
         <w:t>you</w:t>
       </w:r>
       <w:r>
         <w:rPr>
           <w:spacing w:val="-7"/>
-          <w:sz w:val="24"/>
-        </w:rPr>
-        <w:t xml:space="preserve"> </w:t>
-      </w:r>
-      <w:r>
-        <w:rPr>
-          <w:sz w:val="24"/>
-        </w:rPr>
+        </w:rPr>
+        <w:t xml:space="preserve"> </w:t>
+      </w:r>
+      <w:r>
         <w:t>determined</w:t>
       </w:r>
       <w:r>
         <w:rPr>
           <w:spacing w:val="-9"/>
-          <w:sz w:val="24"/>
-        </w:rPr>
-        <w:t xml:space="preserve"> </w:t>
-      </w:r>
-      <w:r>
-        <w:rPr>
-          <w:sz w:val="24"/>
-        </w:rPr>
+        </w:rPr>
+        <w:t xml:space="preserve"> </w:t>
+      </w:r>
+      <w:r>
         <w:t>represents</w:t>
       </w:r>
       <w:r>
         <w:rPr>
           <w:spacing w:val="-5"/>
-          <w:sz w:val="24"/>
-        </w:rPr>
-        <w:t xml:space="preserve"> </w:t>
-      </w:r>
-      <w:r>
-        <w:rPr>
-          <w:sz w:val="24"/>
-        </w:rPr>
+        </w:rPr>
+        <w:t xml:space="preserve"> </w:t>
+      </w:r>
+      <w:r>
         <w:t>a</w:t>
       </w:r>
       <w:r>
         <w:rPr>
           <w:spacing w:val="-9"/>
-          <w:sz w:val="24"/>
-        </w:rPr>
-        <w:t xml:space="preserve"> </w:t>
-      </w:r>
-      <w:r>
-        <w:rPr>
-          <w:sz w:val="24"/>
-        </w:rPr>
+        </w:rPr>
+        <w:t xml:space="preserve"> </w:t>
+      </w:r>
+      <w:r>
         <w:t>single</w:t>
       </w:r>
       <w:r>
         <w:rPr>
           <w:spacing w:val="-8"/>
-          <w:sz w:val="24"/>
-        </w:rPr>
-        <w:t xml:space="preserve"> </w:t>
-      </w:r>
-      <w:r>
-        <w:rPr>
-          <w:sz w:val="24"/>
-        </w:rPr>
+        </w:rPr>
+        <w:t xml:space="preserve"> </w:t>
+      </w:r>
+      <w:r>
         <w:t>best</w:t>
       </w:r>
       <w:r>
         <w:rPr>
           <w:spacing w:val="-8"/>
-          <w:sz w:val="24"/>
-        </w:rPr>
-        <w:t xml:space="preserve"> </w:t>
-      </w:r>
-      <w:r>
-        <w:rPr>
-          <w:sz w:val="24"/>
-        </w:rPr>
+        </w:rPr>
+        <w:t xml:space="preserve"> </w:t>
+      </w:r>
+      <w:r>
         <w:t>value,</w:t>
       </w:r>
       <w:r>
         <w:rPr>
           <w:spacing w:val="-7"/>
-          <w:sz w:val="24"/>
-        </w:rPr>
-        <w:t xml:space="preserve"> </w:t>
-      </w:r>
-      <w:r>
-        <w:rPr>
-          <w:sz w:val="24"/>
-        </w:rPr>
+        </w:rPr>
+        <w:t xml:space="preserve"> </w:t>
+      </w:r>
+      <w:r>
         <w:t>derived</w:t>
       </w:r>
       <w:r>
         <w:rPr>
           <w:spacing w:val="-4"/>
-          <w:sz w:val="24"/>
-        </w:rPr>
-        <w:t xml:space="preserve"> </w:t>
-      </w:r>
-      <w:r>
-        <w:rPr>
-          <w:sz w:val="24"/>
-        </w:rPr>
+        </w:rPr>
+        <w:t xml:space="preserve"> </w:t>
+      </w:r>
+      <w:r>
         <w:t>from</w:t>
       </w:r>
       <w:r>
         <w:rPr>
           <w:spacing w:val="-7"/>
-          <w:sz w:val="24"/>
         </w:rPr>
         <w:t xml:space="preserve"> </w:t>
       </w:r>
       <w:r>
         <w:rPr>
           <w:spacing w:val="-5"/>
-          <w:sz w:val="24"/>
         </w:rPr>
         <w:t>all</w:t>
       </w:r>
@@ -3435,6 +4054,9 @@
       <w:pPr>
         <w:pStyle w:val="BodyText"/>
         <w:spacing w:before="211"/>
+        <w:rPr>
+          <w:spacing w:val="-4"/>
+        </w:rPr>
       </w:pPr>
       <w:r>
         <w:t>Show</w:t>
@@ -3458,30 +4080,335 @@
         <w:rPr>
           <w:spacing w:val="-4"/>
         </w:rPr>
-        <w:t>here:</w:t>
+        <w:t>her</w:t>
+      </w:r>
+      <w:r>
+        <w:rPr>
+          <w:spacing w:val="-4"/>
+        </w:rPr>
+        <w:t>e:</w:t>
+      </w:r>
+      <w:r>
+        <w:rPr>
+          <w:spacing w:val="-4"/>
+        </w:rPr>
+        <w:t xml:space="preserve"> </w:t>
       </w:r>
     </w:p>
     <w:p>
       <w:pPr>
-        <w:pStyle w:val="BodyText"/>
-        <w:sectPr>
-          <w:pgSz w:w="12240" w:h="15840"/>
-          <w:pgMar w:top="640" w:right="720" w:bottom="280" w:left="720" w:header="720" w:footer="720" w:gutter="0"/>
-          <w:cols w:space="720"/>
-        </w:sectPr>
-      </w:pPr>
+        <w:pStyle w:val="ListParagraph"/>
+        <w:tabs>
+          <w:tab w:val="left" w:pos="718"/>
+        </w:tabs>
+        <w:spacing w:before="224" w:line="208" w:lineRule="auto"/>
+        <w:ind w:left="720" w:right="200"/>
+        <w:rPr>
+          <w:sz w:val="24"/>
+          <w:szCs w:val="24"/>
+        </w:rPr>
+      </w:pPr>
+      <m:oMathPara>
+        <m:oMath>
+          <m:sSub>
+            <m:sSubPr>
+              <m:ctrlPr>
+                <w:rPr>
+                  <w:rFonts w:ascii="Cambria Math" w:hAnsi="Cambria Math"/>
+                  <w:i/>
+                  <w:sz w:val="24"/>
+                  <w:szCs w:val="24"/>
+                </w:rPr>
+              </m:ctrlPr>
+            </m:sSubPr>
+            <m:e>
+              <m:r>
+                <w:rPr>
+                  <w:rFonts w:ascii="Cambria Math" w:hAnsi="Cambria Math"/>
+                </w:rPr>
+                <m:t>a</m:t>
+              </m:r>
+            </m:e>
+            <m:sub>
+              <m:r>
+                <w:rPr>
+                  <w:rFonts w:ascii="Cambria Math" w:hAnsi="Cambria Math"/>
+                </w:rPr>
+                <m:t>av</m:t>
+              </m:r>
+            </m:sub>
+          </m:sSub>
+          <m:r>
+            <w:rPr>
+              <w:rFonts w:ascii="Cambria Math" w:hAnsi="Cambria Math"/>
+            </w:rPr>
+            <m:t>=</m:t>
+          </m:r>
+          <m:f>
+            <m:fPr>
+              <m:ctrlPr>
+                <w:rPr>
+                  <w:rFonts w:ascii="Cambria Math" w:hAnsi="Cambria Math"/>
+                  <w:i/>
+                  <w:sz w:val="24"/>
+                  <w:szCs w:val="24"/>
+                </w:rPr>
+              </m:ctrlPr>
+            </m:fPr>
+            <m:num>
+              <m:r>
+                <w:rPr>
+                  <w:rFonts w:ascii="Cambria Math" w:hAnsi="Cambria Math"/>
+                </w:rPr>
+                <m:t>9.531+9.716+9.724+9.707+9.7+9.6</m:t>
+              </m:r>
+              <m:r>
+                <w:rPr>
+                  <w:rFonts w:ascii="Cambria Math" w:hAnsi="Cambria Math"/>
+                  <w:sz w:val="24"/>
+                  <w:szCs w:val="24"/>
+                </w:rPr>
+                <m:t>28</m:t>
+              </m:r>
+            </m:num>
+            <m:den>
+              <m:r>
+                <w:rPr>
+                  <w:rFonts w:ascii="Cambria Math" w:hAnsi="Cambria Math"/>
+                </w:rPr>
+                <m:t>6</m:t>
+              </m:r>
+            </m:den>
+          </m:f>
+          <m:r>
+            <w:rPr>
+              <w:rFonts w:ascii="Cambria Math" w:hAnsi="Cambria Math"/>
+              <w:sz w:val="24"/>
+              <w:szCs w:val="24"/>
+            </w:rPr>
+            <m:t>=9.668 (</m:t>
+          </m:r>
+          <m:f>
+            <m:fPr>
+              <m:type m:val="lin"/>
+              <m:ctrlPr>
+                <w:rPr>
+                  <w:rFonts w:ascii="Cambria Math" w:hAnsi="Cambria Math"/>
+                  <w:i/>
+                </w:rPr>
+              </m:ctrlPr>
+            </m:fPr>
+            <m:num>
+              <m:r>
+                <w:rPr>
+                  <w:rFonts w:ascii="Cambria Math" w:hAnsi="Cambria Math"/>
+                </w:rPr>
+                <m:t>m</m:t>
+              </m:r>
+              <m:ctrlPr>
+                <w:rPr>
+                  <w:rFonts w:ascii="Cambria Math" w:hAnsi="Cambria Math"/>
+                  <w:i/>
+                  <w:sz w:val="24"/>
+                  <w:szCs w:val="24"/>
+                </w:rPr>
+              </m:ctrlPr>
+            </m:num>
+            <m:den>
+              <m:sSup>
+                <m:sSupPr>
+                  <m:ctrlPr>
+                    <w:rPr>
+                      <w:rFonts w:ascii="Cambria Math" w:hAnsi="Cambria Math"/>
+                      <w:i/>
+                      <w:sz w:val="24"/>
+                      <w:szCs w:val="24"/>
+                    </w:rPr>
+                  </m:ctrlPr>
+                </m:sSupPr>
+                <m:e>
+                  <m:r>
+                    <w:rPr>
+                      <w:rFonts w:ascii="Cambria Math" w:hAnsi="Cambria Math"/>
+                    </w:rPr>
+                    <m:t>s</m:t>
+                  </m:r>
+                </m:e>
+                <m:sup>
+                  <m:r>
+                    <w:rPr>
+                      <w:rFonts w:ascii="Cambria Math" w:hAnsi="Cambria Math"/>
+                    </w:rPr>
+                    <m:t>2</m:t>
+                  </m:r>
+                </m:sup>
+              </m:sSup>
+            </m:den>
+          </m:f>
+          <m:r>
+            <w:rPr>
+              <w:rFonts w:ascii="Cambria Math" w:hAnsi="Cambria Math"/>
+              <w:sz w:val="24"/>
+              <w:szCs w:val="24"/>
+            </w:rPr>
+            <m:t>)</m:t>
+          </m:r>
+        </m:oMath>
+      </m:oMathPara>
     </w:p>
     <w:p>
       <w:pPr>
         <w:pStyle w:val="BodyText"/>
-        <w:tabs>
-          <w:tab w:val="left" w:pos="7345"/>
-        </w:tabs>
-        <w:spacing w:before="99" w:line="206" w:lineRule="auto"/>
-        <w:ind w:right="154"/>
-      </w:pPr>
-      <w:r>
-        <w:lastRenderedPageBreak/>
+        <w:spacing w:before="211"/>
+        <w:rPr>
+          <w:spacing w:val="-4"/>
+        </w:rPr>
+      </w:pPr>
+      <m:oMathPara>
+        <m:oMath>
+          <m:r>
+            <w:rPr>
+              <w:rFonts w:ascii="Cambria Math" w:hAnsi="Cambria Math"/>
+              <w:spacing w:val="-4"/>
+            </w:rPr>
+            <m:t xml:space="preserve">Uncertainty= </m:t>
+          </m:r>
+          <m:f>
+            <m:fPr>
+              <m:ctrlPr>
+                <w:rPr>
+                  <w:rFonts w:ascii="Cambria Math" w:hAnsi="Cambria Math"/>
+                  <w:i/>
+                  <w:spacing w:val="-4"/>
+                </w:rPr>
+              </m:ctrlPr>
+            </m:fPr>
+            <m:num>
+              <m:r>
+                <w:rPr>
+                  <w:rFonts w:ascii="Cambria Math" w:hAnsi="Cambria Math"/>
+                  <w:spacing w:val="-4"/>
+                </w:rPr>
+                <m:t>max-min</m:t>
+              </m:r>
+            </m:num>
+            <m:den>
+              <m:r>
+                <w:rPr>
+                  <w:rFonts w:ascii="Cambria Math" w:hAnsi="Cambria Math"/>
+                  <w:spacing w:val="-4"/>
+                </w:rPr>
+                <m:t>2</m:t>
+              </m:r>
+            </m:den>
+          </m:f>
+          <m:r>
+            <w:rPr>
+              <w:rFonts w:ascii="Cambria Math" w:hAnsi="Cambria Math"/>
+              <w:spacing w:val="-4"/>
+            </w:rPr>
+            <m:t>=</m:t>
+          </m:r>
+          <m:f>
+            <m:fPr>
+              <m:ctrlPr>
+                <w:rPr>
+                  <w:rFonts w:ascii="Cambria Math" w:hAnsi="Cambria Math"/>
+                  <w:i/>
+                  <w:spacing w:val="-4"/>
+                </w:rPr>
+              </m:ctrlPr>
+            </m:fPr>
+            <m:num>
+              <m:r>
+                <w:rPr>
+                  <w:rFonts w:ascii="Cambria Math" w:hAnsi="Cambria Math"/>
+                  <w:spacing w:val="-4"/>
+                </w:rPr>
+                <m:t>9.724-9.531</m:t>
+              </m:r>
+            </m:num>
+            <m:den>
+              <m:r>
+                <w:rPr>
+                  <w:rFonts w:ascii="Cambria Math" w:hAnsi="Cambria Math"/>
+                  <w:spacing w:val="-4"/>
+                </w:rPr>
+                <m:t>2</m:t>
+              </m:r>
+            </m:den>
+          </m:f>
+          <m:r>
+            <w:rPr>
+              <w:rFonts w:ascii="Cambria Math" w:hAnsi="Cambria Math"/>
+              <w:spacing w:val="-4"/>
+            </w:rPr>
+            <m:t>=0.097(</m:t>
+          </m:r>
+          <m:f>
+            <m:fPr>
+              <m:type m:val="lin"/>
+              <m:ctrlPr>
+                <w:rPr>
+                  <w:rFonts w:ascii="Cambria Math" w:hAnsi="Cambria Math"/>
+                  <w:i/>
+                </w:rPr>
+              </m:ctrlPr>
+            </m:fPr>
+            <m:num>
+              <m:r>
+                <w:rPr>
+                  <w:rFonts w:ascii="Cambria Math" w:hAnsi="Cambria Math"/>
+                </w:rPr>
+                <m:t>m</m:t>
+              </m:r>
+            </m:num>
+            <m:den>
+              <m:sSup>
+                <m:sSupPr>
+                  <m:ctrlPr>
+                    <w:rPr>
+                      <w:rFonts w:ascii="Cambria Math" w:hAnsi="Cambria Math"/>
+                      <w:i/>
+                    </w:rPr>
+                  </m:ctrlPr>
+                </m:sSupPr>
+                <m:e>
+                  <m:r>
+                    <w:rPr>
+                      <w:rFonts w:ascii="Cambria Math" w:hAnsi="Cambria Math"/>
+                    </w:rPr>
+                    <m:t>s</m:t>
+                  </m:r>
+                </m:e>
+                <m:sup>
+                  <m:r>
+                    <w:rPr>
+                      <w:rFonts w:ascii="Cambria Math" w:hAnsi="Cambria Math"/>
+                    </w:rPr>
+                    <m:t>2</m:t>
+                  </m:r>
+                </m:sup>
+              </m:sSup>
+            </m:den>
+          </m:f>
+          <m:r>
+            <w:rPr>
+              <w:rFonts w:ascii="Cambria Math" w:hAnsi="Cambria Math"/>
+              <w:spacing w:val="-4"/>
+            </w:rPr>
+            <m:t>)</m:t>
+          </m:r>
+        </m:oMath>
+      </m:oMathPara>
+    </w:p>
+    <w:p>
+      <w:pPr>
+        <w:pStyle w:val="BodyText"/>
+        <w:spacing w:before="211"/>
+        <w:ind w:firstLine="720"/>
+      </w:pPr>
+      <w:r>
         <w:t>(b)</w:t>
       </w:r>
       <w:r>
@@ -3491,16 +4418,7 @@
         <w:t xml:space="preserve"> </w:t>
       </w:r>
       <w:r>
-        <w:t>Express</w:t>
-      </w:r>
-      <w:r>
-        <w:rPr>
-          <w:spacing w:val="-1"/>
-        </w:rPr>
-        <w:t xml:space="preserve"> </w:t>
-      </w:r>
-      <w:r>
-        <w:t>your</w:t>
+        <w:t>Express your</w:t>
       </w:r>
       <w:r>
         <w:rPr>
@@ -3768,25 +4686,11 @@
         <w:t xml:space="preserve">. </w:t>
       </w:r>
       <w:r>
-        <w:t>Record your values in the data table</w:t>
-      </w:r>
-    </w:p>
-    <w:p>
-      <w:pPr>
-        <w:pStyle w:val="BodyText"/>
-        <w:rPr>
-          <w:sz w:val="20"/>
-        </w:rPr>
-      </w:pPr>
-    </w:p>
-    <w:p>
-      <w:pPr>
-        <w:pStyle w:val="BodyText"/>
-        <w:spacing w:before="27"/>
-        <w:rPr>
-          <w:sz w:val="20"/>
-        </w:rPr>
-      </w:pPr>
+        <w:t>Record your values in the data tabl</w:t>
+      </w:r>
+      <w:r>
+        <w:t>e</w:t>
+      </w:r>
     </w:p>
     <w:p>
       <w:pPr>
@@ -3821,7 +4725,7 @@
     <w:tbl>
       <w:tblPr>
         <w:tblW w:w="0" w:type="auto"/>
-        <w:tblInd w:w="1730" w:type="dxa"/>
+        <w:tblInd w:w="262" w:type="dxa"/>
         <w:tblBorders>
           <w:top w:val="single" w:sz="6" w:space="0" w:color="000000"/>
           <w:left w:val="single" w:sz="6" w:space="0" w:color="000000"/>
@@ -3830,7 +4734,6 @@
           <w:insideH w:val="single" w:sz="6" w:space="0" w:color="000000"/>
           <w:insideV w:val="single" w:sz="6" w:space="0" w:color="000000"/>
         </w:tblBorders>
-        <w:tblLayout w:type="fixed"/>
         <w:tblCellMar>
           <w:left w:w="0" w:type="dxa"/>
           <w:right w:w="0" w:type="dxa"/>
@@ -3838,8 +4741,8 @@
         <w:tblLook w:val="01E0" w:firstRow="1" w:lastRow="1" w:firstColumn="1" w:lastColumn="1" w:noHBand="0" w:noVBand="0"/>
       </w:tblPr>
       <w:tblGrid>
-        <w:gridCol w:w="4474"/>
-        <w:gridCol w:w="2880"/>
+        <w:gridCol w:w="3870"/>
+        <w:gridCol w:w="2160"/>
       </w:tblGrid>
       <w:tr>
         <w:trPr>
@@ -3847,7 +4750,7 @@
         </w:trPr>
         <w:tc>
           <w:tcPr>
-            <w:tcW w:w="4474" w:type="dxa"/>
+            <w:tcW w:w="3870" w:type="dxa"/>
           </w:tcPr>
           <w:p>
             <w:pPr>
@@ -3857,11 +4760,13 @@
               <w:rPr>
                 <w:i/>
                 <w:sz w:val="24"/>
+                <w:szCs w:val="24"/>
               </w:rPr>
             </w:pPr>
             <w:r>
               <w:rPr>
                 <w:sz w:val="24"/>
+                <w:szCs w:val="24"/>
               </w:rPr>
               <w:t>Acceleration</w:t>
             </w:r>
@@ -3869,12 +4774,14 @@
               <w:rPr>
                 <w:spacing w:val="-8"/>
                 <w:sz w:val="24"/>
+                <w:szCs w:val="24"/>
               </w:rPr>
               <w:t xml:space="preserve"> </w:t>
             </w:r>
             <w:r>
               <w:rPr>
                 <w:sz w:val="24"/>
+                <w:szCs w:val="24"/>
               </w:rPr>
               <w:t>due</w:t>
             </w:r>
@@ -3882,12 +4789,14 @@
               <w:rPr>
                 <w:spacing w:val="-8"/>
                 <w:sz w:val="24"/>
+                <w:szCs w:val="24"/>
               </w:rPr>
               <w:t xml:space="preserve"> </w:t>
             </w:r>
             <w:r>
               <w:rPr>
                 <w:sz w:val="24"/>
+                <w:szCs w:val="24"/>
               </w:rPr>
               <w:t>to</w:t>
             </w:r>
@@ -3895,12 +4804,14 @@
               <w:rPr>
                 <w:spacing w:val="-7"/>
                 <w:sz w:val="24"/>
+                <w:szCs w:val="24"/>
               </w:rPr>
               <w:t xml:space="preserve"> </w:t>
             </w:r>
             <w:r>
               <w:rPr>
                 <w:sz w:val="24"/>
+                <w:szCs w:val="24"/>
               </w:rPr>
               <w:t>gravity,</w:t>
             </w:r>
@@ -3908,6 +4819,7 @@
               <w:rPr>
                 <w:spacing w:val="-3"/>
                 <w:sz w:val="24"/>
+                <w:szCs w:val="24"/>
               </w:rPr>
               <w:t xml:space="preserve"> </w:t>
             </w:r>
@@ -3916,6 +4828,7 @@
                 <w:i/>
                 <w:spacing w:val="-10"/>
                 <w:sz w:val="24"/>
+                <w:szCs w:val="24"/>
               </w:rPr>
               <w:t>g</w:t>
             </w:r>
@@ -3926,11 +4839,13 @@
               <w:ind w:left="251"/>
               <w:rPr>
                 <w:sz w:val="24"/>
+                <w:szCs w:val="24"/>
               </w:rPr>
             </w:pPr>
             <w:r>
               <w:rPr>
                 <w:sz w:val="24"/>
+                <w:szCs w:val="24"/>
                 <w:u w:val="single"/>
               </w:rPr>
               <w:t>+</w:t>
@@ -3939,12 +4854,14 @@
               <w:rPr>
                 <w:spacing w:val="-7"/>
                 <w:sz w:val="24"/>
+                <w:szCs w:val="24"/>
               </w:rPr>
               <w:t xml:space="preserve"> </w:t>
             </w:r>
             <w:r>
               <w:rPr>
                 <w:sz w:val="24"/>
+                <w:szCs w:val="24"/>
               </w:rPr>
               <w:t>uncertainty</w:t>
             </w:r>
@@ -3952,12 +4869,14 @@
               <w:rPr>
                 <w:spacing w:val="-5"/>
                 <w:sz w:val="24"/>
+                <w:szCs w:val="24"/>
               </w:rPr>
               <w:t xml:space="preserve"> </w:t>
             </w:r>
             <w:r>
               <w:rPr>
                 <w:sz w:val="24"/>
+                <w:szCs w:val="24"/>
               </w:rPr>
               <w:t>[See</w:t>
             </w:r>
@@ -3965,12 +4884,14 @@
               <w:rPr>
                 <w:spacing w:val="-7"/>
                 <w:sz w:val="24"/>
+                <w:szCs w:val="24"/>
               </w:rPr>
               <w:t xml:space="preserve"> </w:t>
             </w:r>
             <w:r>
               <w:rPr>
                 <w:sz w:val="24"/>
+                <w:szCs w:val="24"/>
               </w:rPr>
               <w:t>4(c)</w:t>
             </w:r>
@@ -3978,12 +4899,14 @@
               <w:rPr>
                 <w:spacing w:val="-5"/>
                 <w:sz w:val="24"/>
+                <w:szCs w:val="24"/>
               </w:rPr>
               <w:t xml:space="preserve"> </w:t>
             </w:r>
             <w:r>
               <w:rPr>
                 <w:sz w:val="24"/>
+                <w:szCs w:val="24"/>
               </w:rPr>
               <w:t>on</w:t>
             </w:r>
@@ -3991,12 +4914,14 @@
               <w:rPr>
                 <w:spacing w:val="-5"/>
                 <w:sz w:val="24"/>
+                <w:szCs w:val="24"/>
               </w:rPr>
               <w:t xml:space="preserve"> </w:t>
             </w:r>
             <w:r>
               <w:rPr>
                 <w:sz w:val="24"/>
+                <w:szCs w:val="24"/>
               </w:rPr>
               <w:t>next</w:t>
             </w:r>
@@ -4004,6 +4929,7 @@
               <w:rPr>
                 <w:spacing w:val="-4"/>
                 <w:sz w:val="24"/>
+                <w:szCs w:val="24"/>
               </w:rPr>
               <w:t xml:space="preserve"> pg.]</w:t>
             </w:r>
@@ -4011,7 +4937,7 @@
         </w:tc>
         <w:tc>
           <w:tcPr>
-            <w:tcW w:w="2880" w:type="dxa"/>
+            <w:tcW w:w="2160" w:type="dxa"/>
           </w:tcPr>
           <w:p>
             <w:pPr>
@@ -4022,45 +4948,157 @@
               </w:tabs>
               <w:spacing w:before="75"/>
               <w:ind w:right="91"/>
-              <w:jc w:val="right"/>
+              <w:jc w:val="center"/>
               <w:rPr>
                 <w:sz w:val="24"/>
+                <w:szCs w:val="24"/>
               </w:rPr>
             </w:pPr>
             <w:r>
               <w:rPr>
                 <w:rFonts w:ascii="Symbol" w:hAnsi="Symbol"/>
                 <w:spacing w:val="-10"/>
-                <w:sz w:val="20"/>
+                <w:sz w:val="24"/>
+                <w:szCs w:val="24"/>
+              </w:rPr>
+              <w:t>9.66</w:t>
+            </w:r>
+            <w:r>
+              <w:rPr>
+                <w:rFonts w:ascii="Symbol" w:hAnsi="Symbol"/>
+                <w:spacing w:val="-10"/>
+                <w:sz w:val="24"/>
+                <w:szCs w:val="24"/>
+              </w:rPr>
+              <w:t>8</w:t>
+            </w:r>
+            <w:r>
+              <w:rPr>
+                <w:rFonts w:ascii="Symbol" w:hAnsi="Symbol"/>
+                <w:spacing w:val="-10"/>
+                <w:sz w:val="24"/>
+                <w:szCs w:val="24"/>
+              </w:rPr>
+              <w:t xml:space="preserve"> </w:t>
+            </w:r>
+            <w:r>
+              <w:rPr>
+                <w:rFonts w:ascii="Symbol" w:hAnsi="Symbol"/>
+                <w:spacing w:val="-10"/>
+                <w:sz w:val="24"/>
+                <w:szCs w:val="24"/>
               </w:rPr>
               <w:t></w:t>
             </w:r>
             <w:r>
               <w:rPr>
-                <w:sz w:val="20"/>
-              </w:rPr>
-              <w:tab/>
+                <w:rFonts w:ascii="Symbol" w:hAnsi="Symbol"/>
+                <w:spacing w:val="-10"/>
+                <w:sz w:val="24"/>
+                <w:szCs w:val="24"/>
+              </w:rPr>
+              <w:t xml:space="preserve"> </w:t>
             </w:r>
             <w:r>
               <w:rPr>
+                <w:rFonts w:ascii="Symbol" w:hAnsi="Symbol"/>
                 <w:spacing w:val="-10"/>
                 <w:sz w:val="24"/>
-              </w:rPr>
-              <w:t>(</w:t>
+                <w:szCs w:val="24"/>
+              </w:rPr>
+              <w:t xml:space="preserve"> </w:t>
             </w:r>
             <w:r>
               <w:rPr>
+                <w:spacing w:val="-10"/>
                 <w:sz w:val="24"/>
-              </w:rPr>
-              <w:tab/>
+                <w:szCs w:val="24"/>
+              </w:rPr>
+              <w:t>0.09</w:t>
             </w:r>
             <w:r>
               <w:rPr>
                 <w:spacing w:val="-10"/>
                 <w:sz w:val="24"/>
-              </w:rPr>
-              <w:t>)</w:t>
+                <w:szCs w:val="24"/>
+              </w:rPr>
+              <w:t>7</w:t>
             </w:r>
+            <m:oMath>
+              <m:r>
+                <w:rPr>
+                  <w:rFonts w:ascii="Cambria Math" w:hAnsi="Cambria Math"/>
+                  <w:sz w:val="24"/>
+                  <w:szCs w:val="24"/>
+                </w:rPr>
+                <m:t>(</m:t>
+              </m:r>
+              <m:f>
+                <m:fPr>
+                  <m:type m:val="lin"/>
+                  <m:ctrlPr>
+                    <w:rPr>
+                      <w:rFonts w:ascii="Cambria Math" w:hAnsi="Cambria Math"/>
+                      <w:i/>
+                    </w:rPr>
+                  </m:ctrlPr>
+                </m:fPr>
+                <m:num>
+                  <m:r>
+                    <w:rPr>
+                      <w:rFonts w:ascii="Cambria Math" w:hAnsi="Cambria Math"/>
+                    </w:rPr>
+                    <m:t>m</m:t>
+                  </m:r>
+                  <m:ctrlPr>
+                    <w:rPr>
+                      <w:rFonts w:ascii="Cambria Math" w:hAnsi="Cambria Math"/>
+                      <w:i/>
+                      <w:sz w:val="24"/>
+                      <w:szCs w:val="24"/>
+                    </w:rPr>
+                  </m:ctrlPr>
+                </m:num>
+                <m:den>
+                  <m:sSup>
+                    <m:sSupPr>
+                      <m:ctrlPr>
+                        <w:rPr>
+                          <w:rFonts w:ascii="Cambria Math" w:hAnsi="Cambria Math"/>
+                          <w:i/>
+                          <w:sz w:val="24"/>
+                          <w:szCs w:val="24"/>
+                        </w:rPr>
+                      </m:ctrlPr>
+                    </m:sSupPr>
+                    <m:e>
+                      <m:r>
+                        <w:rPr>
+                          <w:rFonts w:ascii="Cambria Math" w:hAnsi="Cambria Math"/>
+                        </w:rPr>
+                        <m:t>s</m:t>
+                      </m:r>
+                    </m:e>
+                    <m:sup>
+                      <m:r>
+                        <w:rPr>
+                          <w:rFonts w:ascii="Cambria Math" w:hAnsi="Cambria Math"/>
+                        </w:rPr>
+                        <m:t>2</m:t>
+                      </m:r>
+                    </m:sup>
+                  </m:sSup>
+                </m:den>
+              </m:f>
+              <m:r>
+                <w:rPr>
+                  <w:rFonts w:ascii="Cambria Math" w:hAnsi="Cambria Math"/>
+                  <w:sz w:val="24"/>
+                  <w:szCs w:val="24"/>
+                </w:rPr>
+                <m:t>)</m:t>
+              </m:r>
+            </m:oMath>
           </w:p>
         </w:tc>
       </w:tr>
@@ -4070,7 +5108,7 @@
         </w:trPr>
         <w:tc>
           <w:tcPr>
-            <w:tcW w:w="4474" w:type="dxa"/>
+            <w:tcW w:w="3870" w:type="dxa"/>
           </w:tcPr>
           <w:p>
             <w:pPr>
@@ -4079,24 +5117,29 @@
               <w:ind w:left="251"/>
               <w:rPr>
                 <w:sz w:val="24"/>
+                <w:szCs w:val="24"/>
               </w:rPr>
             </w:pPr>
             <w:r>
               <w:rPr>
                 <w:sz w:val="24"/>
-              </w:rPr>
+                <w:szCs w:val="24"/>
+              </w:rPr>
+              <w:lastRenderedPageBreak/>
               <w:t>Precision</w:t>
             </w:r>
             <w:r>
               <w:rPr>
                 <w:spacing w:val="-6"/>
                 <w:sz w:val="24"/>
+                <w:szCs w:val="24"/>
               </w:rPr>
               <w:t xml:space="preserve"> </w:t>
             </w:r>
             <w:r>
               <w:rPr>
                 <w:sz w:val="24"/>
+                <w:szCs w:val="24"/>
               </w:rPr>
               <w:t>[See</w:t>
             </w:r>
@@ -4104,12 +5147,14 @@
               <w:rPr>
                 <w:spacing w:val="-6"/>
                 <w:sz w:val="24"/>
+                <w:szCs w:val="24"/>
               </w:rPr>
               <w:t xml:space="preserve"> </w:t>
             </w:r>
             <w:r>
               <w:rPr>
                 <w:sz w:val="24"/>
+                <w:szCs w:val="24"/>
               </w:rPr>
               <w:t>4(e)</w:t>
             </w:r>
@@ -4117,12 +5162,14 @@
               <w:rPr>
                 <w:spacing w:val="-8"/>
                 <w:sz w:val="24"/>
+                <w:szCs w:val="24"/>
               </w:rPr>
               <w:t xml:space="preserve"> </w:t>
             </w:r>
             <w:r>
               <w:rPr>
                 <w:sz w:val="24"/>
+                <w:szCs w:val="24"/>
               </w:rPr>
               <w:t>on</w:t>
             </w:r>
@@ -4130,12 +5177,14 @@
               <w:rPr>
                 <w:spacing w:val="-6"/>
                 <w:sz w:val="24"/>
+                <w:szCs w:val="24"/>
               </w:rPr>
               <w:t xml:space="preserve"> </w:t>
             </w:r>
             <w:r>
               <w:rPr>
                 <w:sz w:val="24"/>
+                <w:szCs w:val="24"/>
               </w:rPr>
               <w:t>next</w:t>
             </w:r>
@@ -4143,6 +5192,7 @@
               <w:rPr>
                 <w:spacing w:val="-3"/>
                 <w:sz w:val="24"/>
+                <w:szCs w:val="24"/>
               </w:rPr>
               <w:t xml:space="preserve"> </w:t>
             </w:r>
@@ -4150,6 +5200,7 @@
               <w:rPr>
                 <w:spacing w:val="-4"/>
                 <w:sz w:val="24"/>
+                <w:szCs w:val="24"/>
               </w:rPr>
               <w:t>pg.]</w:t>
             </w:r>
@@ -4157,22 +5208,32 @@
         </w:tc>
         <w:tc>
           <w:tcPr>
-            <w:tcW w:w="2880" w:type="dxa"/>
+            <w:tcW w:w="2160" w:type="dxa"/>
           </w:tcPr>
           <w:p>
             <w:pPr>
               <w:pStyle w:val="TableParagraph"/>
               <w:spacing w:before="75"/>
               <w:ind w:right="91"/>
-              <w:jc w:val="right"/>
+              <w:jc w:val="center"/>
               <w:rPr>
                 <w:sz w:val="24"/>
+                <w:szCs w:val="24"/>
               </w:rPr>
             </w:pPr>
             <w:r>
               <w:rPr>
                 <w:spacing w:val="-10"/>
                 <w:sz w:val="24"/>
+                <w:szCs w:val="24"/>
+              </w:rPr>
+              <w:t>1</w:t>
+            </w:r>
+            <w:r>
+              <w:rPr>
+                <w:spacing w:val="-10"/>
+                <w:sz w:val="24"/>
+                <w:szCs w:val="24"/>
               </w:rPr>
               <w:t>%</w:t>
             </w:r>
@@ -4182,11 +5243,10 @@
     </w:tbl>
     <w:p>
       <w:pPr>
-        <w:pStyle w:val="BodyText"/>
-        <w:tabs>
-          <w:tab w:val="left" w:pos="6224"/>
-        </w:tabs>
-        <w:spacing w:before="208"/>
+        <w:spacing w:after="160" w:line="259" w:lineRule="auto"/>
+        <w:rPr>
+          <w:u w:val="single"/>
+        </w:rPr>
       </w:pPr>
       <w:r>
         <w:t>The</w:t>
@@ -4208,25 +5268,237 @@
       </w:r>
       <w:r>
         <w:rPr>
+          <w:spacing w:val="-1"/>
           <w:u w:val="single"/>
         </w:rPr>
-        <w:tab/>
-      </w:r>
+        <w:t>0.0965</w:t>
+      </w:r>
+      <m:oMath>
+        <m:r>
+          <w:rPr>
+            <w:rFonts w:ascii="Cambria Math" w:hAnsi="Cambria Math"/>
+            <w:spacing w:val="-4"/>
+            <w:u w:val="single"/>
+          </w:rPr>
+          <m:t>(</m:t>
+        </m:r>
+        <m:f>
+          <m:fPr>
+            <m:type m:val="lin"/>
+            <m:ctrlPr>
+              <w:rPr>
+                <w:rFonts w:ascii="Cambria Math" w:hAnsi="Cambria Math"/>
+                <w:i/>
+                <w:u w:val="single"/>
+              </w:rPr>
+            </m:ctrlPr>
+          </m:fPr>
+          <m:num>
+            <m:r>
+              <w:rPr>
+                <w:rFonts w:ascii="Cambria Math" w:hAnsi="Cambria Math"/>
+                <w:u w:val="single"/>
+              </w:rPr>
+              <m:t>m</m:t>
+            </m:r>
+          </m:num>
+          <m:den>
+            <m:sSup>
+              <m:sSupPr>
+                <m:ctrlPr>
+                  <w:rPr>
+                    <w:rFonts w:ascii="Cambria Math" w:hAnsi="Cambria Math"/>
+                    <w:i/>
+                    <w:u w:val="single"/>
+                  </w:rPr>
+                </m:ctrlPr>
+              </m:sSupPr>
+              <m:e>
+                <m:r>
+                  <w:rPr>
+                    <w:rFonts w:ascii="Cambria Math" w:hAnsi="Cambria Math"/>
+                    <w:u w:val="single"/>
+                  </w:rPr>
+                  <m:t>s</m:t>
+                </m:r>
+              </m:e>
+              <m:sup>
+                <m:r>
+                  <w:rPr>
+                    <w:rFonts w:ascii="Cambria Math" w:hAnsi="Cambria Math"/>
+                    <w:u w:val="single"/>
+                  </w:rPr>
+                  <m:t>2</m:t>
+                </m:r>
+              </m:sup>
+            </m:sSup>
+          </m:den>
+        </m:f>
+        <m:r>
+          <w:rPr>
+            <w:rFonts w:ascii="Cambria Math" w:hAnsi="Cambria Math"/>
+            <w:spacing w:val="-4"/>
+            <w:u w:val="single"/>
+          </w:rPr>
+          <m:t>)</m:t>
+        </m:r>
+      </m:oMath>
     </w:p>
     <w:p>
       <w:pPr>
         <w:pStyle w:val="BodyText"/>
-        <w:spacing w:before="197"/>
-      </w:pPr>
+        <w:spacing w:line="208" w:lineRule="auto"/>
+        <w:ind w:right="1533" w:firstLine="720"/>
+      </w:pPr>
+      <w:r>
+        <w:t>(e)</w:t>
+      </w:r>
+      <w:r>
+        <w:rPr>
+          <w:spacing w:val="-6"/>
+        </w:rPr>
+        <w:t xml:space="preserve"> </w:t>
+      </w:r>
+      <w:r>
+        <w:t>Express</w:t>
+      </w:r>
+      <w:r>
+        <w:rPr>
+          <w:spacing w:val="-3"/>
+        </w:rPr>
+        <w:t xml:space="preserve"> </w:t>
+      </w:r>
+      <w:r>
+        <w:t>the</w:t>
+      </w:r>
+      <w:r>
+        <w:rPr>
+          <w:spacing w:val="-3"/>
+        </w:rPr>
+        <w:t xml:space="preserve"> </w:t>
+      </w:r>
+      <w:r>
+        <w:t>uncertainty</w:t>
+      </w:r>
+      <w:r>
+        <w:rPr>
+          <w:spacing w:val="-3"/>
+        </w:rPr>
+        <w:t xml:space="preserve"> </w:t>
+      </w:r>
+      <w:r>
+        <w:t>as</w:t>
+      </w:r>
+      <w:r>
+        <w:rPr>
+          <w:spacing w:val="-3"/>
+        </w:rPr>
+        <w:t xml:space="preserve"> </w:t>
+      </w:r>
+      <w:r>
+        <w:t>a</w:t>
+      </w:r>
+      <w:r>
+        <w:rPr>
+          <w:spacing w:val="-5"/>
+        </w:rPr>
+        <w:t xml:space="preserve"> </w:t>
+      </w:r>
+      <w:r>
+        <w:t>percentage</w:t>
+      </w:r>
+      <w:r>
+        <w:rPr>
+          <w:spacing w:val="-5"/>
+        </w:rPr>
+        <w:t xml:space="preserve"> </w:t>
+      </w:r>
+      <w:r>
+        <w:t>of</w:t>
+      </w:r>
+      <w:r>
+        <w:rPr>
+          <w:spacing w:val="-5"/>
+        </w:rPr>
+        <w:t xml:space="preserve"> </w:t>
+      </w:r>
+      <w:r>
+        <w:t>the</w:t>
+      </w:r>
+      <w:r>
+        <w:rPr>
+          <w:spacing w:val="-3"/>
+        </w:rPr>
+        <w:t xml:space="preserve"> </w:t>
+      </w:r>
+      <w:r>
+        <w:t>acceleration.</w:t>
+      </w:r>
+      <w:r>
+        <w:rPr>
+          <w:spacing w:val="-3"/>
+        </w:rPr>
+        <w:t xml:space="preserve"> </w:t>
+      </w:r>
+      <w:r>
+        <w:t>This</w:t>
+      </w:r>
+      <w:r>
+        <w:rPr>
+          <w:spacing w:val="-1"/>
+        </w:rPr>
+        <w:t xml:space="preserve"> </w:t>
+      </w:r>
+      <w:r>
+        <w:t>is</w:t>
+      </w:r>
+      <w:r>
+        <w:rPr>
+          <w:spacing w:val="-3"/>
+        </w:rPr>
+        <w:t xml:space="preserve"> </w:t>
+      </w:r>
+      <w:r>
+        <w:t>the</w:t>
+      </w:r>
+      <w:r>
+        <w:rPr>
+          <w:spacing w:val="-1"/>
+        </w:rPr>
+        <w:t xml:space="preserve"> </w:t>
+      </w:r>
+      <w:r>
+        <w:t>precision</w:t>
+      </w:r>
+      <w:r>
+        <w:rPr>
+          <w:spacing w:val="-3"/>
+        </w:rPr>
+        <w:t xml:space="preserve"> </w:t>
+      </w:r>
+      <w:r>
+        <w:t>of</w:t>
+      </w:r>
+      <w:r>
+        <w:rPr>
+          <w:spacing w:val="-5"/>
+        </w:rPr>
+        <w:t xml:space="preserve"> </w:t>
+      </w:r>
+      <w:r>
+        <w:t>your experiment. Using the example numbers from the last step, the precision would be</w:t>
+      </w:r>
     </w:p>
     <w:p>
       <w:pPr>
         <w:pStyle w:val="BodyText"/>
-        <w:spacing w:line="208" w:lineRule="auto"/>
-        <w:ind w:right="1533"/>
-      </w:pPr>
-      <w:r>
-        <w:t>(e)</w:t>
+        <w:spacing w:before="210"/>
+        <w:rPr>
+          <w:spacing w:val="-4"/>
+        </w:rPr>
+      </w:pPr>
+      <w:r>
+        <w:t>Show</w:t>
       </w:r>
       <w:r>
         <w:rPr>
@@ -4235,133 +5507,19 @@
         <w:t xml:space="preserve"> </w:t>
       </w:r>
       <w:r>
-        <w:t>Express</w:t>
-      </w:r>
-      <w:r>
-        <w:rPr>
-          <w:spacing w:val="-3"/>
-        </w:rPr>
-        <w:t xml:space="preserve"> </w:t>
-      </w:r>
-      <w:r>
-        <w:t>the</w:t>
-      </w:r>
-      <w:r>
-        <w:rPr>
-          <w:spacing w:val="-3"/>
-        </w:rPr>
-        <w:t xml:space="preserve"> </w:t>
-      </w:r>
-      <w:r>
-        <w:t>uncertainty</w:t>
-      </w:r>
-      <w:r>
-        <w:rPr>
-          <w:spacing w:val="-3"/>
-        </w:rPr>
-        <w:t xml:space="preserve"> </w:t>
-      </w:r>
-      <w:r>
-        <w:t>as</w:t>
-      </w:r>
-      <w:r>
-        <w:rPr>
-          <w:spacing w:val="-3"/>
-        </w:rPr>
-        <w:t xml:space="preserve"> </w:t>
-      </w:r>
-      <w:r>
-        <w:t>a</w:t>
-      </w:r>
-      <w:r>
-        <w:rPr>
-          <w:spacing w:val="-5"/>
-        </w:rPr>
-        <w:t xml:space="preserve"> </w:t>
-      </w:r>
-      <w:r>
-        <w:t>percentage</w:t>
-      </w:r>
-      <w:r>
-        <w:rPr>
-          <w:spacing w:val="-5"/>
-        </w:rPr>
-        <w:t xml:space="preserve"> </w:t>
-      </w:r>
-      <w:r>
-        <w:t>of</w:t>
-      </w:r>
-      <w:r>
-        <w:rPr>
-          <w:spacing w:val="-5"/>
-        </w:rPr>
-        <w:t xml:space="preserve"> </w:t>
-      </w:r>
-      <w:r>
-        <w:t>the</w:t>
-      </w:r>
-      <w:r>
-        <w:rPr>
-          <w:spacing w:val="-3"/>
-        </w:rPr>
-        <w:t xml:space="preserve"> </w:t>
-      </w:r>
-      <w:r>
-        <w:t>acceleration.</w:t>
-      </w:r>
-      <w:r>
-        <w:rPr>
-          <w:spacing w:val="-3"/>
-        </w:rPr>
-        <w:t xml:space="preserve"> </w:t>
-      </w:r>
-      <w:r>
-        <w:t>This</w:t>
-      </w:r>
-      <w:r>
-        <w:rPr>
-          <w:spacing w:val="-1"/>
-        </w:rPr>
-        <w:t xml:space="preserve"> </w:t>
-      </w:r>
-      <w:r>
-        <w:t>is</w:t>
-      </w:r>
-      <w:r>
-        <w:rPr>
-          <w:spacing w:val="-3"/>
-        </w:rPr>
-        <w:t xml:space="preserve"> </w:t>
-      </w:r>
-      <w:r>
-        <w:t>the</w:t>
-      </w:r>
-      <w:r>
-        <w:rPr>
-          <w:spacing w:val="-1"/>
-        </w:rPr>
-        <w:t xml:space="preserve"> </w:t>
-      </w:r>
-      <w:r>
-        <w:t>precision</w:t>
-      </w:r>
-      <w:r>
-        <w:rPr>
-          <w:spacing w:val="-3"/>
-        </w:rPr>
-        <w:t xml:space="preserve"> </w:t>
-      </w:r>
-      <w:r>
-        <w:t>of</w:t>
-      </w:r>
-      <w:r>
-        <w:rPr>
-          <w:spacing w:val="-5"/>
-        </w:rPr>
-        <w:t xml:space="preserve"> </w:t>
-      </w:r>
-      <w:r>
-        <w:t>your experiment. Using the example numbers from the last step, the precision would be</w:t>
+        <w:t>work</w:t>
+      </w:r>
+      <w:r>
+        <w:rPr>
+          <w:spacing w:val="-8"/>
+        </w:rPr>
+        <w:t xml:space="preserve"> </w:t>
+      </w:r>
+      <w:r>
+        <w:rPr>
+          <w:spacing w:val="-4"/>
+        </w:rPr>
+        <w:t>here:</w:t>
       </w:r>
     </w:p>
     <w:p>
@@ -4369,40 +5527,147 @@
         <w:pStyle w:val="BodyText"/>
         <w:spacing w:before="210"/>
       </w:pPr>
-      <w:r>
-        <w:t>Show</w:t>
-      </w:r>
-      <w:r>
-        <w:rPr>
-          <w:spacing w:val="-6"/>
-        </w:rPr>
-        <w:t xml:space="preserve"> </w:t>
-      </w:r>
-      <w:r>
-        <w:t>work</w:t>
-      </w:r>
-      <w:r>
-        <w:rPr>
-          <w:spacing w:val="-8"/>
-        </w:rPr>
-        <w:t xml:space="preserve"> </w:t>
-      </w:r>
-      <w:r>
-        <w:rPr>
-          <w:spacing w:val="-4"/>
-        </w:rPr>
-        <w:t>here:</w:t>
-      </w:r>
+      <m:oMathPara>
+        <m:oMath>
+          <m:sSub>
+            <m:sSubPr>
+              <m:ctrlPr>
+                <w:rPr>
+                  <w:rFonts w:ascii="Cambria Math" w:hAnsi="Cambria Math"/>
+                  <w:i/>
+                  <w:spacing w:val="-4"/>
+                </w:rPr>
+              </m:ctrlPr>
+            </m:sSubPr>
+            <m:e>
+              <m:r>
+                <w:rPr>
+                  <w:rFonts w:ascii="Cambria Math" w:hAnsi="Cambria Math"/>
+                  <w:spacing w:val="-4"/>
+                </w:rPr>
+                <m:t>p</m:t>
+              </m:r>
+            </m:e>
+            <m:sub>
+              <m:r>
+                <w:rPr>
+                  <w:rFonts w:ascii="Cambria Math" w:hAnsi="Cambria Math"/>
+                  <w:spacing w:val="-4"/>
+                </w:rPr>
+                <m:t>recision=</m:t>
+              </m:r>
+            </m:sub>
+          </m:sSub>
+          <m:f>
+            <m:fPr>
+              <m:ctrlPr>
+                <w:rPr>
+                  <w:rFonts w:ascii="Cambria Math" w:hAnsi="Cambria Math"/>
+                  <w:i/>
+                  <w:spacing w:val="-4"/>
+                </w:rPr>
+              </m:ctrlPr>
+            </m:fPr>
+            <m:num>
+              <m:r>
+                <w:rPr>
+                  <w:rFonts w:ascii="Cambria Math" w:hAnsi="Cambria Math"/>
+                  <w:spacing w:val="-4"/>
+                </w:rPr>
+                <m:t>Uncertainty</m:t>
+              </m:r>
+            </m:num>
+            <m:den>
+              <m:sSub>
+                <m:sSubPr>
+                  <m:ctrlPr>
+                    <w:rPr>
+                      <w:rFonts w:ascii="Cambria Math" w:hAnsi="Cambria Math"/>
+                      <w:i/>
+                      <w:spacing w:val="-4"/>
+                    </w:rPr>
+                  </m:ctrlPr>
+                </m:sSubPr>
+                <m:e>
+                  <m:r>
+                    <w:rPr>
+                      <w:rFonts w:ascii="Cambria Math" w:hAnsi="Cambria Math"/>
+                      <w:spacing w:val="-4"/>
+                    </w:rPr>
+                    <m:t>a</m:t>
+                  </m:r>
+                </m:e>
+                <m:sub>
+                  <m:r>
+                    <w:rPr>
+                      <w:rFonts w:ascii="Cambria Math" w:hAnsi="Cambria Math"/>
+                      <w:spacing w:val="-4"/>
+                    </w:rPr>
+                    <m:t>av</m:t>
+                  </m:r>
+                </m:sub>
+              </m:sSub>
+            </m:den>
+          </m:f>
+          <m:r>
+            <w:rPr>
+              <w:rFonts w:ascii="Cambria Math" w:hAnsi="Cambria Math"/>
+              <w:spacing w:val="-4"/>
+            </w:rPr>
+            <m:t>×100=</m:t>
+          </m:r>
+          <m:f>
+            <m:fPr>
+              <m:ctrlPr>
+                <w:rPr>
+                  <w:rFonts w:ascii="Cambria Math" w:hAnsi="Cambria Math"/>
+                  <w:i/>
+                  <w:spacing w:val="-4"/>
+                </w:rPr>
+              </m:ctrlPr>
+            </m:fPr>
+            <m:num>
+              <m:r>
+                <w:rPr>
+                  <w:rFonts w:ascii="Cambria Math" w:hAnsi="Cambria Math"/>
+                  <w:spacing w:val="-4"/>
+                </w:rPr>
+                <m:t>0.097</m:t>
+              </m:r>
+            </m:num>
+            <m:den>
+              <m:r>
+                <w:rPr>
+                  <w:rFonts w:ascii="Cambria Math" w:hAnsi="Cambria Math"/>
+                  <w:spacing w:val="-4"/>
+                </w:rPr>
+                <m:t>9.668</m:t>
+              </m:r>
+            </m:den>
+          </m:f>
+          <m:r>
+            <w:rPr>
+              <w:rFonts w:ascii="Cambria Math" w:hAnsi="Cambria Math"/>
+              <w:spacing w:val="-4"/>
+            </w:rPr>
+            <m:t>×100≈1%</m:t>
+          </m:r>
+        </m:oMath>
+      </m:oMathPara>
     </w:p>
     <w:p>
       <w:pPr>
-        <w:pStyle w:val="BodyText"/>
-      </w:pPr>
-    </w:p>
-    <w:p>
-      <w:pPr>
-        <w:pStyle w:val="BodyText"/>
-        <w:spacing w:before="167"/>
+        <w:pStyle w:val="ListParagraph"/>
+        <w:tabs>
+          <w:tab w:val="left" w:pos="238"/>
+        </w:tabs>
+        <w:spacing w:line="281" w:lineRule="exact"/>
+        <w:ind w:left="720"/>
+        <w:rPr>
+          <w:rFonts w:ascii="Cambria Math" w:eastAsia="Cambria Math"/>
+          <w:sz w:val="24"/>
+          <w:szCs w:val="24"/>
+        </w:rPr>
       </w:pPr>
     </w:p>
     <w:p>
@@ -4410,112 +5675,112 @@
         <w:pStyle w:val="ListParagraph"/>
         <w:numPr>
           <w:ilvl w:val="0"/>
-          <w:numId w:val="2"/>
+          <w:numId w:val="4"/>
         </w:numPr>
         <w:tabs>
           <w:tab w:val="left" w:pos="238"/>
         </w:tabs>
         <w:spacing w:line="281" w:lineRule="exact"/>
-        <w:ind w:left="238" w:hanging="238"/>
         <w:rPr>
           <w:rFonts w:ascii="Cambria Math" w:eastAsia="Cambria Math"/>
           <w:sz w:val="24"/>
-        </w:rPr>
-      </w:pPr>
-      <w:r>
-        <w:rPr>
-          <w:sz w:val="24"/>
-        </w:rPr>
-        <w:t>Compare</w:t>
+          <w:szCs w:val="24"/>
+        </w:rPr>
+      </w:pPr>
+      <w:r>
+        <w:rPr>
+          <w:sz w:val="24"/>
+          <w:szCs w:val="24"/>
+        </w:rPr>
+        <w:t>your</w:t>
       </w:r>
       <w:r>
         <w:rPr>
           <w:spacing w:val="-5"/>
           <w:sz w:val="24"/>
-        </w:rPr>
-        <w:t xml:space="preserve"> </w:t>
-      </w:r>
-      <w:r>
-        <w:rPr>
-          <w:sz w:val="24"/>
-        </w:rPr>
-        <w:t>your</w:t>
+          <w:szCs w:val="24"/>
+        </w:rPr>
+        <w:t xml:space="preserve"> </w:t>
+      </w:r>
+      <w:r>
+        <w:rPr>
+          <w:sz w:val="24"/>
+          <w:szCs w:val="24"/>
+        </w:rPr>
+        <w:t>measurement</w:t>
       </w:r>
       <w:r>
         <w:rPr>
           <w:spacing w:val="-5"/>
           <w:sz w:val="24"/>
-        </w:rPr>
-        <w:t xml:space="preserve"> </w:t>
-      </w:r>
-      <w:r>
-        <w:rPr>
-          <w:sz w:val="24"/>
-        </w:rPr>
-        <w:t>measurement</w:t>
+          <w:szCs w:val="24"/>
+        </w:rPr>
+        <w:t xml:space="preserve"> </w:t>
+      </w:r>
+      <w:r>
+        <w:rPr>
+          <w:sz w:val="24"/>
+          <w:szCs w:val="24"/>
+        </w:rPr>
+        <w:t>to</w:t>
       </w:r>
       <w:r>
         <w:rPr>
           <w:spacing w:val="-5"/>
           <w:sz w:val="24"/>
-        </w:rPr>
-        <w:t xml:space="preserve"> </w:t>
-      </w:r>
-      <w:r>
-        <w:rPr>
-          <w:sz w:val="24"/>
-        </w:rPr>
-        <w:t>to</w:t>
+          <w:szCs w:val="24"/>
+        </w:rPr>
+        <w:t xml:space="preserve"> </w:t>
+      </w:r>
+      <w:r>
+        <w:rPr>
+          <w:sz w:val="24"/>
+          <w:szCs w:val="24"/>
+        </w:rPr>
+        <w:t>the</w:t>
+      </w:r>
+      <w:r>
+        <w:rPr>
+          <w:spacing w:val="-4"/>
+          <w:sz w:val="24"/>
+          <w:szCs w:val="24"/>
+        </w:rPr>
+        <w:t xml:space="preserve"> </w:t>
+      </w:r>
+      <w:r>
+        <w:rPr>
+          <w:sz w:val="24"/>
+          <w:szCs w:val="24"/>
+        </w:rPr>
+        <w:t>generally</w:t>
       </w:r>
       <w:r>
         <w:rPr>
           <w:spacing w:val="-5"/>
           <w:sz w:val="24"/>
-        </w:rPr>
-        <w:t xml:space="preserve"> </w:t>
-      </w:r>
-      <w:r>
-        <w:rPr>
-          <w:sz w:val="24"/>
-        </w:rPr>
-        <w:t>the</w:t>
-      </w:r>
-      <w:r>
-        <w:rPr>
-          <w:spacing w:val="-4"/>
-          <w:sz w:val="24"/>
-        </w:rPr>
-        <w:t xml:space="preserve"> </w:t>
-      </w:r>
-      <w:r>
-        <w:rPr>
-          <w:sz w:val="24"/>
-        </w:rPr>
-        <w:t>generally</w:t>
+          <w:szCs w:val="24"/>
+        </w:rPr>
+        <w:t xml:space="preserve"> </w:t>
+      </w:r>
+      <w:r>
+        <w:rPr>
+          <w:sz w:val="24"/>
+          <w:szCs w:val="24"/>
+        </w:rPr>
+        <w:t>accepted</w:t>
       </w:r>
       <w:r>
         <w:rPr>
           <w:spacing w:val="-5"/>
           <w:sz w:val="24"/>
-        </w:rPr>
-        <w:t xml:space="preserve"> </w:t>
-      </w:r>
-      <w:r>
-        <w:rPr>
-          <w:sz w:val="24"/>
-        </w:rPr>
-        <w:t>accepted</w:t>
-      </w:r>
-      <w:r>
-        <w:rPr>
-          <w:spacing w:val="-5"/>
-          <w:sz w:val="24"/>
-        </w:rPr>
-        <w:t xml:space="preserve"> </w:t>
-      </w:r>
-      <w:r>
-        <w:rPr>
-          <w:sz w:val="24"/>
+          <w:szCs w:val="24"/>
+        </w:rPr>
+        <w:t xml:space="preserve"> </w:t>
+      </w:r>
+      <w:r>
+        <w:rPr>
+          <w:sz w:val="24"/>
+          <w:szCs w:val="24"/>
         </w:rPr>
         <w:t>value</w:t>
       </w:r>
@@ -4523,12 +5788,14 @@
         <w:rPr>
           <w:spacing w:val="-3"/>
           <w:sz w:val="24"/>
-        </w:rPr>
-        <w:t xml:space="preserve"> </w:t>
-      </w:r>
-      <w:r>
-        <w:rPr>
-          <w:sz w:val="24"/>
+          <w:szCs w:val="24"/>
+        </w:rPr>
+        <w:t xml:space="preserve"> </w:t>
+      </w:r>
+      <w:r>
+        <w:rPr>
+          <w:sz w:val="24"/>
+          <w:szCs w:val="24"/>
         </w:rPr>
         <w:t>of</w:t>
       </w:r>
@@ -4536,6 +5803,7 @@
         <w:rPr>
           <w:spacing w:val="6"/>
           <w:sz w:val="24"/>
+          <w:szCs w:val="24"/>
         </w:rPr>
         <w:t xml:space="preserve"> </w:t>
       </w:r>
@@ -4543,6 +5811,7 @@
         <w:rPr>
           <w:rFonts w:ascii="Cambria Math" w:eastAsia="Cambria Math"/>
           <w:sz w:val="24"/>
+          <w:szCs w:val="24"/>
         </w:rPr>
         <w:t>𝑔</w:t>
       </w:r>
@@ -4551,6 +5820,7 @@
           <w:rFonts w:ascii="Cambria Math" w:eastAsia="Cambria Math"/>
           <w:spacing w:val="-2"/>
           <w:sz w:val="24"/>
+          <w:szCs w:val="24"/>
         </w:rPr>
         <w:t xml:space="preserve"> </w:t>
       </w:r>
@@ -4558,6 +5828,7 @@
         <w:rPr>
           <w:rFonts w:ascii="Cambria Math" w:eastAsia="Cambria Math"/>
           <w:sz w:val="24"/>
+          <w:szCs w:val="24"/>
         </w:rPr>
         <w:t>(9.80</w:t>
       </w:r>
@@ -4566,6 +5837,7 @@
           <w:rFonts w:ascii="Cambria Math" w:eastAsia="Cambria Math"/>
           <w:spacing w:val="-4"/>
           <w:sz w:val="24"/>
+          <w:szCs w:val="24"/>
         </w:rPr>
         <w:t xml:space="preserve"> </w:t>
       </w:r>
@@ -4573,42 +5845,27 @@
         <w:rPr>
           <w:rFonts w:ascii="Cambria Math" w:eastAsia="Cambria Math"/>
           <w:sz w:val="24"/>
+          <w:szCs w:val="24"/>
         </w:rPr>
         <w:t>𝑚/𝑠</w:t>
       </w:r>
-      <w:proofErr w:type="gramStart"/>
       <w:r>
         <w:rPr>
           <w:rFonts w:ascii="Cambria Math" w:eastAsia="Cambria Math"/>
           <w:sz w:val="24"/>
+          <w:szCs w:val="24"/>
           <w:vertAlign w:val="superscript"/>
         </w:rPr>
         <w:t>2</w:t>
-      </w:r>
-      <w:r>
-        <w:rPr>
-          <w:rFonts w:ascii="Cambria Math" w:eastAsia="Cambria Math"/>
-          <w:spacing w:val="5"/>
-          <w:sz w:val="24"/>
-        </w:rPr>
-        <w:t xml:space="preserve"> </w:t>
       </w:r>
       <w:r>
         <w:rPr>
           <w:rFonts w:ascii="Cambria Math" w:eastAsia="Cambria Math"/>
           <w:spacing w:val="-5"/>
           <w:sz w:val="24"/>
-        </w:rPr>
-        <w:t>)</w:t>
-      </w:r>
-      <w:proofErr w:type="gramEnd"/>
-      <w:r>
-        <w:rPr>
-          <w:rFonts w:ascii="Cambria Math" w:eastAsia="Cambria Math"/>
-          <w:spacing w:val="-5"/>
-          <w:sz w:val="24"/>
-        </w:rPr>
-        <w:t>.</w:t>
+          <w:szCs w:val="24"/>
+        </w:rPr>
+        <w:t>).</w:t>
       </w:r>
     </w:p>
     <w:p>
@@ -4708,31 +5965,174 @@
       </w:r>
       <w:r>
         <w:rPr>
+          <w:spacing w:val="-2"/>
+        </w:rPr>
+        <w:t xml:space="preserve"> </w:t>
+      </w:r>
+      <w:r>
+        <w:rPr>
           <w:u w:val="single"/>
         </w:rPr>
-        <w:tab/>
-      </w:r>
-    </w:p>
-    <w:p>
-      <w:pPr>
-        <w:pStyle w:val="BodyText"/>
-      </w:pPr>
-    </w:p>
-    <w:p>
-      <w:pPr>
-        <w:pStyle w:val="BodyText"/>
-      </w:pPr>
-    </w:p>
-    <w:p>
-      <w:pPr>
-        <w:pStyle w:val="BodyText"/>
-      </w:pPr>
-    </w:p>
-    <w:p>
-      <w:pPr>
-        <w:pStyle w:val="BodyText"/>
-        <w:spacing w:before="96"/>
-      </w:pPr>
+        <w:t>9.531</w:t>
+      </w:r>
+      <m:oMath>
+        <m:f>
+          <m:fPr>
+            <m:type m:val="lin"/>
+            <m:ctrlPr>
+              <w:rPr>
+                <w:rFonts w:ascii="Cambria Math" w:hAnsi="Cambria Math"/>
+                <w:u w:val="single"/>
+              </w:rPr>
+            </m:ctrlPr>
+          </m:fPr>
+          <m:num>
+            <m:r>
+              <m:rPr>
+                <m:sty m:val="p"/>
+              </m:rPr>
+              <w:rPr>
+                <w:rFonts w:ascii="Cambria Math" w:hAnsi="Cambria Math"/>
+                <w:u w:val="single"/>
+              </w:rPr>
+              <m:t>(m</m:t>
+            </m:r>
+          </m:num>
+          <m:den>
+            <m:sSup>
+              <m:sSupPr>
+                <m:ctrlPr>
+                  <w:rPr>
+                    <w:rFonts w:ascii="Cambria Math" w:hAnsi="Cambria Math"/>
+                    <w:u w:val="single"/>
+                  </w:rPr>
+                </m:ctrlPr>
+              </m:sSupPr>
+              <m:e>
+                <m:r>
+                  <m:rPr>
+                    <m:sty m:val="p"/>
+                  </m:rPr>
+                  <w:rPr>
+                    <w:rFonts w:ascii="Cambria Math" w:hAnsi="Cambria Math"/>
+                    <w:u w:val="single"/>
+                  </w:rPr>
+                  <m:t>s</m:t>
+                </m:r>
+              </m:e>
+              <m:sup>
+                <m:r>
+                  <m:rPr>
+                    <m:sty m:val="p"/>
+                  </m:rPr>
+                  <w:rPr>
+                    <w:rFonts w:ascii="Cambria Math" w:hAnsi="Cambria Math"/>
+                    <w:u w:val="single"/>
+                  </w:rPr>
+                  <m:t>2</m:t>
+                </m:r>
+              </m:sup>
+            </m:sSup>
+            <m:r>
+              <w:rPr>
+                <w:rFonts w:ascii="Cambria Math" w:hAnsi="Cambria Math"/>
+                <w:u w:val="single"/>
+              </w:rPr>
+              <m:t>)</m:t>
+            </m:r>
+          </m:den>
+        </m:f>
+        <m:r>
+          <m:rPr>
+            <m:sty m:val="p"/>
+          </m:rPr>
+          <w:rPr>
+            <w:rFonts w:ascii="Cambria Math" w:hAnsi="Cambria Math"/>
+            <w:u w:val="single"/>
+          </w:rPr>
+          <m:t xml:space="preserve"> </m:t>
+        </m:r>
+      </m:oMath>
+      <w:r>
+        <w:rPr>
+          <w:u w:val="single"/>
+        </w:rPr>
+        <w:t xml:space="preserve">to 9.724 </w:t>
+      </w:r>
+      <m:oMath>
+        <m:f>
+          <m:fPr>
+            <m:type m:val="lin"/>
+            <m:ctrlPr>
+              <w:rPr>
+                <w:rFonts w:ascii="Cambria Math" w:hAnsi="Cambria Math"/>
+                <w:u w:val="single"/>
+              </w:rPr>
+            </m:ctrlPr>
+          </m:fPr>
+          <m:num>
+            <m:r>
+              <m:rPr>
+                <m:sty m:val="p"/>
+              </m:rPr>
+              <w:rPr>
+                <w:rFonts w:ascii="Cambria Math" w:hAnsi="Cambria Math"/>
+                <w:u w:val="single"/>
+              </w:rPr>
+              <m:t>(m</m:t>
+            </m:r>
+          </m:num>
+          <m:den>
+            <m:sSup>
+              <m:sSupPr>
+                <m:ctrlPr>
+                  <w:rPr>
+                    <w:rFonts w:ascii="Cambria Math" w:hAnsi="Cambria Math"/>
+                    <w:u w:val="single"/>
+                  </w:rPr>
+                </m:ctrlPr>
+              </m:sSupPr>
+              <m:e>
+                <m:r>
+                  <m:rPr>
+                    <m:sty m:val="p"/>
+                  </m:rPr>
+                  <w:rPr>
+                    <w:rFonts w:ascii="Cambria Math" w:hAnsi="Cambria Math"/>
+                    <w:u w:val="single"/>
+                  </w:rPr>
+                  <m:t>s</m:t>
+                </m:r>
+              </m:e>
+              <m:sup>
+                <m:r>
+                  <m:rPr>
+                    <m:sty m:val="p"/>
+                  </m:rPr>
+                  <w:rPr>
+                    <w:rFonts w:ascii="Cambria Math" w:hAnsi="Cambria Math"/>
+                    <w:u w:val="single"/>
+                  </w:rPr>
+                  <m:t>2</m:t>
+                </m:r>
+              </m:sup>
+            </m:sSup>
+            <m:r>
+              <w:rPr>
+                <w:rFonts w:ascii="Cambria Math" w:hAnsi="Cambria Math"/>
+                <w:u w:val="single"/>
+              </w:rPr>
+              <m:t>)</m:t>
+            </m:r>
+          </m:den>
+        </m:f>
+      </m:oMath>
+      <w:r>
+        <w:rPr>
+          <w:u w:val="single"/>
+        </w:rPr>
+        <w:t xml:space="preserve"> </w:t>
+      </w:r>
     </w:p>
     <w:p>
       <w:pPr>
@@ -4743,16 +6143,49 @@
         <w:ind w:right="1533"/>
       </w:pPr>
       <w:r>
-        <w:t>Does the accepted value fall within the range of your values?</w:t>
+        <w:t>Does the accepted value fall within the range of your values</w:t>
+      </w:r>
+      <w:r>
+        <w:t>?</w:t>
+      </w:r>
+      <w:r>
+        <w:t xml:space="preserve"> </w:t>
+      </w:r>
+      <w:r>
+        <w:t>If so, your experiment agrees with the accepted value.</w:t>
+      </w:r>
+      <w:r>
+        <w:t>?</w:t>
+      </w:r>
+      <w:r>
+        <w:t xml:space="preserve"> </w:t>
+      </w:r>
+    </w:p>
+    <w:p>
+      <w:pPr>
+        <w:pStyle w:val="BodyText"/>
+        <w:tabs>
+          <w:tab w:val="left" w:pos="9264"/>
+        </w:tabs>
+        <w:ind w:right="1533"/>
+      </w:pPr>
+      <w:r>
+        <w:t xml:space="preserve">      </w:t>
       </w:r>
       <w:r>
         <w:rPr>
           <w:u w:val="single"/>
         </w:rPr>
-        <w:tab/>
-      </w:r>
-      <w:r>
-        <w:t xml:space="preserve"> If so, your experiment agrees with the accepted value.</w:t>
+        <w:t>No</w:t>
+      </w:r>
+      <w:r>
+        <w:t>.</w:t>
+      </w:r>
+      <w:r>
+        <w:t xml:space="preserve"> </w:t>
+      </w:r>
+      <w:r>
+        <w:t>The accepted value of 9.80 m/s² does not fall within the range of 9.531 m/s² to 9.724 m/s². Therefore, the experiment does not agree with the accepted value based on the range of measurements.</w:t>
       </w:r>
     </w:p>
     <w:p>
@@ -4760,20 +6193,22 @@
         <w:pStyle w:val="ListParagraph"/>
         <w:numPr>
           <w:ilvl w:val="0"/>
-          <w:numId w:val="2"/>
+          <w:numId w:val="4"/>
         </w:numPr>
         <w:tabs>
           <w:tab w:val="left" w:pos="718"/>
         </w:tabs>
         <w:spacing w:before="238" w:line="208" w:lineRule="auto"/>
-        <w:ind w:right="360" w:firstLine="0"/>
-        <w:rPr>
-          <w:sz w:val="24"/>
-        </w:rPr>
-      </w:pPr>
-      <w:r>
-        <w:rPr>
-          <w:sz w:val="24"/>
+        <w:ind w:right="360"/>
+        <w:rPr>
+          <w:sz w:val="24"/>
+          <w:szCs w:val="24"/>
+        </w:rPr>
+      </w:pPr>
+      <w:r>
+        <w:rPr>
+          <w:sz w:val="24"/>
+          <w:szCs w:val="24"/>
         </w:rPr>
         <w:t>Inspect</w:t>
       </w:r>
@@ -4781,12 +6216,14 @@
         <w:rPr>
           <w:spacing w:val="-1"/>
           <w:sz w:val="24"/>
-        </w:rPr>
-        <w:t xml:space="preserve"> </w:t>
-      </w:r>
-      <w:r>
-        <w:rPr>
-          <w:sz w:val="24"/>
+          <w:szCs w:val="24"/>
+        </w:rPr>
+        <w:t xml:space="preserve"> </w:t>
+      </w:r>
+      <w:r>
+        <w:rPr>
+          <w:sz w:val="24"/>
+          <w:szCs w:val="24"/>
         </w:rPr>
         <w:t>your</w:t>
       </w:r>
@@ -4794,12 +6231,14 @@
         <w:rPr>
           <w:spacing w:val="-6"/>
           <w:sz w:val="24"/>
-        </w:rPr>
-        <w:t xml:space="preserve"> </w:t>
-      </w:r>
-      <w:r>
-        <w:rPr>
-          <w:sz w:val="24"/>
+          <w:szCs w:val="24"/>
+        </w:rPr>
+        <w:t xml:space="preserve"> </w:t>
+      </w:r>
+      <w:r>
+        <w:rPr>
+          <w:sz w:val="24"/>
+          <w:szCs w:val="24"/>
         </w:rPr>
         <w:t>velocity</w:t>
       </w:r>
@@ -4807,12 +6246,14 @@
         <w:rPr>
           <w:spacing w:val="-4"/>
           <w:sz w:val="24"/>
-        </w:rPr>
-        <w:t xml:space="preserve"> </w:t>
-      </w:r>
-      <w:r>
-        <w:rPr>
-          <w:sz w:val="24"/>
+          <w:szCs w:val="24"/>
+        </w:rPr>
+        <w:t xml:space="preserve"> </w:t>
+      </w:r>
+      <w:r>
+        <w:rPr>
+          <w:sz w:val="24"/>
+          <w:szCs w:val="24"/>
         </w:rPr>
         <w:t>graph.</w:t>
       </w:r>
@@ -4820,12 +6261,14 @@
         <w:rPr>
           <w:spacing w:val="-4"/>
           <w:sz w:val="24"/>
-        </w:rPr>
-        <w:t xml:space="preserve"> </w:t>
-      </w:r>
-      <w:r>
-        <w:rPr>
-          <w:sz w:val="24"/>
+          <w:szCs w:val="24"/>
+        </w:rPr>
+        <w:t xml:space="preserve"> </w:t>
+      </w:r>
+      <w:r>
+        <w:rPr>
+          <w:sz w:val="24"/>
+          <w:szCs w:val="24"/>
         </w:rPr>
         <w:t>How</w:t>
       </w:r>
@@ -4833,12 +6276,14 @@
         <w:rPr>
           <w:spacing w:val="-4"/>
           <w:sz w:val="24"/>
-        </w:rPr>
-        <w:t xml:space="preserve"> </w:t>
-      </w:r>
-      <w:r>
-        <w:rPr>
-          <w:sz w:val="24"/>
+          <w:szCs w:val="24"/>
+        </w:rPr>
+        <w:t xml:space="preserve"> </w:t>
+      </w:r>
+      <w:r>
+        <w:rPr>
+          <w:sz w:val="24"/>
+          <w:szCs w:val="24"/>
         </w:rPr>
         <w:t>would</w:t>
       </w:r>
@@ -4846,12 +6291,14 @@
         <w:rPr>
           <w:spacing w:val="-4"/>
           <w:sz w:val="24"/>
-        </w:rPr>
-        <w:t xml:space="preserve"> </w:t>
-      </w:r>
-      <w:r>
-        <w:rPr>
-          <w:sz w:val="24"/>
+          <w:szCs w:val="24"/>
+        </w:rPr>
+        <w:t xml:space="preserve"> </w:t>
+      </w:r>
+      <w:r>
+        <w:rPr>
+          <w:sz w:val="24"/>
+          <w:szCs w:val="24"/>
         </w:rPr>
         <w:t>the</w:t>
       </w:r>
@@ -4859,12 +6306,14 @@
         <w:rPr>
           <w:spacing w:val="-4"/>
           <w:sz w:val="24"/>
-        </w:rPr>
-        <w:t xml:space="preserve"> </w:t>
-      </w:r>
-      <w:r>
-        <w:rPr>
-          <w:sz w:val="24"/>
+          <w:szCs w:val="24"/>
+        </w:rPr>
+        <w:t xml:space="preserve"> </w:t>
+      </w:r>
+      <w:r>
+        <w:rPr>
+          <w:sz w:val="24"/>
+          <w:szCs w:val="24"/>
         </w:rPr>
         <w:t>associated</w:t>
       </w:r>
@@ -4872,12 +6321,14 @@
         <w:rPr>
           <w:spacing w:val="-4"/>
           <w:sz w:val="24"/>
-        </w:rPr>
-        <w:t xml:space="preserve"> </w:t>
-      </w:r>
-      <w:r>
-        <w:rPr>
-          <w:sz w:val="24"/>
+          <w:szCs w:val="24"/>
+        </w:rPr>
+        <w:t xml:space="preserve"> </w:t>
+      </w:r>
+      <w:r>
+        <w:rPr>
+          <w:sz w:val="24"/>
+          <w:szCs w:val="24"/>
         </w:rPr>
         <w:t>acceleration</w:t>
       </w:r>
@@ -4885,12 +6336,14 @@
         <w:rPr>
           <w:spacing w:val="-4"/>
           <w:sz w:val="24"/>
-        </w:rPr>
-        <w:t xml:space="preserve"> </w:t>
-      </w:r>
-      <w:r>
-        <w:rPr>
-          <w:sz w:val="24"/>
+          <w:szCs w:val="24"/>
+        </w:rPr>
+        <w:t xml:space="preserve"> </w:t>
+      </w:r>
+      <w:r>
+        <w:rPr>
+          <w:sz w:val="24"/>
+          <w:szCs w:val="24"/>
         </w:rPr>
         <w:t>vs.</w:t>
       </w:r>
@@ -4898,12 +6351,14 @@
         <w:rPr>
           <w:spacing w:val="-4"/>
           <w:sz w:val="24"/>
-        </w:rPr>
-        <w:t xml:space="preserve"> </w:t>
-      </w:r>
-      <w:r>
-        <w:rPr>
-          <w:sz w:val="24"/>
+          <w:szCs w:val="24"/>
+        </w:rPr>
+        <w:t xml:space="preserve"> </w:t>
+      </w:r>
+      <w:r>
+        <w:rPr>
+          <w:sz w:val="24"/>
+          <w:szCs w:val="24"/>
         </w:rPr>
         <w:t>time</w:t>
       </w:r>
@@ -4911,12 +6366,14 @@
         <w:rPr>
           <w:spacing w:val="-4"/>
           <w:sz w:val="24"/>
-        </w:rPr>
-        <w:t xml:space="preserve"> </w:t>
-      </w:r>
-      <w:r>
-        <w:rPr>
-          <w:sz w:val="24"/>
+          <w:szCs w:val="24"/>
+        </w:rPr>
+        <w:t xml:space="preserve"> </w:t>
+      </w:r>
+      <w:r>
+        <w:rPr>
+          <w:sz w:val="24"/>
+          <w:szCs w:val="24"/>
         </w:rPr>
         <w:t>graph</w:t>
       </w:r>
@@ -4924,12 +6381,14 @@
         <w:rPr>
           <w:spacing w:val="-4"/>
           <w:sz w:val="24"/>
-        </w:rPr>
-        <w:t xml:space="preserve"> </w:t>
-      </w:r>
-      <w:r>
-        <w:rPr>
-          <w:sz w:val="24"/>
+          <w:szCs w:val="24"/>
+        </w:rPr>
+        <w:t xml:space="preserve"> </w:t>
+      </w:r>
+      <w:r>
+        <w:rPr>
+          <w:sz w:val="24"/>
+          <w:szCs w:val="24"/>
         </w:rPr>
         <w:t>look?</w:t>
       </w:r>
@@ -4937,12 +6396,14 @@
         <w:rPr>
           <w:spacing w:val="-6"/>
           <w:sz w:val="24"/>
-        </w:rPr>
-        <w:t xml:space="preserve"> </w:t>
-      </w:r>
-      <w:r>
-        <w:rPr>
-          <w:sz w:val="24"/>
+          <w:szCs w:val="24"/>
+        </w:rPr>
+        <w:t xml:space="preserve"> </w:t>
+      </w:r>
+      <w:r>
+        <w:rPr>
+          <w:sz w:val="24"/>
+          <w:szCs w:val="24"/>
         </w:rPr>
         <w:t>Sketch</w:t>
       </w:r>
@@ -4950,12 +6411,14 @@
         <w:rPr>
           <w:spacing w:val="-4"/>
           <w:sz w:val="24"/>
-        </w:rPr>
-        <w:t xml:space="preserve"> </w:t>
-      </w:r>
-      <w:r>
-        <w:rPr>
-          <w:sz w:val="24"/>
+          <w:szCs w:val="24"/>
+        </w:rPr>
+        <w:t xml:space="preserve"> </w:t>
+      </w:r>
+      <w:r>
+        <w:rPr>
+          <w:sz w:val="24"/>
+          <w:szCs w:val="24"/>
         </w:rPr>
         <w:t xml:space="preserve">your </w:t>
       </w:r>
@@ -4963,50 +6426,115 @@
         <w:rPr>
           <w:spacing w:val="-2"/>
           <w:sz w:val="24"/>
+          <w:szCs w:val="24"/>
         </w:rPr>
         <w:t>prediction.</w:t>
+      </w:r>
+      <w:r>
+        <w:rPr>
+          <w:spacing w:val="-2"/>
+          <w:sz w:val="24"/>
+          <w:szCs w:val="24"/>
+        </w:rPr>
+        <w:tab/>
+      </w:r>
+      <w:r>
+        <w:rPr>
+          <w:spacing w:val="-2"/>
+          <w:sz w:val="24"/>
+          <w:szCs w:val="24"/>
+        </w:rPr>
+        <w:tab/>
       </w:r>
     </w:p>
     <w:p>
       <w:pPr>
-        <w:pStyle w:val="BodyText"/>
-      </w:pPr>
+        <w:pStyle w:val="NormalWeb"/>
+        <w:spacing w:before="240" w:beforeAutospacing="0" w:after="0" w:afterAutospacing="0"/>
+        <w:ind w:left="360" w:right="360" w:firstLine="360"/>
+        <w:rPr>
+          <w:color w:val="000000"/>
+          <w:sz w:val="22"/>
+          <w:szCs w:val="22"/>
+        </w:rPr>
+      </w:pPr>
+      <w:r>
+        <w:rPr>
+          <w:color w:val="000000"/>
+          <w:sz w:val="22"/>
+          <w:szCs w:val="22"/>
+        </w:rPr>
+        <w:t>The acceleration vs. time graph would be a constant function with a horizontal line at y = 9.7 because acceleration vs. time is the derivative of the velocity vs. time graph, so the acceleration will be the slope of the velocity function, which is 9.7.</w:t>
+      </w:r>
     </w:p>
     <w:p>
       <w:pPr>
-        <w:pStyle w:val="BodyText"/>
-      </w:pPr>
+        <w:pStyle w:val="NormalWeb"/>
+        <w:spacing w:before="240" w:beforeAutospacing="0" w:after="0" w:afterAutospacing="0"/>
+        <w:ind w:left="360" w:right="360" w:firstLine="360"/>
+      </w:pPr>
+      <w:r>
+        <w:rPr>
+          <w:noProof/>
+          <w14:ligatures w14:val="standardContextual"/>
+        </w:rPr>
+        <w:drawing>
+          <wp:inline distT="0" distB="0" distL="0" distR="0" wp14:anchorId="2C959E3F" wp14:editId="02E49AED">
+            <wp:extent cx="4572000" cy="2743200"/>
+            <wp:effectExtent l="0" t="0" r="0" b="0"/>
+            <wp:docPr id="7" name="Chart 7">
+              <a:extLst xmlns:a="http://schemas.openxmlformats.org/drawingml/2006/main">
+                <a:ext uri="{FF2B5EF4-FFF2-40B4-BE49-F238E27FC236}">
+                  <a16:creationId xmlns:a16="http://schemas.microsoft.com/office/drawing/2014/main" id="{CB4D6392-C694-2DA0-EB38-26FE07C7DDBC}"/>
+                </a:ext>
+              </a:extLst>
+            </wp:docPr>
+            <wp:cNvGraphicFramePr/>
+            <a:graphic xmlns:a="http://schemas.openxmlformats.org/drawingml/2006/main">
+              <a:graphicData uri="http://schemas.openxmlformats.org/drawingml/2006/chart">
+                <c:chart xmlns:c="http://schemas.openxmlformats.org/drawingml/2006/chart" xmlns:r="http://schemas.openxmlformats.org/officeDocument/2006/relationships" r:id="rId8"/>
+              </a:graphicData>
+            </a:graphic>
+          </wp:inline>
+        </w:drawing>
+      </w:r>
     </w:p>
     <w:p>
       <w:pPr>
-        <w:pStyle w:val="BodyText"/>
-      </w:pPr>
-    </w:p>
-    <w:p>
-      <w:pPr>
-        <w:pStyle w:val="BodyText"/>
-        <w:spacing w:before="96"/>
-      </w:pPr>
+        <w:tabs>
+          <w:tab w:val="left" w:pos="718"/>
+        </w:tabs>
+        <w:spacing w:before="238" w:line="208" w:lineRule="auto"/>
+        <w:ind w:right="360"/>
+      </w:pPr>
+      <w:r>
+        <w:rPr>
+          <w:spacing w:val="-2"/>
+        </w:rPr>
+        <w:br/>
+      </w:r>
     </w:p>
     <w:p>
       <w:pPr>
         <w:pStyle w:val="ListParagraph"/>
         <w:numPr>
           <w:ilvl w:val="0"/>
-          <w:numId w:val="2"/>
+          <w:numId w:val="4"/>
         </w:numPr>
         <w:tabs>
           <w:tab w:val="left" w:pos="717"/>
         </w:tabs>
         <w:spacing w:line="208" w:lineRule="auto"/>
-        <w:ind w:right="511" w:firstLine="0"/>
-        <w:rPr>
-          <w:sz w:val="24"/>
-        </w:rPr>
-      </w:pPr>
-      <w:r>
-        <w:rPr>
-          <w:sz w:val="24"/>
+        <w:ind w:right="511"/>
+        <w:rPr>
+          <w:sz w:val="24"/>
+          <w:szCs w:val="24"/>
+        </w:rPr>
+      </w:pPr>
+      <w:r>
+        <w:rPr>
+          <w:sz w:val="24"/>
+          <w:szCs w:val="24"/>
         </w:rPr>
         <w:t>Now</w:t>
       </w:r>
@@ -5014,12 +6542,14 @@
         <w:rPr>
           <w:spacing w:val="-3"/>
           <w:sz w:val="24"/>
-        </w:rPr>
-        <w:t xml:space="preserve"> </w:t>
-      </w:r>
-      <w:r>
-        <w:rPr>
-          <w:sz w:val="24"/>
+          <w:szCs w:val="24"/>
+        </w:rPr>
+        <w:t xml:space="preserve"> </w:t>
+      </w:r>
+      <w:r>
+        <w:rPr>
+          <w:sz w:val="24"/>
+          <w:szCs w:val="24"/>
         </w:rPr>
         <w:t>change</w:t>
       </w:r>
@@ -5027,12 +6557,14 @@
         <w:rPr>
           <w:spacing w:val="-3"/>
           <w:sz w:val="24"/>
-        </w:rPr>
-        <w:t xml:space="preserve"> </w:t>
-      </w:r>
-      <w:r>
-        <w:rPr>
-          <w:sz w:val="24"/>
+          <w:szCs w:val="24"/>
+        </w:rPr>
+        <w:t xml:space="preserve"> </w:t>
+      </w:r>
+      <w:r>
+        <w:rPr>
+          <w:sz w:val="24"/>
+          <w:szCs w:val="24"/>
         </w:rPr>
         <w:t>the</w:t>
       </w:r>
@@ -5040,12 +6572,14 @@
         <w:rPr>
           <w:spacing w:val="-3"/>
           <w:sz w:val="24"/>
-        </w:rPr>
-        <w:t xml:space="preserve"> </w:t>
-      </w:r>
-      <w:r>
-        <w:rPr>
-          <w:sz w:val="24"/>
+          <w:szCs w:val="24"/>
+        </w:rPr>
+        <w:t xml:space="preserve"> </w:t>
+      </w:r>
+      <w:r>
+        <w:rPr>
+          <w:sz w:val="24"/>
+          <w:szCs w:val="24"/>
         </w:rPr>
         <w:t>upper graph</w:t>
       </w:r>
@@ -5053,12 +6587,14 @@
         <w:rPr>
           <w:spacing w:val="-1"/>
           <w:sz w:val="24"/>
-        </w:rPr>
-        <w:t xml:space="preserve"> </w:t>
-      </w:r>
-      <w:r>
-        <w:rPr>
-          <w:sz w:val="24"/>
+          <w:szCs w:val="24"/>
+        </w:rPr>
+        <w:t xml:space="preserve"> </w:t>
+      </w:r>
+      <w:r>
+        <w:rPr>
+          <w:sz w:val="24"/>
+          <w:szCs w:val="24"/>
         </w:rPr>
         <w:t>to acceleration</w:t>
       </w:r>
@@ -5066,12 +6602,14 @@
         <w:rPr>
           <w:spacing w:val="-1"/>
           <w:sz w:val="24"/>
-        </w:rPr>
-        <w:t xml:space="preserve"> </w:t>
-      </w:r>
-      <w:r>
-        <w:rPr>
-          <w:sz w:val="24"/>
+          <w:szCs w:val="24"/>
+        </w:rPr>
+        <w:t xml:space="preserve"> </w:t>
+      </w:r>
+      <w:r>
+        <w:rPr>
+          <w:sz w:val="24"/>
+          <w:szCs w:val="24"/>
         </w:rPr>
         <w:t>vs.</w:t>
       </w:r>
@@ -5079,12 +6617,14 @@
         <w:rPr>
           <w:spacing w:val="-1"/>
           <w:sz w:val="24"/>
-        </w:rPr>
-        <w:t xml:space="preserve"> </w:t>
-      </w:r>
-      <w:r>
-        <w:rPr>
-          <w:sz w:val="24"/>
+          <w:szCs w:val="24"/>
+        </w:rPr>
+        <w:t xml:space="preserve"> </w:t>
+      </w:r>
+      <w:r>
+        <w:rPr>
+          <w:sz w:val="24"/>
+          <w:szCs w:val="24"/>
         </w:rPr>
         <w:t>time.</w:t>
       </w:r>
@@ -5092,12 +6632,14 @@
         <w:rPr>
           <w:spacing w:val="-3"/>
           <w:sz w:val="24"/>
-        </w:rPr>
-        <w:t xml:space="preserve"> </w:t>
-      </w:r>
-      <w:r>
-        <w:rPr>
-          <w:sz w:val="24"/>
+          <w:szCs w:val="24"/>
+        </w:rPr>
+        <w:t xml:space="preserve"> </w:t>
+      </w:r>
+      <w:r>
+        <w:rPr>
+          <w:sz w:val="24"/>
+          <w:szCs w:val="24"/>
         </w:rPr>
         <w:t>Do</w:t>
       </w:r>
@@ -5105,12 +6647,14 @@
         <w:rPr>
           <w:spacing w:val="-1"/>
           <w:sz w:val="24"/>
-        </w:rPr>
-        <w:t xml:space="preserve"> </w:t>
-      </w:r>
-      <w:r>
-        <w:rPr>
-          <w:sz w:val="24"/>
+          <w:szCs w:val="24"/>
+        </w:rPr>
+        <w:t xml:space="preserve"> </w:t>
+      </w:r>
+      <w:r>
+        <w:rPr>
+          <w:sz w:val="24"/>
+          <w:szCs w:val="24"/>
         </w:rPr>
         <w:t>this by</w:t>
       </w:r>
@@ -5118,12 +6662,14 @@
         <w:rPr>
           <w:spacing w:val="-1"/>
           <w:sz w:val="24"/>
-        </w:rPr>
-        <w:t xml:space="preserve"> </w:t>
-      </w:r>
-      <w:r>
-        <w:rPr>
-          <w:sz w:val="24"/>
+          <w:szCs w:val="24"/>
+        </w:rPr>
+        <w:t xml:space="preserve"> </w:t>
+      </w:r>
+      <w:r>
+        <w:rPr>
+          <w:sz w:val="24"/>
+          <w:szCs w:val="24"/>
         </w:rPr>
         <w:t>clicking</w:t>
       </w:r>
@@ -5131,12 +6677,14 @@
         <w:rPr>
           <w:spacing w:val="-1"/>
           <w:sz w:val="24"/>
-        </w:rPr>
-        <w:t xml:space="preserve"> </w:t>
-      </w:r>
-      <w:r>
-        <w:rPr>
-          <w:sz w:val="24"/>
+          <w:szCs w:val="24"/>
+        </w:rPr>
+        <w:t xml:space="preserve"> </w:t>
+      </w:r>
+      <w:r>
+        <w:rPr>
+          <w:sz w:val="24"/>
+          <w:szCs w:val="24"/>
         </w:rPr>
         <w:t>on</w:t>
       </w:r>
@@ -5144,12 +6692,14 @@
         <w:rPr>
           <w:spacing w:val="-1"/>
           <w:sz w:val="24"/>
-        </w:rPr>
-        <w:t xml:space="preserve"> </w:t>
-      </w:r>
-      <w:r>
-        <w:rPr>
-          <w:sz w:val="24"/>
+          <w:szCs w:val="24"/>
+        </w:rPr>
+        <w:t xml:space="preserve"> </w:t>
+      </w:r>
+      <w:r>
+        <w:rPr>
+          <w:sz w:val="24"/>
+          <w:szCs w:val="24"/>
         </w:rPr>
         <w:t>the</w:t>
       </w:r>
@@ -5157,12 +6707,14 @@
         <w:rPr>
           <w:spacing w:val="-1"/>
           <w:sz w:val="24"/>
-        </w:rPr>
-        <w:t xml:space="preserve"> </w:t>
-      </w:r>
-      <w:r>
-        <w:rPr>
-          <w:sz w:val="24"/>
+          <w:szCs w:val="24"/>
+        </w:rPr>
+        <w:t xml:space="preserve"> </w:t>
+      </w:r>
+      <w:r>
+        <w:rPr>
+          <w:sz w:val="24"/>
+          <w:szCs w:val="24"/>
         </w:rPr>
         <w:t>y-axis label.</w:t>
       </w:r>
@@ -5170,12 +6722,14 @@
         <w:rPr>
           <w:spacing w:val="-1"/>
           <w:sz w:val="24"/>
-        </w:rPr>
-        <w:t xml:space="preserve"> </w:t>
-      </w:r>
-      <w:r>
-        <w:rPr>
-          <w:sz w:val="24"/>
+          <w:szCs w:val="24"/>
+        </w:rPr>
+        <w:t xml:space="preserve"> </w:t>
+      </w:r>
+      <w:r>
+        <w:rPr>
+          <w:sz w:val="24"/>
+          <w:szCs w:val="24"/>
         </w:rPr>
         <w:t>Select Acceleration.</w:t>
       </w:r>
@@ -5183,12 +6737,14 @@
         <w:rPr>
           <w:spacing w:val="-4"/>
           <w:sz w:val="24"/>
-        </w:rPr>
-        <w:t xml:space="preserve"> </w:t>
-      </w:r>
-      <w:r>
-        <w:rPr>
-          <w:sz w:val="24"/>
+          <w:szCs w:val="24"/>
+        </w:rPr>
+        <w:t xml:space="preserve"> </w:t>
+      </w:r>
+      <w:r>
+        <w:rPr>
+          <w:sz w:val="24"/>
+          <w:szCs w:val="24"/>
         </w:rPr>
         <w:t>Comment</w:t>
       </w:r>
@@ -5196,12 +6752,14 @@
         <w:rPr>
           <w:spacing w:val="-4"/>
           <w:sz w:val="24"/>
-        </w:rPr>
-        <w:t xml:space="preserve"> </w:t>
-      </w:r>
-      <w:r>
-        <w:rPr>
-          <w:sz w:val="24"/>
+          <w:szCs w:val="24"/>
+        </w:rPr>
+        <w:t xml:space="preserve"> </w:t>
+      </w:r>
+      <w:r>
+        <w:rPr>
+          <w:sz w:val="24"/>
+          <w:szCs w:val="24"/>
         </w:rPr>
         <w:t>on</w:t>
       </w:r>
@@ -5209,12 +6767,14 @@
         <w:rPr>
           <w:spacing w:val="-4"/>
           <w:sz w:val="24"/>
-        </w:rPr>
-        <w:t xml:space="preserve"> </w:t>
-      </w:r>
-      <w:r>
-        <w:rPr>
-          <w:sz w:val="24"/>
+          <w:szCs w:val="24"/>
+        </w:rPr>
+        <w:t xml:space="preserve"> </w:t>
+      </w:r>
+      <w:r>
+        <w:rPr>
+          <w:sz w:val="24"/>
+          <w:szCs w:val="24"/>
         </w:rPr>
         <w:t>any</w:t>
       </w:r>
@@ -5222,12 +6782,14 @@
         <w:rPr>
           <w:spacing w:val="-4"/>
           <w:sz w:val="24"/>
-        </w:rPr>
-        <w:t xml:space="preserve"> </w:t>
-      </w:r>
-      <w:r>
-        <w:rPr>
-          <w:sz w:val="24"/>
+          <w:szCs w:val="24"/>
+        </w:rPr>
+        <w:t xml:space="preserve"> </w:t>
+      </w:r>
+      <w:r>
+        <w:rPr>
+          <w:sz w:val="24"/>
+          <w:szCs w:val="24"/>
         </w:rPr>
         <w:t>differences.</w:t>
       </w:r>
@@ -5235,12 +6797,14 @@
         <w:rPr>
           <w:spacing w:val="-4"/>
           <w:sz w:val="24"/>
-        </w:rPr>
-        <w:t xml:space="preserve"> </w:t>
-      </w:r>
-      <w:r>
-        <w:rPr>
-          <w:sz w:val="24"/>
+          <w:szCs w:val="24"/>
+        </w:rPr>
+        <w:t xml:space="preserve"> </w:t>
+      </w:r>
+      <w:r>
+        <w:rPr>
+          <w:sz w:val="24"/>
+          <w:szCs w:val="24"/>
         </w:rPr>
         <w:t>You</w:t>
       </w:r>
@@ -5248,12 +6812,14 @@
         <w:rPr>
           <w:spacing w:val="-1"/>
           <w:sz w:val="24"/>
-        </w:rPr>
-        <w:t xml:space="preserve"> </w:t>
-      </w:r>
-      <w:r>
-        <w:rPr>
-          <w:sz w:val="24"/>
+          <w:szCs w:val="24"/>
+        </w:rPr>
+        <w:t xml:space="preserve"> </w:t>
+      </w:r>
+      <w:r>
+        <w:rPr>
+          <w:sz w:val="24"/>
+          <w:szCs w:val="24"/>
         </w:rPr>
         <w:t>may</w:t>
       </w:r>
@@ -5261,12 +6827,14 @@
         <w:rPr>
           <w:spacing w:val="-6"/>
           <w:sz w:val="24"/>
-        </w:rPr>
-        <w:t xml:space="preserve"> </w:t>
-      </w:r>
-      <w:r>
-        <w:rPr>
-          <w:sz w:val="24"/>
+          <w:szCs w:val="24"/>
+        </w:rPr>
+        <w:t xml:space="preserve"> </w:t>
+      </w:r>
+      <w:r>
+        <w:rPr>
+          <w:sz w:val="24"/>
+          <w:szCs w:val="24"/>
         </w:rPr>
         <w:t>want</w:t>
       </w:r>
@@ -5274,12 +6842,14 @@
         <w:rPr>
           <w:spacing w:val="-1"/>
           <w:sz w:val="24"/>
-        </w:rPr>
-        <w:t xml:space="preserve"> </w:t>
-      </w:r>
-      <w:r>
-        <w:rPr>
-          <w:sz w:val="24"/>
+          <w:szCs w:val="24"/>
+        </w:rPr>
+        <w:t xml:space="preserve"> </w:t>
+      </w:r>
+      <w:r>
+        <w:rPr>
+          <w:sz w:val="24"/>
+          <w:szCs w:val="24"/>
         </w:rPr>
         <w:t>to</w:t>
       </w:r>
@@ -5287,12 +6857,14 @@
         <w:rPr>
           <w:spacing w:val="-4"/>
           <w:sz w:val="24"/>
-        </w:rPr>
-        <w:t xml:space="preserve"> </w:t>
-      </w:r>
-      <w:r>
-        <w:rPr>
-          <w:sz w:val="24"/>
+          <w:szCs w:val="24"/>
+        </w:rPr>
+        <w:t xml:space="preserve"> </w:t>
+      </w:r>
+      <w:r>
+        <w:rPr>
+          <w:sz w:val="24"/>
+          <w:szCs w:val="24"/>
         </w:rPr>
         <w:t>rescale</w:t>
       </w:r>
@@ -5300,12 +6872,14 @@
         <w:rPr>
           <w:spacing w:val="-4"/>
           <w:sz w:val="24"/>
-        </w:rPr>
-        <w:t xml:space="preserve"> </w:t>
-      </w:r>
-      <w:r>
-        <w:rPr>
-          <w:sz w:val="24"/>
+          <w:szCs w:val="24"/>
+        </w:rPr>
+        <w:t xml:space="preserve"> </w:t>
+      </w:r>
+      <w:r>
+        <w:rPr>
+          <w:sz w:val="24"/>
+          <w:szCs w:val="24"/>
         </w:rPr>
         <w:t>the</w:t>
       </w:r>
@@ -5313,12 +6887,14 @@
         <w:rPr>
           <w:spacing w:val="-4"/>
           <w:sz w:val="24"/>
-        </w:rPr>
-        <w:t xml:space="preserve"> </w:t>
-      </w:r>
-      <w:r>
-        <w:rPr>
-          <w:sz w:val="24"/>
+          <w:szCs w:val="24"/>
+        </w:rPr>
+        <w:t xml:space="preserve"> </w:t>
+      </w:r>
+      <w:r>
+        <w:rPr>
+          <w:sz w:val="24"/>
+          <w:szCs w:val="24"/>
         </w:rPr>
         <w:t>graph</w:t>
       </w:r>
@@ -5326,12 +6902,14 @@
         <w:rPr>
           <w:spacing w:val="-4"/>
           <w:sz w:val="24"/>
-        </w:rPr>
-        <w:t xml:space="preserve"> </w:t>
-      </w:r>
-      <w:r>
-        <w:rPr>
-          <w:sz w:val="24"/>
+          <w:szCs w:val="24"/>
+        </w:rPr>
+        <w:t xml:space="preserve"> </w:t>
+      </w:r>
+      <w:r>
+        <w:rPr>
+          <w:sz w:val="24"/>
+          <w:szCs w:val="24"/>
         </w:rPr>
         <w:t>so</w:t>
       </w:r>
@@ -5339,12 +6917,14 @@
         <w:rPr>
           <w:spacing w:val="-4"/>
           <w:sz w:val="24"/>
-        </w:rPr>
-        <w:t xml:space="preserve"> </w:t>
-      </w:r>
-      <w:r>
-        <w:rPr>
-          <w:sz w:val="24"/>
+          <w:szCs w:val="24"/>
+        </w:rPr>
+        <w:t xml:space="preserve"> </w:t>
+      </w:r>
+      <w:r>
+        <w:rPr>
+          <w:sz w:val="24"/>
+          <w:szCs w:val="24"/>
         </w:rPr>
         <w:t>that</w:t>
       </w:r>
@@ -5352,12 +6932,14 @@
         <w:rPr>
           <w:spacing w:val="-4"/>
           <w:sz w:val="24"/>
-        </w:rPr>
-        <w:t xml:space="preserve"> </w:t>
-      </w:r>
-      <w:r>
-        <w:rPr>
-          <w:sz w:val="24"/>
+          <w:szCs w:val="24"/>
+        </w:rPr>
+        <w:t xml:space="preserve"> </w:t>
+      </w:r>
+      <w:r>
+        <w:rPr>
+          <w:sz w:val="24"/>
+          <w:szCs w:val="24"/>
         </w:rPr>
         <w:t>the</w:t>
       </w:r>
@@ -5365,12 +6947,14 @@
         <w:rPr>
           <w:spacing w:val="-4"/>
           <w:sz w:val="24"/>
-        </w:rPr>
-        <w:t xml:space="preserve"> </w:t>
-      </w:r>
-      <w:r>
-        <w:rPr>
-          <w:sz w:val="24"/>
+          <w:szCs w:val="24"/>
+        </w:rPr>
+        <w:t xml:space="preserve"> </w:t>
+      </w:r>
+      <w:r>
+        <w:rPr>
+          <w:sz w:val="24"/>
+          <w:szCs w:val="24"/>
         </w:rPr>
         <w:t>acceleration</w:t>
       </w:r>
@@ -5378,12 +6962,14 @@
         <w:rPr>
           <w:spacing w:val="-4"/>
           <w:sz w:val="24"/>
-        </w:rPr>
-        <w:t xml:space="preserve"> </w:t>
-      </w:r>
-      <w:r>
-        <w:rPr>
-          <w:sz w:val="24"/>
+          <w:szCs w:val="24"/>
+        </w:rPr>
+        <w:t xml:space="preserve"> </w:t>
+      </w:r>
+      <w:r>
+        <w:rPr>
+          <w:sz w:val="24"/>
+          <w:szCs w:val="24"/>
         </w:rPr>
         <w:t>axis begins at zero. Print the acceleration vs. time graph produced from the Logger Pro results.</w:t>
       </w:r>
@@ -5391,538 +6977,265 @@
     <w:p>
       <w:pPr>
         <w:pStyle w:val="BodyText"/>
-        <w:rPr>
-          <w:sz w:val="20"/>
-        </w:rPr>
-      </w:pPr>
+        <w:ind w:left="720"/>
+      </w:pPr>
+      <w:r>
+        <w:rPr>
+          <w:noProof/>
+        </w:rPr>
+        <w:lastRenderedPageBreak/>
+        <w:drawing>
+          <wp:inline distT="0" distB="0" distL="0" distR="0" wp14:anchorId="47F8EC24" wp14:editId="50A2C16F">
+            <wp:extent cx="6858000" cy="1866900"/>
+            <wp:effectExtent l="0" t="0" r="0" b="0"/>
+            <wp:docPr id="8" name="Picture 8"/>
+            <wp:cNvGraphicFramePr>
+              <a:graphicFrameLocks xmlns:a="http://schemas.openxmlformats.org/drawingml/2006/main" noChangeAspect="1"/>
+            </wp:cNvGraphicFramePr>
+            <a:graphic xmlns:a="http://schemas.openxmlformats.org/drawingml/2006/main">
+              <a:graphicData uri="http://schemas.openxmlformats.org/drawingml/2006/picture">
+                <pic:pic xmlns:pic="http://schemas.openxmlformats.org/drawingml/2006/picture">
+                  <pic:nvPicPr>
+                    <pic:cNvPr id="1" name=""/>
+                    <pic:cNvPicPr/>
+                  </pic:nvPicPr>
+                  <pic:blipFill>
+                    <a:blip r:embed="rId9"/>
+                    <a:stretch>
+                      <a:fillRect/>
+                    </a:stretch>
+                  </pic:blipFill>
+                  <pic:spPr>
+                    <a:xfrm>
+                      <a:off x="0" y="0"/>
+                      <a:ext cx="6858000" cy="1866900"/>
+                    </a:xfrm>
+                    <a:prstGeom prst="rect">
+                      <a:avLst/>
+                    </a:prstGeom>
+                  </pic:spPr>
+                </pic:pic>
+              </a:graphicData>
+            </a:graphic>
+          </wp:inline>
+        </w:drawing>
+      </w:r>
     </w:p>
     <w:p>
       <w:pPr>
         <w:pStyle w:val="BodyText"/>
-        <w:spacing w:before="141"/>
-        <w:rPr>
-          <w:sz w:val="20"/>
-        </w:rPr>
+        <w:numPr>
+          <w:ilvl w:val="0"/>
+          <w:numId w:val="4"/>
+        </w:numPr>
+        <w:spacing w:before="96"/>
       </w:pPr>
     </w:p>
     <w:p>
       <w:pPr>
         <w:pStyle w:val="BodyText"/>
-        <w:rPr>
-          <w:sz w:val="20"/>
+        <w:numPr>
+          <w:ilvl w:val="0"/>
+          <w:numId w:val="5"/>
+        </w:numPr>
+        <w:spacing w:before="96"/>
+        <w:rPr>
+          <w:spacing w:val="-2"/>
+        </w:rPr>
+      </w:pPr>
+      <w:r>
+        <w:t>Describe</w:t>
+      </w:r>
+      <w:r>
+        <w:rPr>
+          <w:spacing w:val="-9"/>
+        </w:rPr>
+        <w:t xml:space="preserve"> </w:t>
+      </w:r>
+      <w:r>
+        <w:t>one</w:t>
+      </w:r>
+      <w:r>
+        <w:rPr>
+          <w:spacing w:val="-5"/>
+        </w:rPr>
+        <w:t xml:space="preserve"> </w:t>
+      </w:r>
+      <w:r>
+        <w:t>random</w:t>
+      </w:r>
+      <w:r>
+        <w:rPr>
+          <w:spacing w:val="-4"/>
+        </w:rPr>
+        <w:t xml:space="preserve"> </w:t>
+      </w:r>
+      <w:r>
+        <w:t>error</w:t>
+      </w:r>
+      <w:r>
+        <w:rPr>
+          <w:spacing w:val="-7"/>
+        </w:rPr>
+        <w:t xml:space="preserve"> </w:t>
+      </w:r>
+      <w:r>
+        <w:t>encountered</w:t>
+      </w:r>
+      <w:r>
+        <w:rPr>
+          <w:spacing w:val="-7"/>
+        </w:rPr>
+        <w:t xml:space="preserve"> </w:t>
+      </w:r>
+      <w:r>
+        <w:t>in</w:t>
+      </w:r>
+      <w:r>
+        <w:rPr>
+          <w:spacing w:val="-4"/>
+        </w:rPr>
+        <w:t xml:space="preserve"> </w:t>
+      </w:r>
+      <w:r>
+        <w:t>this</w:t>
+      </w:r>
+      <w:r>
+        <w:rPr>
+          <w:spacing w:val="-7"/>
+        </w:rPr>
+        <w:t xml:space="preserve"> </w:t>
+      </w:r>
+      <w:r>
+        <w:t>lab.</w:t>
+      </w:r>
+      <w:r>
+        <w:rPr>
+          <w:spacing w:val="-7"/>
+        </w:rPr>
+        <w:t xml:space="preserve"> </w:t>
+      </w:r>
+      <w:r>
+        <w:t>State</w:t>
+      </w:r>
+      <w:r>
+        <w:rPr>
+          <w:spacing w:val="-7"/>
+        </w:rPr>
+        <w:t xml:space="preserve"> </w:t>
+      </w:r>
+      <w:r>
+        <w:t>explicitly</w:t>
+      </w:r>
+      <w:r>
+        <w:rPr>
+          <w:spacing w:val="-4"/>
+        </w:rPr>
+        <w:t xml:space="preserve"> </w:t>
+      </w:r>
+      <w:r>
+        <w:t>why</w:t>
+      </w:r>
+      <w:r>
+        <w:rPr>
+          <w:spacing w:val="-7"/>
+        </w:rPr>
+        <w:t xml:space="preserve"> </w:t>
+      </w:r>
+      <w:r>
+        <w:t>it</w:t>
+      </w:r>
+      <w:r>
+        <w:rPr>
+          <w:spacing w:val="-7"/>
+        </w:rPr>
+        <w:t xml:space="preserve"> </w:t>
+      </w:r>
+      <w:r>
+        <w:t>is</w:t>
+      </w:r>
+      <w:r>
+        <w:rPr>
+          <w:spacing w:val="-8"/>
+        </w:rPr>
+        <w:t xml:space="preserve"> </w:t>
+      </w:r>
+      <w:r>
+        <w:t>a</w:t>
+      </w:r>
+      <w:r>
+        <w:rPr>
+          <w:spacing w:val="-7"/>
+        </w:rPr>
+        <w:t xml:space="preserve"> </w:t>
+      </w:r>
+      <w:r>
+        <w:t>random</w:t>
+      </w:r>
+      <w:r>
+        <w:rPr>
+          <w:spacing w:val="-4"/>
+        </w:rPr>
+        <w:t xml:space="preserve"> </w:t>
+      </w:r>
+      <w:r>
+        <w:rPr>
+          <w:spacing w:val="-2"/>
+        </w:rPr>
+        <w:t>error.</w:t>
+      </w:r>
+    </w:p>
+    <w:p>
+      <w:pPr>
+        <w:pStyle w:val="BodyText"/>
+        <w:spacing w:before="96"/>
+        <w:ind w:left="720" w:firstLine="720"/>
+        <w:rPr>
+          <w:spacing w:val="-2"/>
+        </w:rPr>
+      </w:pPr>
+      <w:r>
+        <w:rPr>
+          <w:spacing w:val="-2"/>
+        </w:rPr>
+        <w:t>One random error during this lab is the slight difference in how we dropped the picket fence between each trial for each person. This is a random error because between each person, the picket fence was dropped at slightly different angles and heights due to human error, which causes the photogate to read the picket fence differently between each trial, giving us slightly different velocities over time for each trial.</w:t>
+      </w:r>
+    </w:p>
+    <w:p>
+      <w:pPr>
+        <w:pStyle w:val="BodyText"/>
+        <w:numPr>
+          <w:ilvl w:val="0"/>
+          <w:numId w:val="5"/>
+        </w:numPr>
+        <w:spacing w:before="96"/>
+      </w:pPr>
+      <w:r>
+        <w:t>Describe one systematic error encountered in this lab. State explicitly why it is a systematic error</w:t>
+      </w:r>
+    </w:p>
+    <w:p>
+      <w:pPr>
+        <w:spacing w:after="160" w:line="259" w:lineRule="auto"/>
+        <w:ind w:left="720" w:firstLine="720"/>
+        <w:rPr>
+          <w:spacing w:val="-4"/>
         </w:rPr>
         <w:sectPr>
           <w:pgSz w:w="12240" w:h="15840"/>
-          <w:pgMar w:top="860" w:right="720" w:bottom="280" w:left="720" w:header="720" w:footer="720" w:gutter="0"/>
+          <w:pgMar w:top="640" w:right="720" w:bottom="280" w:left="720" w:header="720" w:footer="720" w:gutter="0"/>
           <w:cols w:space="720"/>
         </w:sectPr>
       </w:pPr>
-    </w:p>
-    <w:p>
-      <w:pPr>
-        <w:pStyle w:val="ListParagraph"/>
-        <w:numPr>
-          <w:ilvl w:val="0"/>
-          <w:numId w:val="2"/>
-        </w:numPr>
-        <w:tabs>
-          <w:tab w:val="left" w:pos="179"/>
-        </w:tabs>
-        <w:spacing w:before="90"/>
-        <w:ind w:left="179" w:hanging="179"/>
-        <w:rPr>
-          <w:sz w:val="24"/>
-        </w:rPr>
-      </w:pPr>
-    </w:p>
-    <w:p>
-      <w:pPr>
-        <w:pStyle w:val="BodyText"/>
-      </w:pPr>
-    </w:p>
-    <w:p>
-      <w:pPr>
-        <w:pStyle w:val="BodyText"/>
-      </w:pPr>
-    </w:p>
-    <w:p>
-      <w:pPr>
-        <w:pStyle w:val="BodyText"/>
-      </w:pPr>
-    </w:p>
-    <w:p>
-      <w:pPr>
-        <w:pStyle w:val="BodyText"/>
-        <w:spacing w:before="59"/>
-      </w:pPr>
-    </w:p>
-    <w:p>
-      <w:pPr>
-        <w:pStyle w:val="BodyText"/>
-        <w:spacing w:before="1"/>
-      </w:pPr>
       <w:r>
         <w:rPr>
           <w:spacing w:val="-4"/>
         </w:rPr>
-        <w:t>error.</w:t>
-      </w:r>
-    </w:p>
-    <w:p>
-      <w:pPr>
-        <w:pStyle w:val="BodyText"/>
-        <w:spacing w:before="53"/>
-      </w:pPr>
-      <w:r>
-        <w:br w:type="column"/>
-      </w:r>
-    </w:p>
-    <w:p>
-      <w:pPr>
-        <w:pStyle w:val="ListParagraph"/>
-        <w:numPr>
-          <w:ilvl w:val="1"/>
-          <w:numId w:val="2"/>
-        </w:numPr>
-        <w:tabs>
-          <w:tab w:val="left" w:pos="719"/>
-        </w:tabs>
-        <w:spacing w:before="1"/>
-        <w:ind w:hanging="719"/>
-        <w:rPr>
-          <w:sz w:val="24"/>
-        </w:rPr>
-      </w:pPr>
-      <w:r>
-        <w:rPr>
-          <w:sz w:val="24"/>
-        </w:rPr>
-        <w:t>Describe</w:t>
-      </w:r>
-      <w:r>
-        <w:rPr>
-          <w:spacing w:val="-9"/>
-          <w:sz w:val="24"/>
-        </w:rPr>
-        <w:t xml:space="preserve"> </w:t>
-      </w:r>
-      <w:r>
-        <w:rPr>
-          <w:sz w:val="24"/>
-        </w:rPr>
-        <w:t>one</w:t>
-      </w:r>
-      <w:r>
-        <w:rPr>
-          <w:spacing w:val="-5"/>
-          <w:sz w:val="24"/>
-        </w:rPr>
-        <w:t xml:space="preserve"> </w:t>
-      </w:r>
-      <w:r>
-        <w:rPr>
-          <w:sz w:val="24"/>
-        </w:rPr>
-        <w:t>random</w:t>
-      </w:r>
-      <w:r>
-        <w:rPr>
-          <w:spacing w:val="-4"/>
-          <w:sz w:val="24"/>
-        </w:rPr>
-        <w:t xml:space="preserve"> </w:t>
-      </w:r>
-      <w:r>
-        <w:rPr>
-          <w:sz w:val="24"/>
-        </w:rPr>
-        <w:t>error</w:t>
-      </w:r>
-      <w:r>
-        <w:rPr>
-          <w:spacing w:val="-7"/>
-          <w:sz w:val="24"/>
-        </w:rPr>
-        <w:t xml:space="preserve"> </w:t>
-      </w:r>
-      <w:r>
-        <w:rPr>
-          <w:sz w:val="24"/>
-        </w:rPr>
-        <w:t>encountered</w:t>
-      </w:r>
-      <w:r>
-        <w:rPr>
-          <w:spacing w:val="-7"/>
-          <w:sz w:val="24"/>
-        </w:rPr>
-        <w:t xml:space="preserve"> </w:t>
-      </w:r>
-      <w:r>
-        <w:rPr>
-          <w:sz w:val="24"/>
-        </w:rPr>
-        <w:t>in</w:t>
-      </w:r>
-      <w:r>
-        <w:rPr>
-          <w:spacing w:val="-4"/>
-          <w:sz w:val="24"/>
-        </w:rPr>
-        <w:t xml:space="preserve"> </w:t>
-      </w:r>
-      <w:r>
-        <w:rPr>
-          <w:sz w:val="24"/>
-        </w:rPr>
-        <w:t>this</w:t>
-      </w:r>
-      <w:r>
-        <w:rPr>
-          <w:spacing w:val="-7"/>
-          <w:sz w:val="24"/>
-        </w:rPr>
-        <w:t xml:space="preserve"> </w:t>
-      </w:r>
-      <w:r>
-        <w:rPr>
-          <w:sz w:val="24"/>
-        </w:rPr>
-        <w:t>lab.</w:t>
-      </w:r>
-      <w:r>
-        <w:rPr>
-          <w:spacing w:val="-7"/>
-          <w:sz w:val="24"/>
-        </w:rPr>
-        <w:t xml:space="preserve"> </w:t>
-      </w:r>
-      <w:r>
-        <w:rPr>
-          <w:sz w:val="24"/>
-        </w:rPr>
-        <w:t>State</w:t>
-      </w:r>
-      <w:r>
-        <w:rPr>
-          <w:spacing w:val="-7"/>
-          <w:sz w:val="24"/>
-        </w:rPr>
-        <w:t xml:space="preserve"> </w:t>
-      </w:r>
-      <w:r>
-        <w:rPr>
-          <w:sz w:val="24"/>
-        </w:rPr>
-        <w:t>explicitly</w:t>
-      </w:r>
-      <w:r>
-        <w:rPr>
-          <w:spacing w:val="-4"/>
-          <w:sz w:val="24"/>
-        </w:rPr>
-        <w:t xml:space="preserve"> </w:t>
-      </w:r>
-      <w:r>
-        <w:rPr>
-          <w:sz w:val="24"/>
-        </w:rPr>
-        <w:t>why</w:t>
-      </w:r>
-      <w:r>
-        <w:rPr>
-          <w:spacing w:val="-7"/>
-          <w:sz w:val="24"/>
-        </w:rPr>
-        <w:t xml:space="preserve"> </w:t>
-      </w:r>
-      <w:r>
-        <w:rPr>
-          <w:sz w:val="24"/>
-        </w:rPr>
-        <w:t>it</w:t>
-      </w:r>
-      <w:r>
-        <w:rPr>
-          <w:spacing w:val="-7"/>
-          <w:sz w:val="24"/>
-        </w:rPr>
-        <w:t xml:space="preserve"> </w:t>
-      </w:r>
-      <w:r>
-        <w:rPr>
-          <w:sz w:val="24"/>
-        </w:rPr>
-        <w:t>is</w:t>
-      </w:r>
-      <w:r>
-        <w:rPr>
-          <w:spacing w:val="-8"/>
-          <w:sz w:val="24"/>
-        </w:rPr>
-        <w:t xml:space="preserve"> </w:t>
-      </w:r>
-      <w:r>
-        <w:rPr>
-          <w:sz w:val="24"/>
-        </w:rPr>
-        <w:t>a</w:t>
-      </w:r>
-      <w:r>
-        <w:rPr>
-          <w:spacing w:val="-7"/>
-          <w:sz w:val="24"/>
-        </w:rPr>
-        <w:t xml:space="preserve"> </w:t>
-      </w:r>
-      <w:r>
-        <w:rPr>
-          <w:sz w:val="24"/>
-        </w:rPr>
-        <w:t>random</w:t>
-      </w:r>
-      <w:r>
-        <w:rPr>
-          <w:spacing w:val="-4"/>
-          <w:sz w:val="24"/>
-        </w:rPr>
-        <w:t xml:space="preserve"> </w:t>
-      </w:r>
-      <w:r>
-        <w:rPr>
-          <w:spacing w:val="-2"/>
-          <w:sz w:val="24"/>
-        </w:rPr>
-        <w:t>error.</w:t>
-      </w:r>
-    </w:p>
-    <w:p>
-      <w:pPr>
-        <w:pStyle w:val="BodyText"/>
-      </w:pPr>
-    </w:p>
-    <w:p>
-      <w:pPr>
-        <w:pStyle w:val="BodyText"/>
-        <w:spacing w:before="131"/>
-      </w:pPr>
-    </w:p>
-    <w:p>
-      <w:pPr>
-        <w:pStyle w:val="ListParagraph"/>
-        <w:numPr>
-          <w:ilvl w:val="1"/>
-          <w:numId w:val="2"/>
-        </w:numPr>
-        <w:tabs>
-          <w:tab w:val="left" w:pos="718"/>
-        </w:tabs>
-        <w:spacing w:before="1"/>
-        <w:ind w:left="718" w:hanging="718"/>
-        <w:rPr>
-          <w:sz w:val="24"/>
-        </w:rPr>
-      </w:pPr>
-      <w:r>
-        <w:rPr>
-          <w:sz w:val="24"/>
-        </w:rPr>
-        <w:t>Describe</w:t>
-      </w:r>
-      <w:r>
-        <w:rPr>
-          <w:spacing w:val="-7"/>
-          <w:sz w:val="24"/>
-        </w:rPr>
-        <w:t xml:space="preserve"> </w:t>
-      </w:r>
-      <w:r>
-        <w:rPr>
-          <w:sz w:val="24"/>
-        </w:rPr>
-        <w:t>one</w:t>
-      </w:r>
-      <w:r>
-        <w:rPr>
-          <w:spacing w:val="-6"/>
-          <w:sz w:val="24"/>
-        </w:rPr>
-        <w:t xml:space="preserve"> </w:t>
-      </w:r>
-      <w:r>
-        <w:rPr>
-          <w:sz w:val="24"/>
-        </w:rPr>
-        <w:t>systematic</w:t>
-      </w:r>
-      <w:r>
-        <w:rPr>
-          <w:spacing w:val="-4"/>
-          <w:sz w:val="24"/>
-        </w:rPr>
-        <w:t xml:space="preserve"> </w:t>
-      </w:r>
-      <w:r>
-        <w:rPr>
-          <w:sz w:val="24"/>
-        </w:rPr>
-        <w:t>error</w:t>
-      </w:r>
-      <w:r>
-        <w:rPr>
-          <w:spacing w:val="-4"/>
-          <w:sz w:val="24"/>
-        </w:rPr>
-        <w:t xml:space="preserve"> </w:t>
-      </w:r>
-      <w:r>
-        <w:rPr>
-          <w:sz w:val="24"/>
-        </w:rPr>
-        <w:t>encountered</w:t>
-      </w:r>
-      <w:r>
-        <w:rPr>
-          <w:spacing w:val="-6"/>
-          <w:sz w:val="24"/>
-        </w:rPr>
-        <w:t xml:space="preserve"> </w:t>
-      </w:r>
-      <w:r>
-        <w:rPr>
-          <w:sz w:val="24"/>
-        </w:rPr>
-        <w:t>in</w:t>
-      </w:r>
-      <w:r>
-        <w:rPr>
-          <w:spacing w:val="-7"/>
-          <w:sz w:val="24"/>
-        </w:rPr>
-        <w:t xml:space="preserve"> </w:t>
-      </w:r>
-      <w:r>
-        <w:rPr>
-          <w:sz w:val="24"/>
-        </w:rPr>
-        <w:t>this</w:t>
-      </w:r>
-      <w:r>
-        <w:rPr>
-          <w:spacing w:val="-6"/>
-          <w:sz w:val="24"/>
-        </w:rPr>
-        <w:t xml:space="preserve"> </w:t>
-      </w:r>
-      <w:r>
-        <w:rPr>
-          <w:sz w:val="24"/>
-        </w:rPr>
-        <w:t>lab.</w:t>
-      </w:r>
-      <w:r>
-        <w:rPr>
-          <w:spacing w:val="-7"/>
-          <w:sz w:val="24"/>
-        </w:rPr>
-        <w:t xml:space="preserve"> </w:t>
-      </w:r>
-      <w:r>
-        <w:rPr>
-          <w:sz w:val="24"/>
-        </w:rPr>
-        <w:t>State</w:t>
-      </w:r>
-      <w:r>
-        <w:rPr>
-          <w:spacing w:val="-6"/>
-          <w:sz w:val="24"/>
-        </w:rPr>
-        <w:t xml:space="preserve"> </w:t>
-      </w:r>
-      <w:r>
-        <w:rPr>
-          <w:sz w:val="24"/>
-        </w:rPr>
-        <w:t>explicitly</w:t>
-      </w:r>
-      <w:r>
-        <w:rPr>
-          <w:spacing w:val="-7"/>
-          <w:sz w:val="24"/>
-        </w:rPr>
-        <w:t xml:space="preserve"> </w:t>
-      </w:r>
-      <w:r>
-        <w:rPr>
-          <w:sz w:val="24"/>
-        </w:rPr>
-        <w:t>why</w:t>
-      </w:r>
-      <w:r>
-        <w:rPr>
-          <w:spacing w:val="-6"/>
-          <w:sz w:val="24"/>
-        </w:rPr>
-        <w:t xml:space="preserve"> </w:t>
-      </w:r>
-      <w:r>
-        <w:rPr>
-          <w:sz w:val="24"/>
-        </w:rPr>
-        <w:t>it</w:t>
-      </w:r>
-      <w:r>
-        <w:rPr>
-          <w:spacing w:val="-7"/>
-          <w:sz w:val="24"/>
-        </w:rPr>
-        <w:t xml:space="preserve"> </w:t>
-      </w:r>
-      <w:r>
-        <w:rPr>
-          <w:sz w:val="24"/>
-        </w:rPr>
-        <w:t>is</w:t>
-      </w:r>
-      <w:r>
-        <w:rPr>
-          <w:spacing w:val="-4"/>
-          <w:sz w:val="24"/>
-        </w:rPr>
-        <w:t xml:space="preserve"> </w:t>
-      </w:r>
-      <w:r>
-        <w:rPr>
-          <w:sz w:val="24"/>
-        </w:rPr>
-        <w:t>a</w:t>
-      </w:r>
-      <w:r>
-        <w:rPr>
-          <w:spacing w:val="-8"/>
-          <w:sz w:val="24"/>
-        </w:rPr>
-        <w:t xml:space="preserve"> </w:t>
-      </w:r>
-      <w:r>
-        <w:rPr>
-          <w:spacing w:val="-2"/>
-          <w:sz w:val="24"/>
-        </w:rPr>
-        <w:t>systematic</w:t>
+        <w:t>One systematic error we encountered was that we had the photogate upside down for our first few trials. This is a systematic error because the equipment was giving us fewer data points than we were expecting and was giving us incorrect values for the acceleration. We noticed the error and fixed it by flipping the Photogate, which then gave us a clear parabola and a more accurate value for acceleration.</w:t>
       </w:r>
     </w:p>
     <w:bookmarkEnd w:id="1"/>
-    <w:p>
-      <w:pPr>
-        <w:spacing w:after="160" w:line="259" w:lineRule="auto"/>
-        <w:rPr>
-          <w:bCs/>
-          <w:iCs/>
-        </w:rPr>
-      </w:pPr>
-    </w:p>
+    <w:p/>
     <w:sectPr>
       <w:type w:val="continuous"/>
       <w:pgSz w:w="12240" w:h="15840"/>
@@ -6159,6 +7472,273 @@
     </w:lvl>
   </w:abstractNum>
   <w:abstractNum w:abstractNumId="2" w15:restartNumberingAfterBreak="0">
+    <w:nsid w:val="3EF3432B"/>
+    <w:multiLevelType w:val="hybridMultilevel"/>
+    <w:tmpl w:val="E51ADC9A"/>
+    <w:lvl w:ilvl="0" w:tplc="0409000F">
+      <w:start w:val="1"/>
+      <w:numFmt w:val="decimal"/>
+      <w:lvlText w:val="%1."/>
+      <w:lvlJc w:val="left"/>
+      <w:pPr>
+        <w:ind w:left="720" w:hanging="360"/>
+      </w:pPr>
+      <w:rPr>
+        <w:rFonts w:hint="default"/>
+      </w:rPr>
+    </w:lvl>
+    <w:lvl w:ilvl="1" w:tplc="04090019" w:tentative="1">
+      <w:start w:val="1"/>
+      <w:numFmt w:val="lowerLetter"/>
+      <w:lvlText w:val="%2."/>
+      <w:lvlJc w:val="left"/>
+      <w:pPr>
+        <w:ind w:left="1440" w:hanging="360"/>
+      </w:pPr>
+    </w:lvl>
+    <w:lvl w:ilvl="2" w:tplc="0409001B" w:tentative="1">
+      <w:start w:val="1"/>
+      <w:numFmt w:val="lowerRoman"/>
+      <w:lvlText w:val="%3."/>
+      <w:lvlJc w:val="right"/>
+      <w:pPr>
+        <w:ind w:left="2160" w:hanging="180"/>
+      </w:pPr>
+    </w:lvl>
+    <w:lvl w:ilvl="3" w:tplc="0409000F" w:tentative="1">
+      <w:start w:val="1"/>
+      <w:numFmt w:val="decimal"/>
+      <w:lvlText w:val="%4."/>
+      <w:lvlJc w:val="left"/>
+      <w:pPr>
+        <w:ind w:left="2880" w:hanging="360"/>
+      </w:pPr>
+    </w:lvl>
+    <w:lvl w:ilvl="4" w:tplc="04090019" w:tentative="1">
+      <w:start w:val="1"/>
+      <w:numFmt w:val="lowerLetter"/>
+      <w:lvlText w:val="%5."/>
+      <w:lvlJc w:val="left"/>
+      <w:pPr>
+        <w:ind w:left="3600" w:hanging="360"/>
+      </w:pPr>
+    </w:lvl>
+    <w:lvl w:ilvl="5" w:tplc="0409001B" w:tentative="1">
+      <w:start w:val="1"/>
+      <w:numFmt w:val="lowerRoman"/>
+      <w:lvlText w:val="%6."/>
+      <w:lvlJc w:val="right"/>
+      <w:pPr>
+        <w:ind w:left="4320" w:hanging="180"/>
+      </w:pPr>
+    </w:lvl>
+    <w:lvl w:ilvl="6" w:tplc="0409000F" w:tentative="1">
+      <w:start w:val="1"/>
+      <w:numFmt w:val="decimal"/>
+      <w:lvlText w:val="%7."/>
+      <w:lvlJc w:val="left"/>
+      <w:pPr>
+        <w:ind w:left="5040" w:hanging="360"/>
+      </w:pPr>
+    </w:lvl>
+    <w:lvl w:ilvl="7" w:tplc="04090019" w:tentative="1">
+      <w:start w:val="1"/>
+      <w:numFmt w:val="lowerLetter"/>
+      <w:lvlText w:val="%8."/>
+      <w:lvlJc w:val="left"/>
+      <w:pPr>
+        <w:ind w:left="5760" w:hanging="360"/>
+      </w:pPr>
+    </w:lvl>
+    <w:lvl w:ilvl="8" w:tplc="0409001B" w:tentative="1">
+      <w:start w:val="1"/>
+      <w:numFmt w:val="lowerRoman"/>
+      <w:lvlText w:val="%9."/>
+      <w:lvlJc w:val="right"/>
+      <w:pPr>
+        <w:ind w:left="6480" w:hanging="180"/>
+      </w:pPr>
+    </w:lvl>
+  </w:abstractNum>
+  <w:abstractNum w:abstractNumId="3" w15:restartNumberingAfterBreak="0">
+    <w:nsid w:val="491A3851"/>
+    <w:multiLevelType w:val="hybridMultilevel"/>
+    <w:tmpl w:val="BB66C7DC"/>
+    <w:lvl w:ilvl="0" w:tplc="0409000F">
+      <w:start w:val="1"/>
+      <w:numFmt w:val="decimal"/>
+      <w:lvlText w:val="%1."/>
+      <w:lvlJc w:val="left"/>
+      <w:pPr>
+        <w:ind w:left="720" w:hanging="360"/>
+      </w:pPr>
+      <w:rPr>
+        <w:rFonts w:hint="default"/>
+      </w:rPr>
+    </w:lvl>
+    <w:lvl w:ilvl="1" w:tplc="04090019">
+      <w:start w:val="1"/>
+      <w:numFmt w:val="lowerLetter"/>
+      <w:lvlText w:val="%2."/>
+      <w:lvlJc w:val="left"/>
+      <w:pPr>
+        <w:ind w:left="1440" w:hanging="360"/>
+      </w:pPr>
+    </w:lvl>
+    <w:lvl w:ilvl="2" w:tplc="0409001B" w:tentative="1">
+      <w:start w:val="1"/>
+      <w:numFmt w:val="lowerRoman"/>
+      <w:lvlText w:val="%3."/>
+      <w:lvlJc w:val="right"/>
+      <w:pPr>
+        <w:ind w:left="2160" w:hanging="180"/>
+      </w:pPr>
+    </w:lvl>
+    <w:lvl w:ilvl="3" w:tplc="0409000F" w:tentative="1">
+      <w:start w:val="1"/>
+      <w:numFmt w:val="decimal"/>
+      <w:lvlText w:val="%4."/>
+      <w:lvlJc w:val="left"/>
+      <w:pPr>
+        <w:ind w:left="2880" w:hanging="360"/>
+      </w:pPr>
+    </w:lvl>
+    <w:lvl w:ilvl="4" w:tplc="04090019" w:tentative="1">
+      <w:start w:val="1"/>
+      <w:numFmt w:val="lowerLetter"/>
+      <w:lvlText w:val="%5."/>
+      <w:lvlJc w:val="left"/>
+      <w:pPr>
+        <w:ind w:left="3600" w:hanging="360"/>
+      </w:pPr>
+    </w:lvl>
+    <w:lvl w:ilvl="5" w:tplc="0409001B" w:tentative="1">
+      <w:start w:val="1"/>
+      <w:numFmt w:val="lowerRoman"/>
+      <w:lvlText w:val="%6."/>
+      <w:lvlJc w:val="right"/>
+      <w:pPr>
+        <w:ind w:left="4320" w:hanging="180"/>
+      </w:pPr>
+    </w:lvl>
+    <w:lvl w:ilvl="6" w:tplc="0409000F" w:tentative="1">
+      <w:start w:val="1"/>
+      <w:numFmt w:val="decimal"/>
+      <w:lvlText w:val="%7."/>
+      <w:lvlJc w:val="left"/>
+      <w:pPr>
+        <w:ind w:left="5040" w:hanging="360"/>
+      </w:pPr>
+    </w:lvl>
+    <w:lvl w:ilvl="7" w:tplc="04090019" w:tentative="1">
+      <w:start w:val="1"/>
+      <w:numFmt w:val="lowerLetter"/>
+      <w:lvlText w:val="%8."/>
+      <w:lvlJc w:val="left"/>
+      <w:pPr>
+        <w:ind w:left="5760" w:hanging="360"/>
+      </w:pPr>
+    </w:lvl>
+    <w:lvl w:ilvl="8" w:tplc="0409001B" w:tentative="1">
+      <w:start w:val="1"/>
+      <w:numFmt w:val="lowerRoman"/>
+      <w:lvlText w:val="%9."/>
+      <w:lvlJc w:val="right"/>
+      <w:pPr>
+        <w:ind w:left="6480" w:hanging="180"/>
+      </w:pPr>
+    </w:lvl>
+  </w:abstractNum>
+  <w:abstractNum w:abstractNumId="4" w15:restartNumberingAfterBreak="0">
+    <w:nsid w:val="65F8331D"/>
+    <w:multiLevelType w:val="hybridMultilevel"/>
+    <w:tmpl w:val="4A04F3B8"/>
+    <w:lvl w:ilvl="0" w:tplc="66BA528C">
+      <w:start w:val="1"/>
+      <w:numFmt w:val="lowerLetter"/>
+      <w:lvlText w:val="(%1)"/>
+      <w:lvlJc w:val="left"/>
+      <w:pPr>
+        <w:ind w:left="1080" w:hanging="360"/>
+      </w:pPr>
+      <w:rPr>
+        <w:rFonts w:hint="default"/>
+      </w:rPr>
+    </w:lvl>
+    <w:lvl w:ilvl="1" w:tplc="04090019">
+      <w:start w:val="1"/>
+      <w:numFmt w:val="lowerLetter"/>
+      <w:lvlText w:val="%2."/>
+      <w:lvlJc w:val="left"/>
+      <w:pPr>
+        <w:ind w:left="1800" w:hanging="360"/>
+      </w:pPr>
+    </w:lvl>
+    <w:lvl w:ilvl="2" w:tplc="0409001B" w:tentative="1">
+      <w:start w:val="1"/>
+      <w:numFmt w:val="lowerRoman"/>
+      <w:lvlText w:val="%3."/>
+      <w:lvlJc w:val="right"/>
+      <w:pPr>
+        <w:ind w:left="2520" w:hanging="180"/>
+      </w:pPr>
+    </w:lvl>
+    <w:lvl w:ilvl="3" w:tplc="0409000F" w:tentative="1">
+      <w:start w:val="1"/>
+      <w:numFmt w:val="decimal"/>
+      <w:lvlText w:val="%4."/>
+      <w:lvlJc w:val="left"/>
+      <w:pPr>
+        <w:ind w:left="3240" w:hanging="360"/>
+      </w:pPr>
+    </w:lvl>
+    <w:lvl w:ilvl="4" w:tplc="04090019" w:tentative="1">
+      <w:start w:val="1"/>
+      <w:numFmt w:val="lowerLetter"/>
+      <w:lvlText w:val="%5."/>
+      <w:lvlJc w:val="left"/>
+      <w:pPr>
+        <w:ind w:left="3960" w:hanging="360"/>
+      </w:pPr>
+    </w:lvl>
+    <w:lvl w:ilvl="5" w:tplc="0409001B" w:tentative="1">
+      <w:start w:val="1"/>
+      <w:numFmt w:val="lowerRoman"/>
+      <w:lvlText w:val="%6."/>
+      <w:lvlJc w:val="right"/>
+      <w:pPr>
+        <w:ind w:left="4680" w:hanging="180"/>
+      </w:pPr>
+    </w:lvl>
+    <w:lvl w:ilvl="6" w:tplc="0409000F" w:tentative="1">
+      <w:start w:val="1"/>
+      <w:numFmt w:val="decimal"/>
+      <w:lvlText w:val="%7."/>
+      <w:lvlJc w:val="left"/>
+      <w:pPr>
+        <w:ind w:left="5400" w:hanging="360"/>
+      </w:pPr>
+    </w:lvl>
+    <w:lvl w:ilvl="7" w:tplc="04090019" w:tentative="1">
+      <w:start w:val="1"/>
+      <w:numFmt w:val="lowerLetter"/>
+      <w:lvlText w:val="%8."/>
+      <w:lvlJc w:val="left"/>
+      <w:pPr>
+        <w:ind w:left="6120" w:hanging="360"/>
+      </w:pPr>
+    </w:lvl>
+    <w:lvl w:ilvl="8" w:tplc="0409001B" w:tentative="1">
+      <w:start w:val="1"/>
+      <w:numFmt w:val="lowerRoman"/>
+      <w:lvlText w:val="%9."/>
+      <w:lvlJc w:val="right"/>
+      <w:pPr>
+        <w:ind w:left="6840" w:hanging="180"/>
+      </w:pPr>
+    </w:lvl>
+  </w:abstractNum>
+  <w:abstractNum w:abstractNumId="5" w15:restartNumberingAfterBreak="0">
     <w:nsid w:val="6F4869FD"/>
     <w:multiLevelType w:val="hybridMultilevel"/>
     <w:tmpl w:val="DA5C8832"/>
@@ -6287,6 +7867,15 @@
     <w:abstractNumId w:val="1"/>
   </w:num>
   <w:num w:numId="3" w16cid:durableId="194121602">
+    <w:abstractNumId w:val="5"/>
+  </w:num>
+  <w:num w:numId="4" w16cid:durableId="2102413872">
+    <w:abstractNumId w:val="3"/>
+  </w:num>
+  <w:num w:numId="5" w16cid:durableId="1777168115">
+    <w:abstractNumId w:val="4"/>
+  </w:num>
+  <w:num w:numId="6" w16cid:durableId="1639651171">
     <w:abstractNumId w:val="2"/>
   </w:num>
 </w:numbering>
@@ -6692,7 +8281,7 @@
   <w:style w:type="paragraph" w:default="1" w:styleId="Normal">
     <w:name w:val="Normal"/>
     <w:qFormat/>
-    <w:rsid w:val="001C1761"/>
+    <w:rsid w:val="00070F49"/>
     <w:pPr>
       <w:spacing w:after="0" w:line="240" w:lineRule="auto"/>
     </w:pPr>
@@ -6728,6 +8317,7 @@
   <w:style w:type="character" w:default="1" w:styleId="DefaultParagraphFont">
     <w:name w:val="Default Paragraph Font"/>
     <w:uiPriority w:val="1"/>
+    <w:semiHidden/>
     <w:unhideWhenUsed/>
   </w:style>
   <w:style w:type="table" w:default="1" w:styleId="TableNormal">
@@ -6755,7 +8345,6 @@
     <w:name w:val="Normal (Web)"/>
     <w:basedOn w:val="Normal"/>
     <w:uiPriority w:val="99"/>
-    <w:semiHidden/>
     <w:unhideWhenUsed/>
     <w:rsid w:val="002D00C3"/>
     <w:pPr>
@@ -6881,7 +8470,1941 @@
       <w:szCs w:val="22"/>
     </w:rPr>
   </w:style>
+  <w:style w:type="character" w:styleId="Hyperlink">
+    <w:name w:val="Hyperlink"/>
+    <w:basedOn w:val="DefaultParagraphFont"/>
+    <w:uiPriority w:val="99"/>
+    <w:unhideWhenUsed/>
+    <w:rsid w:val="009D48F4"/>
+    <w:rPr>
+      <w:color w:val="0563C1" w:themeColor="hyperlink"/>
+      <w:u w:val="single"/>
+    </w:rPr>
+  </w:style>
+  <w:style w:type="character" w:styleId="UnresolvedMention">
+    <w:name w:val="Unresolved Mention"/>
+    <w:basedOn w:val="DefaultParagraphFont"/>
+    <w:uiPriority w:val="99"/>
+    <w:semiHidden/>
+    <w:unhideWhenUsed/>
+    <w:rsid w:val="009D48F4"/>
+    <w:rPr>
+      <w:color w:val="605E5C"/>
+      <w:shd w:val="clear" w:color="auto" w:fill="E1DFDD"/>
+    </w:rPr>
+  </w:style>
 </w:styles>
+</file>
+
+<file path=word/charts/chart1.xml><?xml version="1.0" encoding="utf-8"?>
+<c:chartSpace xmlns:c="http://schemas.openxmlformats.org/drawingml/2006/chart" xmlns:a="http://schemas.openxmlformats.org/drawingml/2006/main" xmlns:r="http://schemas.openxmlformats.org/officeDocument/2006/relationships" xmlns:c16r2="http://schemas.microsoft.com/office/drawing/2015/06/chart">
+  <c:date1904 val="0"/>
+  <c:lang val="en-US"/>
+  <c:roundedCorners val="0"/>
+  <mc:AlternateContent xmlns:mc="http://schemas.openxmlformats.org/markup-compatibility/2006">
+    <mc:Choice xmlns:c14="http://schemas.microsoft.com/office/drawing/2007/8/2/chart" Requires="c14">
+      <c14:style val="102"/>
+    </mc:Choice>
+    <mc:Fallback>
+      <c:style val="2"/>
+    </mc:Fallback>
+  </mc:AlternateContent>
+  <c:chart>
+    <c:title>
+      <c:overlay val="0"/>
+      <c:spPr>
+        <a:noFill/>
+        <a:ln>
+          <a:noFill/>
+        </a:ln>
+        <a:effectLst/>
+      </c:spPr>
+      <c:txPr>
+        <a:bodyPr rot="0" spcFirstLastPara="1" vertOverflow="ellipsis" vert="horz" wrap="square" anchor="ctr" anchorCtr="1"/>
+        <a:lstStyle/>
+        <a:p>
+          <a:pPr>
+            <a:defRPr sz="1400" b="0" i="0" u="none" strike="noStrike" kern="1200" spc="0" baseline="0">
+              <a:solidFill>
+                <a:schemeClr val="tx1">
+                  <a:lumMod val="65000"/>
+                  <a:lumOff val="35000"/>
+                </a:schemeClr>
+              </a:solidFill>
+              <a:latin typeface="+mn-lt"/>
+              <a:ea typeface="+mn-ea"/>
+              <a:cs typeface="+mn-cs"/>
+            </a:defRPr>
+          </a:pPr>
+          <a:endParaRPr lang="en-US"/>
+        </a:p>
+      </c:txPr>
+    </c:title>
+    <c:autoTitleDeleted val="0"/>
+    <c:plotArea>
+      <c:layout/>
+      <c:scatterChart>
+        <c:scatterStyle val="lineMarker"/>
+        <c:varyColors val="0"/>
+        <c:ser>
+          <c:idx val="0"/>
+          <c:order val="0"/>
+          <c:spPr>
+            <a:ln w="19050" cap="rnd">
+              <a:solidFill>
+                <a:schemeClr val="accent1"/>
+              </a:solidFill>
+              <a:round/>
+            </a:ln>
+            <a:effectLst/>
+          </c:spPr>
+          <c:marker>
+            <c:symbol val="circle"/>
+            <c:size val="5"/>
+            <c:spPr>
+              <a:solidFill>
+                <a:schemeClr val="accent1"/>
+              </a:solidFill>
+              <a:ln w="9525">
+                <a:solidFill>
+                  <a:schemeClr val="accent1"/>
+                </a:solidFill>
+              </a:ln>
+              <a:effectLst/>
+            </c:spPr>
+          </c:marker>
+          <c:xVal>
+            <c:numRef>
+              <c:f>Sheet1!$K$7:$K$12</c:f>
+              <c:numCache>
+                <c:formatCode>General</c:formatCode>
+                <c:ptCount val="6"/>
+                <c:pt idx="0">
+                  <c:v>0</c:v>
+                </c:pt>
+                <c:pt idx="1">
+                  <c:v>1</c:v>
+                </c:pt>
+                <c:pt idx="2">
+                  <c:v>2</c:v>
+                </c:pt>
+                <c:pt idx="3">
+                  <c:v>3</c:v>
+                </c:pt>
+                <c:pt idx="4">
+                  <c:v>4</c:v>
+                </c:pt>
+                <c:pt idx="5">
+                  <c:v>5</c:v>
+                </c:pt>
+              </c:numCache>
+            </c:numRef>
+          </c:xVal>
+          <c:yVal>
+            <c:numRef>
+              <c:f>Sheet1!$L$7:$L$12</c:f>
+              <c:numCache>
+                <c:formatCode>General</c:formatCode>
+                <c:ptCount val="6"/>
+                <c:pt idx="0">
+                  <c:v>0</c:v>
+                </c:pt>
+                <c:pt idx="1">
+                  <c:v>2</c:v>
+                </c:pt>
+                <c:pt idx="2">
+                  <c:v>4</c:v>
+                </c:pt>
+                <c:pt idx="3">
+                  <c:v>6</c:v>
+                </c:pt>
+                <c:pt idx="4">
+                  <c:v>8</c:v>
+                </c:pt>
+                <c:pt idx="5">
+                  <c:v>10</c:v>
+                </c:pt>
+              </c:numCache>
+            </c:numRef>
+          </c:yVal>
+          <c:smooth val="0"/>
+          <c:extLst>
+            <c:ext xmlns:c16="http://schemas.microsoft.com/office/drawing/2014/chart" uri="{C3380CC4-5D6E-409C-BE32-E72D297353CC}">
+              <c16:uniqueId val="{00000000-AC08-4DAF-9BCA-0FDA633D9468}"/>
+            </c:ext>
+          </c:extLst>
+        </c:ser>
+        <c:dLbls>
+          <c:showLegendKey val="0"/>
+          <c:showVal val="0"/>
+          <c:showCatName val="0"/>
+          <c:showSerName val="0"/>
+          <c:showPercent val="0"/>
+          <c:showBubbleSize val="0"/>
+        </c:dLbls>
+        <c:axId val="558109664"/>
+        <c:axId val="558124064"/>
+      </c:scatterChart>
+      <c:valAx>
+        <c:axId val="558109664"/>
+        <c:scaling>
+          <c:orientation val="minMax"/>
+        </c:scaling>
+        <c:delete val="0"/>
+        <c:axPos val="b"/>
+        <c:majorGridlines>
+          <c:spPr>
+            <a:ln w="9525" cap="flat" cmpd="sng" algn="ctr">
+              <a:solidFill>
+                <a:schemeClr val="tx1">
+                  <a:lumMod val="15000"/>
+                  <a:lumOff val="85000"/>
+                </a:schemeClr>
+              </a:solidFill>
+              <a:round/>
+            </a:ln>
+            <a:effectLst/>
+          </c:spPr>
+        </c:majorGridlines>
+        <c:numFmt formatCode="General" sourceLinked="1"/>
+        <c:majorTickMark val="none"/>
+        <c:minorTickMark val="none"/>
+        <c:tickLblPos val="nextTo"/>
+        <c:spPr>
+          <a:noFill/>
+          <a:ln w="9525" cap="flat" cmpd="sng" algn="ctr">
+            <a:solidFill>
+              <a:schemeClr val="tx1">
+                <a:lumMod val="25000"/>
+                <a:lumOff val="75000"/>
+              </a:schemeClr>
+            </a:solidFill>
+            <a:round/>
+          </a:ln>
+          <a:effectLst/>
+        </c:spPr>
+        <c:txPr>
+          <a:bodyPr rot="-60000000" spcFirstLastPara="1" vertOverflow="ellipsis" vert="horz" wrap="square" anchor="ctr" anchorCtr="1"/>
+          <a:lstStyle/>
+          <a:p>
+            <a:pPr>
+              <a:defRPr sz="900" b="0" i="0" u="none" strike="noStrike" kern="1200" baseline="0">
+                <a:solidFill>
+                  <a:schemeClr val="tx1">
+                    <a:lumMod val="65000"/>
+                    <a:lumOff val="35000"/>
+                  </a:schemeClr>
+                </a:solidFill>
+                <a:latin typeface="+mn-lt"/>
+                <a:ea typeface="+mn-ea"/>
+                <a:cs typeface="+mn-cs"/>
+              </a:defRPr>
+            </a:pPr>
+            <a:endParaRPr lang="en-US"/>
+          </a:p>
+        </c:txPr>
+        <c:crossAx val="558124064"/>
+        <c:crosses val="autoZero"/>
+        <c:crossBetween val="midCat"/>
+      </c:valAx>
+      <c:valAx>
+        <c:axId val="558124064"/>
+        <c:scaling>
+          <c:orientation val="minMax"/>
+        </c:scaling>
+        <c:delete val="0"/>
+        <c:axPos val="l"/>
+        <c:majorGridlines>
+          <c:spPr>
+            <a:ln w="9525" cap="flat" cmpd="sng" algn="ctr">
+              <a:solidFill>
+                <a:schemeClr val="tx1">
+                  <a:lumMod val="15000"/>
+                  <a:lumOff val="85000"/>
+                </a:schemeClr>
+              </a:solidFill>
+              <a:round/>
+            </a:ln>
+            <a:effectLst/>
+          </c:spPr>
+        </c:majorGridlines>
+        <c:numFmt formatCode="General" sourceLinked="1"/>
+        <c:majorTickMark val="none"/>
+        <c:minorTickMark val="none"/>
+        <c:tickLblPos val="nextTo"/>
+        <c:spPr>
+          <a:noFill/>
+          <a:ln w="9525" cap="flat" cmpd="sng" algn="ctr">
+            <a:solidFill>
+              <a:schemeClr val="tx1">
+                <a:lumMod val="25000"/>
+                <a:lumOff val="75000"/>
+              </a:schemeClr>
+            </a:solidFill>
+            <a:round/>
+          </a:ln>
+          <a:effectLst/>
+        </c:spPr>
+        <c:txPr>
+          <a:bodyPr rot="-60000000" spcFirstLastPara="1" vertOverflow="ellipsis" vert="horz" wrap="square" anchor="ctr" anchorCtr="1"/>
+          <a:lstStyle/>
+          <a:p>
+            <a:pPr>
+              <a:defRPr sz="900" b="0" i="0" u="none" strike="noStrike" kern="1200" baseline="0">
+                <a:solidFill>
+                  <a:schemeClr val="tx1">
+                    <a:lumMod val="65000"/>
+                    <a:lumOff val="35000"/>
+                  </a:schemeClr>
+                </a:solidFill>
+                <a:latin typeface="+mn-lt"/>
+                <a:ea typeface="+mn-ea"/>
+                <a:cs typeface="+mn-cs"/>
+              </a:defRPr>
+            </a:pPr>
+            <a:endParaRPr lang="en-US"/>
+          </a:p>
+        </c:txPr>
+        <c:crossAx val="558109664"/>
+        <c:crosses val="autoZero"/>
+        <c:crossBetween val="midCat"/>
+      </c:valAx>
+      <c:spPr>
+        <a:noFill/>
+        <a:ln>
+          <a:noFill/>
+        </a:ln>
+        <a:effectLst/>
+      </c:spPr>
+    </c:plotArea>
+    <c:plotVisOnly val="1"/>
+    <c:dispBlanksAs val="gap"/>
+    <c:extLst>
+      <c:ext xmlns:c16r3="http://schemas.microsoft.com/office/drawing/2017/03/chart" uri="{56B9EC1D-385E-4148-901F-78D8002777C0}">
+        <c16r3:dataDisplayOptions16>
+          <c16r3:dispNaAsBlank val="1"/>
+        </c16r3:dataDisplayOptions16>
+      </c:ext>
+    </c:extLst>
+    <c:showDLblsOverMax val="0"/>
+  </c:chart>
+  <c:spPr>
+    <a:solidFill>
+      <a:schemeClr val="bg1"/>
+    </a:solidFill>
+    <a:ln w="9525" cap="flat" cmpd="sng" algn="ctr">
+      <a:solidFill>
+        <a:schemeClr val="tx1">
+          <a:lumMod val="15000"/>
+          <a:lumOff val="85000"/>
+        </a:schemeClr>
+      </a:solidFill>
+      <a:round/>
+    </a:ln>
+    <a:effectLst/>
+  </c:spPr>
+  <c:txPr>
+    <a:bodyPr/>
+    <a:lstStyle/>
+    <a:p>
+      <a:pPr>
+        <a:defRPr/>
+      </a:pPr>
+      <a:endParaRPr lang="en-US"/>
+    </a:p>
+  </c:txPr>
+  <c:externalData r:id="rId3">
+    <c:autoUpdate val="0"/>
+  </c:externalData>
+</c:chartSpace>
+</file>
+
+<file path=word/charts/chart2.xml><?xml version="1.0" encoding="utf-8"?>
+<c:chartSpace xmlns:c="http://schemas.openxmlformats.org/drawingml/2006/chart" xmlns:a="http://schemas.openxmlformats.org/drawingml/2006/main" xmlns:r="http://schemas.openxmlformats.org/officeDocument/2006/relationships" xmlns:c16r2="http://schemas.microsoft.com/office/drawing/2015/06/chart">
+  <c:date1904 val="0"/>
+  <c:lang val="en-US"/>
+  <c:roundedCorners val="0"/>
+  <mc:AlternateContent xmlns:mc="http://schemas.openxmlformats.org/markup-compatibility/2006">
+    <mc:Choice xmlns:c14="http://schemas.microsoft.com/office/drawing/2007/8/2/chart" Requires="c14">
+      <c14:style val="102"/>
+    </mc:Choice>
+    <mc:Fallback>
+      <c:style val="2"/>
+    </mc:Fallback>
+  </mc:AlternateContent>
+  <c:chart>
+    <c:title>
+      <c:overlay val="0"/>
+      <c:spPr>
+        <a:noFill/>
+        <a:ln>
+          <a:noFill/>
+        </a:ln>
+        <a:effectLst/>
+      </c:spPr>
+      <c:txPr>
+        <a:bodyPr rot="0" spcFirstLastPara="1" vertOverflow="ellipsis" vert="horz" wrap="square" anchor="ctr" anchorCtr="1"/>
+        <a:lstStyle/>
+        <a:p>
+          <a:pPr>
+            <a:defRPr sz="1400" b="0" i="0" u="none" strike="noStrike" kern="1200" spc="0" baseline="0">
+              <a:solidFill>
+                <a:schemeClr val="tx1">
+                  <a:lumMod val="65000"/>
+                  <a:lumOff val="35000"/>
+                </a:schemeClr>
+              </a:solidFill>
+              <a:latin typeface="+mn-lt"/>
+              <a:ea typeface="+mn-ea"/>
+              <a:cs typeface="+mn-cs"/>
+            </a:defRPr>
+          </a:pPr>
+          <a:endParaRPr lang="en-US"/>
+        </a:p>
+      </c:txPr>
+    </c:title>
+    <c:autoTitleDeleted val="0"/>
+    <c:plotArea>
+      <c:layout>
+        <c:manualLayout>
+          <c:layoutTarget val="inner"/>
+          <c:xMode val="edge"/>
+          <c:yMode val="edge"/>
+          <c:x val="6.3692038495188105E-2"/>
+          <c:y val="0.17171296296296298"/>
+          <c:w val="0.88072462817147856"/>
+          <c:h val="0.72125801983085447"/>
+        </c:manualLayout>
+      </c:layout>
+      <c:scatterChart>
+        <c:scatterStyle val="lineMarker"/>
+        <c:varyColors val="0"/>
+        <c:ser>
+          <c:idx val="2"/>
+          <c:order val="2"/>
+          <c:tx>
+            <c:v>Acceleration and time</c:v>
+          </c:tx>
+          <c:spPr>
+            <a:ln w="19050" cap="rnd">
+              <a:solidFill>
+                <a:srgbClr val="00B0F0"/>
+              </a:solidFill>
+              <a:round/>
+            </a:ln>
+            <a:effectLst/>
+          </c:spPr>
+          <c:marker>
+            <c:symbol val="none"/>
+          </c:marker>
+          <c:xVal>
+            <c:numRef>
+              <c:f>Sheet1!$P$6:$P$13</c:f>
+              <c:numCache>
+                <c:formatCode>General</c:formatCode>
+                <c:ptCount val="8"/>
+                <c:pt idx="0">
+                  <c:v>0</c:v>
+                </c:pt>
+                <c:pt idx="1">
+                  <c:v>5.1999999999999998E-2</c:v>
+                </c:pt>
+                <c:pt idx="2">
+                  <c:v>8.7999999999999995E-2</c:v>
+                </c:pt>
+                <c:pt idx="3">
+                  <c:v>0.11799999999999999</c:v>
+                </c:pt>
+                <c:pt idx="4">
+                  <c:v>0.14399999999999999</c:v>
+                </c:pt>
+                <c:pt idx="5">
+                  <c:v>0.16600000000000001</c:v>
+                </c:pt>
+                <c:pt idx="6">
+                  <c:v>0.187</c:v>
+                </c:pt>
+                <c:pt idx="7">
+                  <c:v>0.20599999999999999</c:v>
+                </c:pt>
+              </c:numCache>
+            </c:numRef>
+          </c:xVal>
+          <c:yVal>
+            <c:numRef>
+              <c:f>Sheet1!$R$6:$R$13</c:f>
+              <c:numCache>
+                <c:formatCode>General</c:formatCode>
+                <c:ptCount val="8"/>
+                <c:pt idx="0">
+                  <c:v>9.7010000000000005</c:v>
+                </c:pt>
+                <c:pt idx="1">
+                  <c:v>9.7010000000000005</c:v>
+                </c:pt>
+                <c:pt idx="2">
+                  <c:v>9.7010000000000005</c:v>
+                </c:pt>
+                <c:pt idx="3">
+                  <c:v>9.7010000000000005</c:v>
+                </c:pt>
+                <c:pt idx="4">
+                  <c:v>9.7010000000000005</c:v>
+                </c:pt>
+                <c:pt idx="5">
+                  <c:v>9.7010000000000005</c:v>
+                </c:pt>
+                <c:pt idx="6">
+                  <c:v>9.7010000000000005</c:v>
+                </c:pt>
+                <c:pt idx="7">
+                  <c:v>9.7010000000000005</c:v>
+                </c:pt>
+              </c:numCache>
+            </c:numRef>
+          </c:yVal>
+          <c:smooth val="0"/>
+          <c:extLst>
+            <c:ext xmlns:c16="http://schemas.microsoft.com/office/drawing/2014/chart" uri="{C3380CC4-5D6E-409C-BE32-E72D297353CC}">
+              <c16:uniqueId val="{00000000-6C31-4472-935E-923F7A0903A0}"/>
+            </c:ext>
+          </c:extLst>
+        </c:ser>
+        <c:dLbls>
+          <c:showLegendKey val="0"/>
+          <c:showVal val="0"/>
+          <c:showCatName val="0"/>
+          <c:showSerName val="0"/>
+          <c:showPercent val="0"/>
+          <c:showBubbleSize val="0"/>
+        </c:dLbls>
+        <c:axId val="566065168"/>
+        <c:axId val="566063728"/>
+        <c:extLst>
+          <c:ext xmlns:c15="http://schemas.microsoft.com/office/drawing/2012/chart" uri="{02D57815-91ED-43cb-92C2-25804820EDAC}">
+            <c15:filteredScatterSeries>
+              <c15:ser>
+                <c:idx val="0"/>
+                <c:order val="0"/>
+                <c:spPr>
+                  <a:ln w="19050" cap="rnd">
+                    <a:solidFill>
+                      <a:schemeClr val="accent1"/>
+                    </a:solidFill>
+                    <a:round/>
+                  </a:ln>
+                  <a:effectLst/>
+                </c:spPr>
+                <c:marker>
+                  <c:symbol val="none"/>
+                </c:marker>
+                <c:yVal>
+                  <c:numRef>
+                    <c:extLst>
+                      <c:ext uri="{02D57815-91ED-43cb-92C2-25804820EDAC}">
+                        <c15:formulaRef>
+                          <c15:sqref>Sheet1!$R$6:$R$13</c15:sqref>
+                        </c15:formulaRef>
+                      </c:ext>
+                    </c:extLst>
+                    <c:numCache>
+                      <c:formatCode>General</c:formatCode>
+                      <c:ptCount val="8"/>
+                      <c:pt idx="0">
+                        <c:v>9.7010000000000005</c:v>
+                      </c:pt>
+                      <c:pt idx="1">
+                        <c:v>9.7010000000000005</c:v>
+                      </c:pt>
+                      <c:pt idx="2">
+                        <c:v>9.7010000000000005</c:v>
+                      </c:pt>
+                      <c:pt idx="3">
+                        <c:v>9.7010000000000005</c:v>
+                      </c:pt>
+                      <c:pt idx="4">
+                        <c:v>9.7010000000000005</c:v>
+                      </c:pt>
+                      <c:pt idx="5">
+                        <c:v>9.7010000000000005</c:v>
+                      </c:pt>
+                      <c:pt idx="6">
+                        <c:v>9.7010000000000005</c:v>
+                      </c:pt>
+                      <c:pt idx="7">
+                        <c:v>9.7010000000000005</c:v>
+                      </c:pt>
+                    </c:numCache>
+                  </c:numRef>
+                </c:yVal>
+                <c:smooth val="0"/>
+                <c:extLst>
+                  <c:ext xmlns:c16="http://schemas.microsoft.com/office/drawing/2014/chart" uri="{C3380CC4-5D6E-409C-BE32-E72D297353CC}">
+                    <c16:uniqueId val="{00000001-6C31-4472-935E-923F7A0903A0}"/>
+                  </c:ext>
+                </c:extLst>
+              </c15:ser>
+            </c15:filteredScatterSeries>
+            <c15:filteredScatterSeries>
+              <c15:ser>
+                <c:idx val="1"/>
+                <c:order val="1"/>
+                <c:tx>
+                  <c:strRef>
+                    <c:extLst xmlns:c15="http://schemas.microsoft.com/office/drawing/2012/chart">
+                      <c:ext xmlns:c15="http://schemas.microsoft.com/office/drawing/2012/chart" uri="{02D57815-91ED-43cb-92C2-25804820EDAC}">
+                        <c15:formulaRef>
+                          <c15:sqref>Sheet1!$P$6:$P$13</c15:sqref>
+                        </c15:formulaRef>
+                      </c:ext>
+                    </c:extLst>
+                    <c:strCache>
+                      <c:ptCount val="8"/>
+                      <c:pt idx="0">
+                        <c:v>0</c:v>
+                      </c:pt>
+                      <c:pt idx="1">
+                        <c:v>0.052</c:v>
+                      </c:pt>
+                      <c:pt idx="2">
+                        <c:v>0.088</c:v>
+                      </c:pt>
+                      <c:pt idx="3">
+                        <c:v>0.118</c:v>
+                      </c:pt>
+                      <c:pt idx="4">
+                        <c:v>0.144</c:v>
+                      </c:pt>
+                      <c:pt idx="5">
+                        <c:v>0.166</c:v>
+                      </c:pt>
+                      <c:pt idx="6">
+                        <c:v>0.187</c:v>
+                      </c:pt>
+                      <c:pt idx="7">
+                        <c:v>0.206</c:v>
+                      </c:pt>
+                    </c:strCache>
+                  </c:strRef>
+                </c:tx>
+                <c:spPr>
+                  <a:ln w="19050" cap="rnd">
+                    <a:solidFill>
+                      <a:schemeClr val="accent2"/>
+                    </a:solidFill>
+                    <a:round/>
+                  </a:ln>
+                  <a:effectLst/>
+                </c:spPr>
+                <c:marker>
+                  <c:symbol val="none"/>
+                </c:marker>
+                <c:yVal>
+                  <c:numLit>
+                    <c:formatCode>General</c:formatCode>
+                    <c:ptCount val="1"/>
+                    <c:pt idx="0">
+                      <c:v>1</c:v>
+                    </c:pt>
+                  </c:numLit>
+                </c:yVal>
+                <c:smooth val="0"/>
+                <c:extLst xmlns:c15="http://schemas.microsoft.com/office/drawing/2012/chart">
+                  <c:ext xmlns:c16="http://schemas.microsoft.com/office/drawing/2014/chart" uri="{C3380CC4-5D6E-409C-BE32-E72D297353CC}">
+                    <c16:uniqueId val="{00000002-6C31-4472-935E-923F7A0903A0}"/>
+                  </c:ext>
+                </c:extLst>
+              </c15:ser>
+            </c15:filteredScatterSeries>
+          </c:ext>
+        </c:extLst>
+      </c:scatterChart>
+      <c:valAx>
+        <c:axId val="566065168"/>
+        <c:scaling>
+          <c:orientation val="minMax"/>
+          <c:max val="0.25"/>
+          <c:min val="0"/>
+        </c:scaling>
+        <c:delete val="0"/>
+        <c:axPos val="b"/>
+        <c:majorGridlines>
+          <c:spPr>
+            <a:ln w="9525" cap="flat" cmpd="sng" algn="ctr">
+              <a:solidFill>
+                <a:schemeClr val="tx1">
+                  <a:lumMod val="15000"/>
+                  <a:lumOff val="85000"/>
+                </a:schemeClr>
+              </a:solidFill>
+              <a:round/>
+            </a:ln>
+            <a:effectLst/>
+          </c:spPr>
+        </c:majorGridlines>
+        <c:numFmt formatCode="General" sourceLinked="1"/>
+        <c:majorTickMark val="none"/>
+        <c:minorTickMark val="none"/>
+        <c:tickLblPos val="nextTo"/>
+        <c:spPr>
+          <a:noFill/>
+          <a:ln w="9525" cap="flat" cmpd="sng" algn="ctr">
+            <a:solidFill>
+              <a:schemeClr val="tx1">
+                <a:lumMod val="25000"/>
+                <a:lumOff val="75000"/>
+              </a:schemeClr>
+            </a:solidFill>
+            <a:round/>
+          </a:ln>
+          <a:effectLst/>
+        </c:spPr>
+        <c:txPr>
+          <a:bodyPr rot="-60000000" spcFirstLastPara="1" vertOverflow="ellipsis" vert="horz" wrap="square" anchor="ctr" anchorCtr="1"/>
+          <a:lstStyle/>
+          <a:p>
+            <a:pPr>
+              <a:defRPr sz="900" b="0" i="0" u="none" strike="noStrike" kern="1200" baseline="0">
+                <a:solidFill>
+                  <a:schemeClr val="tx1">
+                    <a:lumMod val="65000"/>
+                    <a:lumOff val="35000"/>
+                  </a:schemeClr>
+                </a:solidFill>
+                <a:latin typeface="+mn-lt"/>
+                <a:ea typeface="+mn-ea"/>
+                <a:cs typeface="+mn-cs"/>
+              </a:defRPr>
+            </a:pPr>
+            <a:endParaRPr lang="en-US"/>
+          </a:p>
+        </c:txPr>
+        <c:crossAx val="566063728"/>
+        <c:crossesAt val="0"/>
+        <c:crossBetween val="midCat"/>
+      </c:valAx>
+      <c:valAx>
+        <c:axId val="566063728"/>
+        <c:scaling>
+          <c:orientation val="minMax"/>
+        </c:scaling>
+        <c:delete val="0"/>
+        <c:axPos val="l"/>
+        <c:majorGridlines>
+          <c:spPr>
+            <a:ln w="9525" cap="flat" cmpd="sng" algn="ctr">
+              <a:solidFill>
+                <a:schemeClr val="tx1">
+                  <a:lumMod val="15000"/>
+                  <a:lumOff val="85000"/>
+                </a:schemeClr>
+              </a:solidFill>
+              <a:round/>
+            </a:ln>
+            <a:effectLst/>
+          </c:spPr>
+        </c:majorGridlines>
+        <c:numFmt formatCode="General" sourceLinked="1"/>
+        <c:majorTickMark val="none"/>
+        <c:minorTickMark val="none"/>
+        <c:tickLblPos val="nextTo"/>
+        <c:spPr>
+          <a:noFill/>
+          <a:ln w="9525" cap="flat" cmpd="sng" algn="ctr">
+            <a:solidFill>
+              <a:schemeClr val="tx1">
+                <a:lumMod val="25000"/>
+                <a:lumOff val="75000"/>
+              </a:schemeClr>
+            </a:solidFill>
+            <a:round/>
+          </a:ln>
+          <a:effectLst/>
+        </c:spPr>
+        <c:txPr>
+          <a:bodyPr rot="-60000000" spcFirstLastPara="1" vertOverflow="ellipsis" vert="horz" wrap="square" anchor="ctr" anchorCtr="1"/>
+          <a:lstStyle/>
+          <a:p>
+            <a:pPr>
+              <a:defRPr sz="900" b="0" i="0" u="none" strike="noStrike" kern="1200" baseline="0">
+                <a:solidFill>
+                  <a:schemeClr val="tx1">
+                    <a:lumMod val="65000"/>
+                    <a:lumOff val="35000"/>
+                  </a:schemeClr>
+                </a:solidFill>
+                <a:latin typeface="+mn-lt"/>
+                <a:ea typeface="+mn-ea"/>
+                <a:cs typeface="+mn-cs"/>
+              </a:defRPr>
+            </a:pPr>
+            <a:endParaRPr lang="en-US"/>
+          </a:p>
+        </c:txPr>
+        <c:crossAx val="566065168"/>
+        <c:crossesAt val="0"/>
+        <c:crossBetween val="midCat"/>
+      </c:valAx>
+      <c:spPr>
+        <a:noFill/>
+        <a:ln>
+          <a:noFill/>
+        </a:ln>
+        <a:effectLst/>
+      </c:spPr>
+    </c:plotArea>
+    <c:plotVisOnly val="1"/>
+    <c:dispBlanksAs val="gap"/>
+    <c:extLst>
+      <c:ext xmlns:c16r3="http://schemas.microsoft.com/office/drawing/2017/03/chart" uri="{56B9EC1D-385E-4148-901F-78D8002777C0}">
+        <c16r3:dataDisplayOptions16>
+          <c16r3:dispNaAsBlank val="1"/>
+        </c16r3:dataDisplayOptions16>
+      </c:ext>
+    </c:extLst>
+    <c:showDLblsOverMax val="0"/>
+  </c:chart>
+  <c:spPr>
+    <a:solidFill>
+      <a:schemeClr val="bg1"/>
+    </a:solidFill>
+    <a:ln w="9525" cap="flat" cmpd="sng" algn="ctr">
+      <a:solidFill>
+        <a:schemeClr val="tx1">
+          <a:lumMod val="15000"/>
+          <a:lumOff val="85000"/>
+        </a:schemeClr>
+      </a:solidFill>
+      <a:round/>
+    </a:ln>
+    <a:effectLst/>
+  </c:spPr>
+  <c:txPr>
+    <a:bodyPr/>
+    <a:lstStyle/>
+    <a:p>
+      <a:pPr>
+        <a:defRPr/>
+      </a:pPr>
+      <a:endParaRPr lang="en-US"/>
+    </a:p>
+  </c:txPr>
+  <c:externalData r:id="rId3">
+    <c:autoUpdate val="0"/>
+  </c:externalData>
+</c:chartSpace>
+</file>
+
+<file path=word/charts/colors1.xml><?xml version="1.0" encoding="utf-8"?>
+<cs:colorStyle xmlns:cs="http://schemas.microsoft.com/office/drawing/2012/chartStyle" xmlns:a="http://schemas.openxmlformats.org/drawingml/2006/main" meth="cycle" id="10">
+  <a:schemeClr val="accent1"/>
+  <a:schemeClr val="accent2"/>
+  <a:schemeClr val="accent3"/>
+  <a:schemeClr val="accent4"/>
+  <a:schemeClr val="accent5"/>
+  <a:schemeClr val="accent6"/>
+  <cs:variation/>
+  <cs:variation>
+    <a:lumMod val="60000"/>
+  </cs:variation>
+  <cs:variation>
+    <a:lumMod val="80000"/>
+    <a:lumOff val="20000"/>
+  </cs:variation>
+  <cs:variation>
+    <a:lumMod val="80000"/>
+  </cs:variation>
+  <cs:variation>
+    <a:lumMod val="60000"/>
+    <a:lumOff val="40000"/>
+  </cs:variation>
+  <cs:variation>
+    <a:lumMod val="50000"/>
+  </cs:variation>
+  <cs:variation>
+    <a:lumMod val="70000"/>
+    <a:lumOff val="30000"/>
+  </cs:variation>
+  <cs:variation>
+    <a:lumMod val="70000"/>
+  </cs:variation>
+  <cs:variation>
+    <a:lumMod val="50000"/>
+    <a:lumOff val="50000"/>
+  </cs:variation>
+</cs:colorStyle>
+</file>
+
+<file path=word/charts/colors2.xml><?xml version="1.0" encoding="utf-8"?>
+<cs:colorStyle xmlns:cs="http://schemas.microsoft.com/office/drawing/2012/chartStyle" xmlns:a="http://schemas.openxmlformats.org/drawingml/2006/main" meth="cycle" id="10">
+  <a:schemeClr val="accent1"/>
+  <a:schemeClr val="accent2"/>
+  <a:schemeClr val="accent3"/>
+  <a:schemeClr val="accent4"/>
+  <a:schemeClr val="accent5"/>
+  <a:schemeClr val="accent6"/>
+  <cs:variation/>
+  <cs:variation>
+    <a:lumMod val="60000"/>
+  </cs:variation>
+  <cs:variation>
+    <a:lumMod val="80000"/>
+    <a:lumOff val="20000"/>
+  </cs:variation>
+  <cs:variation>
+    <a:lumMod val="80000"/>
+  </cs:variation>
+  <cs:variation>
+    <a:lumMod val="60000"/>
+    <a:lumOff val="40000"/>
+  </cs:variation>
+  <cs:variation>
+    <a:lumMod val="50000"/>
+  </cs:variation>
+  <cs:variation>
+    <a:lumMod val="70000"/>
+    <a:lumOff val="30000"/>
+  </cs:variation>
+  <cs:variation>
+    <a:lumMod val="70000"/>
+  </cs:variation>
+  <cs:variation>
+    <a:lumMod val="50000"/>
+    <a:lumOff val="50000"/>
+  </cs:variation>
+</cs:colorStyle>
+</file>
+
+<file path=word/charts/style1.xml><?xml version="1.0" encoding="utf-8"?>
+<cs:chartStyle xmlns:cs="http://schemas.microsoft.com/office/drawing/2012/chartStyle" xmlns:a="http://schemas.openxmlformats.org/drawingml/2006/main" id="240">
+  <cs:axisTitle>
+    <cs:lnRef idx="0"/>
+    <cs:fillRef idx="0"/>
+    <cs:effectRef idx="0"/>
+    <cs:fontRef idx="minor">
+      <a:schemeClr val="tx1">
+        <a:lumMod val="65000"/>
+        <a:lumOff val="35000"/>
+      </a:schemeClr>
+    </cs:fontRef>
+    <cs:defRPr sz="1000" kern="1200"/>
+  </cs:axisTitle>
+  <cs:categoryAxis>
+    <cs:lnRef idx="0"/>
+    <cs:fillRef idx="0"/>
+    <cs:effectRef idx="0"/>
+    <cs:fontRef idx="minor">
+      <a:schemeClr val="tx1">
+        <a:lumMod val="65000"/>
+        <a:lumOff val="35000"/>
+      </a:schemeClr>
+    </cs:fontRef>
+    <cs:spPr>
+      <a:ln w="9525" cap="flat" cmpd="sng" algn="ctr">
+        <a:solidFill>
+          <a:schemeClr val="tx1">
+            <a:lumMod val="25000"/>
+            <a:lumOff val="75000"/>
+          </a:schemeClr>
+        </a:solidFill>
+        <a:round/>
+      </a:ln>
+    </cs:spPr>
+    <cs:defRPr sz="900" kern="1200"/>
+  </cs:categoryAxis>
+  <cs:chartArea mods="allowNoFillOverride allowNoLineOverride">
+    <cs:lnRef idx="0"/>
+    <cs:fillRef idx="0"/>
+    <cs:effectRef idx="0"/>
+    <cs:fontRef idx="minor">
+      <a:schemeClr val="tx1"/>
+    </cs:fontRef>
+    <cs:spPr>
+      <a:solidFill>
+        <a:schemeClr val="bg1"/>
+      </a:solidFill>
+      <a:ln w="9525" cap="flat" cmpd="sng" algn="ctr">
+        <a:solidFill>
+          <a:schemeClr val="tx1">
+            <a:lumMod val="15000"/>
+            <a:lumOff val="85000"/>
+          </a:schemeClr>
+        </a:solidFill>
+        <a:round/>
+      </a:ln>
+    </cs:spPr>
+    <cs:defRPr sz="1000" kern="1200"/>
+  </cs:chartArea>
+  <cs:dataLabel>
+    <cs:lnRef idx="0"/>
+    <cs:fillRef idx="0"/>
+    <cs:effectRef idx="0"/>
+    <cs:fontRef idx="minor">
+      <a:schemeClr val="tx1">
+        <a:lumMod val="75000"/>
+        <a:lumOff val="25000"/>
+      </a:schemeClr>
+    </cs:fontRef>
+    <cs:defRPr sz="900" kern="1200"/>
+  </cs:dataLabel>
+  <cs:dataLabelCallout>
+    <cs:lnRef idx="0"/>
+    <cs:fillRef idx="0"/>
+    <cs:effectRef idx="0"/>
+    <cs:fontRef idx="minor">
+      <a:schemeClr val="dk1">
+        <a:lumMod val="65000"/>
+        <a:lumOff val="35000"/>
+      </a:schemeClr>
+    </cs:fontRef>
+    <cs:spPr>
+      <a:solidFill>
+        <a:schemeClr val="lt1"/>
+      </a:solidFill>
+      <a:ln>
+        <a:solidFill>
+          <a:schemeClr val="dk1">
+            <a:lumMod val="25000"/>
+            <a:lumOff val="75000"/>
+          </a:schemeClr>
+        </a:solidFill>
+      </a:ln>
+    </cs:spPr>
+    <cs:defRPr sz="900" kern="1200"/>
+    <cs:bodyPr rot="0" spcFirstLastPara="1" vertOverflow="clip" horzOverflow="clip" vert="horz" wrap="square" lIns="36576" tIns="18288" rIns="36576" bIns="18288" anchor="ctr" anchorCtr="1">
+      <a:spAutoFit/>
+    </cs:bodyPr>
+  </cs:dataLabelCallout>
+  <cs:dataPoint>
+    <cs:lnRef idx="0"/>
+    <cs:fillRef idx="1">
+      <cs:styleClr val="auto"/>
+    </cs:fillRef>
+    <cs:effectRef idx="0"/>
+    <cs:fontRef idx="minor">
+      <a:schemeClr val="tx1"/>
+    </cs:fontRef>
+  </cs:dataPoint>
+  <cs:dataPoint3D>
+    <cs:lnRef idx="0"/>
+    <cs:fillRef idx="1">
+      <cs:styleClr val="auto"/>
+    </cs:fillRef>
+    <cs:effectRef idx="0"/>
+    <cs:fontRef idx="minor">
+      <a:schemeClr val="tx1"/>
+    </cs:fontRef>
+  </cs:dataPoint3D>
+  <cs:dataPointLine>
+    <cs:lnRef idx="0">
+      <cs:styleClr val="auto"/>
+    </cs:lnRef>
+    <cs:fillRef idx="1"/>
+    <cs:effectRef idx="0"/>
+    <cs:fontRef idx="minor">
+      <a:schemeClr val="tx1"/>
+    </cs:fontRef>
+    <cs:spPr>
+      <a:ln w="19050" cap="rnd">
+        <a:solidFill>
+          <a:schemeClr val="phClr"/>
+        </a:solidFill>
+        <a:round/>
+      </a:ln>
+    </cs:spPr>
+  </cs:dataPointLine>
+  <cs:dataPointMarker>
+    <cs:lnRef idx="0">
+      <cs:styleClr val="auto"/>
+    </cs:lnRef>
+    <cs:fillRef idx="1">
+      <cs:styleClr val="auto"/>
+    </cs:fillRef>
+    <cs:effectRef idx="0"/>
+    <cs:fontRef idx="minor">
+      <a:schemeClr val="tx1"/>
+    </cs:fontRef>
+    <cs:spPr>
+      <a:ln w="9525">
+        <a:solidFill>
+          <a:schemeClr val="phClr"/>
+        </a:solidFill>
+      </a:ln>
+    </cs:spPr>
+  </cs:dataPointMarker>
+  <cs:dataPointMarkerLayout symbol="circle" size="5"/>
+  <cs:dataPointWireframe>
+    <cs:lnRef idx="0">
+      <cs:styleClr val="auto"/>
+    </cs:lnRef>
+    <cs:fillRef idx="0"/>
+    <cs:effectRef idx="0"/>
+    <cs:fontRef idx="minor">
+      <a:schemeClr val="dk1"/>
+    </cs:fontRef>
+    <cs:spPr>
+      <a:ln w="9525" cap="rnd">
+        <a:solidFill>
+          <a:schemeClr val="phClr"/>
+        </a:solidFill>
+        <a:round/>
+      </a:ln>
+    </cs:spPr>
+  </cs:dataPointWireframe>
+  <cs:dataTable>
+    <cs:lnRef idx="0"/>
+    <cs:fillRef idx="0"/>
+    <cs:effectRef idx="0"/>
+    <cs:fontRef idx="minor">
+      <a:schemeClr val="tx1">
+        <a:lumMod val="65000"/>
+        <a:lumOff val="35000"/>
+      </a:schemeClr>
+    </cs:fontRef>
+    <cs:spPr>
+      <a:noFill/>
+      <a:ln w="9525" cap="flat" cmpd="sng" algn="ctr">
+        <a:solidFill>
+          <a:schemeClr val="tx1">
+            <a:lumMod val="15000"/>
+            <a:lumOff val="85000"/>
+          </a:schemeClr>
+        </a:solidFill>
+        <a:round/>
+      </a:ln>
+    </cs:spPr>
+    <cs:defRPr sz="900" kern="1200"/>
+  </cs:dataTable>
+  <cs:downBar>
+    <cs:lnRef idx="0"/>
+    <cs:fillRef idx="0"/>
+    <cs:effectRef idx="0"/>
+    <cs:fontRef idx="minor">
+      <a:schemeClr val="tx1"/>
+    </cs:fontRef>
+    <cs:spPr>
+      <a:solidFill>
+        <a:schemeClr val="dk1">
+          <a:lumMod val="75000"/>
+          <a:lumOff val="25000"/>
+        </a:schemeClr>
+      </a:solidFill>
+      <a:ln w="9525" cap="flat" cmpd="sng" algn="ctr">
+        <a:solidFill>
+          <a:schemeClr val="tx1">
+            <a:lumMod val="65000"/>
+            <a:lumOff val="35000"/>
+          </a:schemeClr>
+        </a:solidFill>
+        <a:round/>
+      </a:ln>
+    </cs:spPr>
+  </cs:downBar>
+  <cs:dropLine>
+    <cs:lnRef idx="0"/>
+    <cs:fillRef idx="0"/>
+    <cs:effectRef idx="0"/>
+    <cs:fontRef idx="minor">
+      <a:schemeClr val="tx1"/>
+    </cs:fontRef>
+    <cs:spPr>
+      <a:ln w="9525" cap="flat" cmpd="sng" algn="ctr">
+        <a:solidFill>
+          <a:schemeClr val="tx1">
+            <a:lumMod val="35000"/>
+            <a:lumOff val="65000"/>
+          </a:schemeClr>
+        </a:solidFill>
+        <a:round/>
+      </a:ln>
+    </cs:spPr>
+  </cs:dropLine>
+  <cs:errorBar>
+    <cs:lnRef idx="0"/>
+    <cs:fillRef idx="0"/>
+    <cs:effectRef idx="0"/>
+    <cs:fontRef idx="minor">
+      <a:schemeClr val="tx1"/>
+    </cs:fontRef>
+    <cs:spPr>
+      <a:ln w="9525" cap="flat" cmpd="sng" algn="ctr">
+        <a:solidFill>
+          <a:schemeClr val="tx1">
+            <a:lumMod val="65000"/>
+            <a:lumOff val="35000"/>
+          </a:schemeClr>
+        </a:solidFill>
+        <a:round/>
+      </a:ln>
+    </cs:spPr>
+  </cs:errorBar>
+  <cs:floor>
+    <cs:lnRef idx="0"/>
+    <cs:fillRef idx="0"/>
+    <cs:effectRef idx="0"/>
+    <cs:fontRef idx="minor">
+      <a:schemeClr val="tx1"/>
+    </cs:fontRef>
+    <cs:spPr>
+      <a:noFill/>
+      <a:ln>
+        <a:noFill/>
+      </a:ln>
+    </cs:spPr>
+  </cs:floor>
+  <cs:gridlineMajor>
+    <cs:lnRef idx="0"/>
+    <cs:fillRef idx="0"/>
+    <cs:effectRef idx="0"/>
+    <cs:fontRef idx="minor">
+      <a:schemeClr val="tx1"/>
+    </cs:fontRef>
+    <cs:spPr>
+      <a:ln w="9525" cap="flat" cmpd="sng" algn="ctr">
+        <a:solidFill>
+          <a:schemeClr val="tx1">
+            <a:lumMod val="15000"/>
+            <a:lumOff val="85000"/>
+          </a:schemeClr>
+        </a:solidFill>
+        <a:round/>
+      </a:ln>
+    </cs:spPr>
+  </cs:gridlineMajor>
+  <cs:gridlineMinor>
+    <cs:lnRef idx="0"/>
+    <cs:fillRef idx="0"/>
+    <cs:effectRef idx="0"/>
+    <cs:fontRef idx="minor">
+      <a:schemeClr val="tx1"/>
+    </cs:fontRef>
+    <cs:spPr>
+      <a:ln w="9525" cap="flat" cmpd="sng" algn="ctr">
+        <a:solidFill>
+          <a:schemeClr val="tx1">
+            <a:lumMod val="5000"/>
+            <a:lumOff val="95000"/>
+          </a:schemeClr>
+        </a:solidFill>
+        <a:round/>
+      </a:ln>
+    </cs:spPr>
+  </cs:gridlineMinor>
+  <cs:hiLoLine>
+    <cs:lnRef idx="0"/>
+    <cs:fillRef idx="0"/>
+    <cs:effectRef idx="0"/>
+    <cs:fontRef idx="minor">
+      <a:schemeClr val="tx1"/>
+    </cs:fontRef>
+    <cs:spPr>
+      <a:ln w="9525" cap="flat" cmpd="sng" algn="ctr">
+        <a:solidFill>
+          <a:schemeClr val="tx1">
+            <a:lumMod val="50000"/>
+            <a:lumOff val="50000"/>
+          </a:schemeClr>
+        </a:solidFill>
+        <a:round/>
+      </a:ln>
+    </cs:spPr>
+  </cs:hiLoLine>
+  <cs:leaderLine>
+    <cs:lnRef idx="0"/>
+    <cs:fillRef idx="0"/>
+    <cs:effectRef idx="0"/>
+    <cs:fontRef idx="minor">
+      <a:schemeClr val="tx1"/>
+    </cs:fontRef>
+    <cs:spPr>
+      <a:ln w="9525" cap="flat" cmpd="sng" algn="ctr">
+        <a:solidFill>
+          <a:schemeClr val="tx1">
+            <a:lumMod val="35000"/>
+            <a:lumOff val="65000"/>
+          </a:schemeClr>
+        </a:solidFill>
+        <a:round/>
+      </a:ln>
+    </cs:spPr>
+  </cs:leaderLine>
+  <cs:legend>
+    <cs:lnRef idx="0"/>
+    <cs:fillRef idx="0"/>
+    <cs:effectRef idx="0"/>
+    <cs:fontRef idx="minor">
+      <a:schemeClr val="tx1">
+        <a:lumMod val="65000"/>
+        <a:lumOff val="35000"/>
+      </a:schemeClr>
+    </cs:fontRef>
+    <cs:defRPr sz="900" kern="1200"/>
+  </cs:legend>
+  <cs:plotArea mods="allowNoFillOverride allowNoLineOverride">
+    <cs:lnRef idx="0"/>
+    <cs:fillRef idx="0"/>
+    <cs:effectRef idx="0"/>
+    <cs:fontRef idx="minor">
+      <a:schemeClr val="tx1"/>
+    </cs:fontRef>
+  </cs:plotArea>
+  <cs:plotArea3D mods="allowNoFillOverride allowNoLineOverride">
+    <cs:lnRef idx="0"/>
+    <cs:fillRef idx="0"/>
+    <cs:effectRef idx="0"/>
+    <cs:fontRef idx="minor">
+      <a:schemeClr val="tx1"/>
+    </cs:fontRef>
+  </cs:plotArea3D>
+  <cs:seriesAxis>
+    <cs:lnRef idx="0"/>
+    <cs:fillRef idx="0"/>
+    <cs:effectRef idx="0"/>
+    <cs:fontRef idx="minor">
+      <a:schemeClr val="tx1">
+        <a:lumMod val="65000"/>
+        <a:lumOff val="35000"/>
+      </a:schemeClr>
+    </cs:fontRef>
+    <cs:defRPr sz="900" kern="1200"/>
+  </cs:seriesAxis>
+  <cs:seriesLine>
+    <cs:lnRef idx="0"/>
+    <cs:fillRef idx="0"/>
+    <cs:effectRef idx="0"/>
+    <cs:fontRef idx="minor">
+      <a:schemeClr val="tx1"/>
+    </cs:fontRef>
+    <cs:spPr>
+      <a:ln w="9525" cap="flat" cmpd="sng" algn="ctr">
+        <a:solidFill>
+          <a:schemeClr val="tx1">
+            <a:lumMod val="35000"/>
+            <a:lumOff val="65000"/>
+          </a:schemeClr>
+        </a:solidFill>
+        <a:round/>
+      </a:ln>
+    </cs:spPr>
+  </cs:seriesLine>
+  <cs:title>
+    <cs:lnRef idx="0"/>
+    <cs:fillRef idx="0"/>
+    <cs:effectRef idx="0"/>
+    <cs:fontRef idx="minor">
+      <a:schemeClr val="tx1">
+        <a:lumMod val="65000"/>
+        <a:lumOff val="35000"/>
+      </a:schemeClr>
+    </cs:fontRef>
+    <cs:defRPr sz="1400" b="0" kern="1200" spc="0" baseline="0"/>
+  </cs:title>
+  <cs:trendline>
+    <cs:lnRef idx="0">
+      <cs:styleClr val="auto"/>
+    </cs:lnRef>
+    <cs:fillRef idx="0"/>
+    <cs:effectRef idx="0"/>
+    <cs:fontRef idx="minor">
+      <a:schemeClr val="tx1"/>
+    </cs:fontRef>
+    <cs:spPr>
+      <a:ln w="19050" cap="rnd">
+        <a:solidFill>
+          <a:schemeClr val="phClr"/>
+        </a:solidFill>
+        <a:prstDash val="sysDot"/>
+      </a:ln>
+    </cs:spPr>
+  </cs:trendline>
+  <cs:trendlineLabel>
+    <cs:lnRef idx="0"/>
+    <cs:fillRef idx="0"/>
+    <cs:effectRef idx="0"/>
+    <cs:fontRef idx="minor">
+      <a:schemeClr val="tx1">
+        <a:lumMod val="65000"/>
+        <a:lumOff val="35000"/>
+      </a:schemeClr>
+    </cs:fontRef>
+    <cs:defRPr sz="900" kern="1200"/>
+  </cs:trendlineLabel>
+  <cs:upBar>
+    <cs:lnRef idx="0"/>
+    <cs:fillRef idx="0"/>
+    <cs:effectRef idx="0"/>
+    <cs:fontRef idx="minor">
+      <a:schemeClr val="tx1"/>
+    </cs:fontRef>
+    <cs:spPr>
+      <a:solidFill>
+        <a:schemeClr val="lt1"/>
+      </a:solidFill>
+      <a:ln w="9525" cap="flat" cmpd="sng" algn="ctr">
+        <a:solidFill>
+          <a:schemeClr val="tx1">
+            <a:lumMod val="65000"/>
+            <a:lumOff val="35000"/>
+          </a:schemeClr>
+        </a:solidFill>
+        <a:round/>
+      </a:ln>
+    </cs:spPr>
+  </cs:upBar>
+  <cs:valueAxis>
+    <cs:lnRef idx="0"/>
+    <cs:fillRef idx="0"/>
+    <cs:effectRef idx="0"/>
+    <cs:fontRef idx="minor">
+      <a:schemeClr val="tx1">
+        <a:lumMod val="65000"/>
+        <a:lumOff val="35000"/>
+      </a:schemeClr>
+    </cs:fontRef>
+    <cs:spPr>
+      <a:ln w="9525" cap="flat" cmpd="sng" algn="ctr">
+        <a:solidFill>
+          <a:schemeClr val="tx1">
+            <a:lumMod val="25000"/>
+            <a:lumOff val="75000"/>
+          </a:schemeClr>
+        </a:solidFill>
+        <a:round/>
+      </a:ln>
+    </cs:spPr>
+    <cs:defRPr sz="900" kern="1200"/>
+  </cs:valueAxis>
+  <cs:wall>
+    <cs:lnRef idx="0"/>
+    <cs:fillRef idx="0"/>
+    <cs:effectRef idx="0"/>
+    <cs:fontRef idx="minor">
+      <a:schemeClr val="tx1"/>
+    </cs:fontRef>
+    <cs:spPr>
+      <a:noFill/>
+      <a:ln>
+        <a:noFill/>
+      </a:ln>
+    </cs:spPr>
+  </cs:wall>
+</cs:chartStyle>
+</file>
+
+<file path=word/charts/style2.xml><?xml version="1.0" encoding="utf-8"?>
+<cs:chartStyle xmlns:cs="http://schemas.microsoft.com/office/drawing/2012/chartStyle" xmlns:a="http://schemas.openxmlformats.org/drawingml/2006/main" id="240">
+  <cs:axisTitle>
+    <cs:lnRef idx="0"/>
+    <cs:fillRef idx="0"/>
+    <cs:effectRef idx="0"/>
+    <cs:fontRef idx="minor">
+      <a:schemeClr val="tx1">
+        <a:lumMod val="65000"/>
+        <a:lumOff val="35000"/>
+      </a:schemeClr>
+    </cs:fontRef>
+    <cs:defRPr sz="1000" kern="1200"/>
+  </cs:axisTitle>
+  <cs:categoryAxis>
+    <cs:lnRef idx="0"/>
+    <cs:fillRef idx="0"/>
+    <cs:effectRef idx="0"/>
+    <cs:fontRef idx="minor">
+      <a:schemeClr val="tx1">
+        <a:lumMod val="65000"/>
+        <a:lumOff val="35000"/>
+      </a:schemeClr>
+    </cs:fontRef>
+    <cs:spPr>
+      <a:ln w="9525" cap="flat" cmpd="sng" algn="ctr">
+        <a:solidFill>
+          <a:schemeClr val="tx1">
+            <a:lumMod val="25000"/>
+            <a:lumOff val="75000"/>
+          </a:schemeClr>
+        </a:solidFill>
+        <a:round/>
+      </a:ln>
+    </cs:spPr>
+    <cs:defRPr sz="900" kern="1200"/>
+  </cs:categoryAxis>
+  <cs:chartArea mods="allowNoFillOverride allowNoLineOverride">
+    <cs:lnRef idx="0"/>
+    <cs:fillRef idx="0"/>
+    <cs:effectRef idx="0"/>
+    <cs:fontRef idx="minor">
+      <a:schemeClr val="tx1"/>
+    </cs:fontRef>
+    <cs:spPr>
+      <a:solidFill>
+        <a:schemeClr val="bg1"/>
+      </a:solidFill>
+      <a:ln w="9525" cap="flat" cmpd="sng" algn="ctr">
+        <a:solidFill>
+          <a:schemeClr val="tx1">
+            <a:lumMod val="15000"/>
+            <a:lumOff val="85000"/>
+          </a:schemeClr>
+        </a:solidFill>
+        <a:round/>
+      </a:ln>
+    </cs:spPr>
+    <cs:defRPr sz="1000" kern="1200"/>
+  </cs:chartArea>
+  <cs:dataLabel>
+    <cs:lnRef idx="0"/>
+    <cs:fillRef idx="0"/>
+    <cs:effectRef idx="0"/>
+    <cs:fontRef idx="minor">
+      <a:schemeClr val="tx1">
+        <a:lumMod val="75000"/>
+        <a:lumOff val="25000"/>
+      </a:schemeClr>
+    </cs:fontRef>
+    <cs:defRPr sz="900" kern="1200"/>
+  </cs:dataLabel>
+  <cs:dataLabelCallout>
+    <cs:lnRef idx="0"/>
+    <cs:fillRef idx="0"/>
+    <cs:effectRef idx="0"/>
+    <cs:fontRef idx="minor">
+      <a:schemeClr val="dk1">
+        <a:lumMod val="65000"/>
+        <a:lumOff val="35000"/>
+      </a:schemeClr>
+    </cs:fontRef>
+    <cs:spPr>
+      <a:solidFill>
+        <a:schemeClr val="lt1"/>
+      </a:solidFill>
+      <a:ln>
+        <a:solidFill>
+          <a:schemeClr val="dk1">
+            <a:lumMod val="25000"/>
+            <a:lumOff val="75000"/>
+          </a:schemeClr>
+        </a:solidFill>
+      </a:ln>
+    </cs:spPr>
+    <cs:defRPr sz="900" kern="1200"/>
+    <cs:bodyPr rot="0" spcFirstLastPara="1" vertOverflow="clip" horzOverflow="clip" vert="horz" wrap="square" lIns="36576" tIns="18288" rIns="36576" bIns="18288" anchor="ctr" anchorCtr="1">
+      <a:spAutoFit/>
+    </cs:bodyPr>
+  </cs:dataLabelCallout>
+  <cs:dataPoint>
+    <cs:lnRef idx="0"/>
+    <cs:fillRef idx="1">
+      <cs:styleClr val="auto"/>
+    </cs:fillRef>
+    <cs:effectRef idx="0"/>
+    <cs:fontRef idx="minor">
+      <a:schemeClr val="tx1"/>
+    </cs:fontRef>
+  </cs:dataPoint>
+  <cs:dataPoint3D>
+    <cs:lnRef idx="0"/>
+    <cs:fillRef idx="1">
+      <cs:styleClr val="auto"/>
+    </cs:fillRef>
+    <cs:effectRef idx="0"/>
+    <cs:fontRef idx="minor">
+      <a:schemeClr val="tx1"/>
+    </cs:fontRef>
+  </cs:dataPoint3D>
+  <cs:dataPointLine>
+    <cs:lnRef idx="0">
+      <cs:styleClr val="auto"/>
+    </cs:lnRef>
+    <cs:fillRef idx="1"/>
+    <cs:effectRef idx="0"/>
+    <cs:fontRef idx="minor">
+      <a:schemeClr val="tx1"/>
+    </cs:fontRef>
+    <cs:spPr>
+      <a:ln w="19050" cap="rnd">
+        <a:solidFill>
+          <a:schemeClr val="phClr"/>
+        </a:solidFill>
+        <a:round/>
+      </a:ln>
+    </cs:spPr>
+  </cs:dataPointLine>
+  <cs:dataPointMarker>
+    <cs:lnRef idx="0">
+      <cs:styleClr val="auto"/>
+    </cs:lnRef>
+    <cs:fillRef idx="1">
+      <cs:styleClr val="auto"/>
+    </cs:fillRef>
+    <cs:effectRef idx="0"/>
+    <cs:fontRef idx="minor">
+      <a:schemeClr val="tx1"/>
+    </cs:fontRef>
+    <cs:spPr>
+      <a:ln w="9525">
+        <a:solidFill>
+          <a:schemeClr val="phClr"/>
+        </a:solidFill>
+      </a:ln>
+    </cs:spPr>
+  </cs:dataPointMarker>
+  <cs:dataPointMarkerLayout symbol="circle" size="5"/>
+  <cs:dataPointWireframe>
+    <cs:lnRef idx="0">
+      <cs:styleClr val="auto"/>
+    </cs:lnRef>
+    <cs:fillRef idx="0"/>
+    <cs:effectRef idx="0"/>
+    <cs:fontRef idx="minor">
+      <a:schemeClr val="dk1"/>
+    </cs:fontRef>
+    <cs:spPr>
+      <a:ln w="9525" cap="rnd">
+        <a:solidFill>
+          <a:schemeClr val="phClr"/>
+        </a:solidFill>
+        <a:round/>
+      </a:ln>
+    </cs:spPr>
+  </cs:dataPointWireframe>
+  <cs:dataTable>
+    <cs:lnRef idx="0"/>
+    <cs:fillRef idx="0"/>
+    <cs:effectRef idx="0"/>
+    <cs:fontRef idx="minor">
+      <a:schemeClr val="tx1">
+        <a:lumMod val="65000"/>
+        <a:lumOff val="35000"/>
+      </a:schemeClr>
+    </cs:fontRef>
+    <cs:spPr>
+      <a:noFill/>
+      <a:ln w="9525" cap="flat" cmpd="sng" algn="ctr">
+        <a:solidFill>
+          <a:schemeClr val="tx1">
+            <a:lumMod val="15000"/>
+            <a:lumOff val="85000"/>
+          </a:schemeClr>
+        </a:solidFill>
+        <a:round/>
+      </a:ln>
+    </cs:spPr>
+    <cs:defRPr sz="900" kern="1200"/>
+  </cs:dataTable>
+  <cs:downBar>
+    <cs:lnRef idx="0"/>
+    <cs:fillRef idx="0"/>
+    <cs:effectRef idx="0"/>
+    <cs:fontRef idx="minor">
+      <a:schemeClr val="tx1"/>
+    </cs:fontRef>
+    <cs:spPr>
+      <a:solidFill>
+        <a:schemeClr val="dk1">
+          <a:lumMod val="75000"/>
+          <a:lumOff val="25000"/>
+        </a:schemeClr>
+      </a:solidFill>
+      <a:ln w="9525" cap="flat" cmpd="sng" algn="ctr">
+        <a:solidFill>
+          <a:schemeClr val="tx1">
+            <a:lumMod val="65000"/>
+            <a:lumOff val="35000"/>
+          </a:schemeClr>
+        </a:solidFill>
+        <a:round/>
+      </a:ln>
+    </cs:spPr>
+  </cs:downBar>
+  <cs:dropLine>
+    <cs:lnRef idx="0"/>
+    <cs:fillRef idx="0"/>
+    <cs:effectRef idx="0"/>
+    <cs:fontRef idx="minor">
+      <a:schemeClr val="tx1"/>
+    </cs:fontRef>
+    <cs:spPr>
+      <a:ln w="9525" cap="flat" cmpd="sng" algn="ctr">
+        <a:solidFill>
+          <a:schemeClr val="tx1">
+            <a:lumMod val="35000"/>
+            <a:lumOff val="65000"/>
+          </a:schemeClr>
+        </a:solidFill>
+        <a:round/>
+      </a:ln>
+    </cs:spPr>
+  </cs:dropLine>
+  <cs:errorBar>
+    <cs:lnRef idx="0"/>
+    <cs:fillRef idx="0"/>
+    <cs:effectRef idx="0"/>
+    <cs:fontRef idx="minor">
+      <a:schemeClr val="tx1"/>
+    </cs:fontRef>
+    <cs:spPr>
+      <a:ln w="9525" cap="flat" cmpd="sng" algn="ctr">
+        <a:solidFill>
+          <a:schemeClr val="tx1">
+            <a:lumMod val="65000"/>
+            <a:lumOff val="35000"/>
+          </a:schemeClr>
+        </a:solidFill>
+        <a:round/>
+      </a:ln>
+    </cs:spPr>
+  </cs:errorBar>
+  <cs:floor>
+    <cs:lnRef idx="0"/>
+    <cs:fillRef idx="0"/>
+    <cs:effectRef idx="0"/>
+    <cs:fontRef idx="minor">
+      <a:schemeClr val="tx1"/>
+    </cs:fontRef>
+    <cs:spPr>
+      <a:noFill/>
+      <a:ln>
+        <a:noFill/>
+      </a:ln>
+    </cs:spPr>
+  </cs:floor>
+  <cs:gridlineMajor>
+    <cs:lnRef idx="0"/>
+    <cs:fillRef idx="0"/>
+    <cs:effectRef idx="0"/>
+    <cs:fontRef idx="minor">
+      <a:schemeClr val="tx1"/>
+    </cs:fontRef>
+    <cs:spPr>
+      <a:ln w="9525" cap="flat" cmpd="sng" algn="ctr">
+        <a:solidFill>
+          <a:schemeClr val="tx1">
+            <a:lumMod val="15000"/>
+            <a:lumOff val="85000"/>
+          </a:schemeClr>
+        </a:solidFill>
+        <a:round/>
+      </a:ln>
+    </cs:spPr>
+  </cs:gridlineMajor>
+  <cs:gridlineMinor>
+    <cs:lnRef idx="0"/>
+    <cs:fillRef idx="0"/>
+    <cs:effectRef idx="0"/>
+    <cs:fontRef idx="minor">
+      <a:schemeClr val="tx1"/>
+    </cs:fontRef>
+    <cs:spPr>
+      <a:ln w="9525" cap="flat" cmpd="sng" algn="ctr">
+        <a:solidFill>
+          <a:schemeClr val="tx1">
+            <a:lumMod val="5000"/>
+            <a:lumOff val="95000"/>
+          </a:schemeClr>
+        </a:solidFill>
+        <a:round/>
+      </a:ln>
+    </cs:spPr>
+  </cs:gridlineMinor>
+  <cs:hiLoLine>
+    <cs:lnRef idx="0"/>
+    <cs:fillRef idx="0"/>
+    <cs:effectRef idx="0"/>
+    <cs:fontRef idx="minor">
+      <a:schemeClr val="tx1"/>
+    </cs:fontRef>
+    <cs:spPr>
+      <a:ln w="9525" cap="flat" cmpd="sng" algn="ctr">
+        <a:solidFill>
+          <a:schemeClr val="tx1">
+            <a:lumMod val="50000"/>
+            <a:lumOff val="50000"/>
+          </a:schemeClr>
+        </a:solidFill>
+        <a:round/>
+      </a:ln>
+    </cs:spPr>
+  </cs:hiLoLine>
+  <cs:leaderLine>
+    <cs:lnRef idx="0"/>
+    <cs:fillRef idx="0"/>
+    <cs:effectRef idx="0"/>
+    <cs:fontRef idx="minor">
+      <a:schemeClr val="tx1"/>
+    </cs:fontRef>
+    <cs:spPr>
+      <a:ln w="9525" cap="flat" cmpd="sng" algn="ctr">
+        <a:solidFill>
+          <a:schemeClr val="tx1">
+            <a:lumMod val="35000"/>
+            <a:lumOff val="65000"/>
+          </a:schemeClr>
+        </a:solidFill>
+        <a:round/>
+      </a:ln>
+    </cs:spPr>
+  </cs:leaderLine>
+  <cs:legend>
+    <cs:lnRef idx="0"/>
+    <cs:fillRef idx="0"/>
+    <cs:effectRef idx="0"/>
+    <cs:fontRef idx="minor">
+      <a:schemeClr val="tx1">
+        <a:lumMod val="65000"/>
+        <a:lumOff val="35000"/>
+      </a:schemeClr>
+    </cs:fontRef>
+    <cs:defRPr sz="900" kern="1200"/>
+  </cs:legend>
+  <cs:plotArea mods="allowNoFillOverride allowNoLineOverride">
+    <cs:lnRef idx="0"/>
+    <cs:fillRef idx="0"/>
+    <cs:effectRef idx="0"/>
+    <cs:fontRef idx="minor">
+      <a:schemeClr val="tx1"/>
+    </cs:fontRef>
+  </cs:plotArea>
+  <cs:plotArea3D mods="allowNoFillOverride allowNoLineOverride">
+    <cs:lnRef idx="0"/>
+    <cs:fillRef idx="0"/>
+    <cs:effectRef idx="0"/>
+    <cs:fontRef idx="minor">
+      <a:schemeClr val="tx1"/>
+    </cs:fontRef>
+  </cs:plotArea3D>
+  <cs:seriesAxis>
+    <cs:lnRef idx="0"/>
+    <cs:fillRef idx="0"/>
+    <cs:effectRef idx="0"/>
+    <cs:fontRef idx="minor">
+      <a:schemeClr val="tx1">
+        <a:lumMod val="65000"/>
+        <a:lumOff val="35000"/>
+      </a:schemeClr>
+    </cs:fontRef>
+    <cs:defRPr sz="900" kern="1200"/>
+  </cs:seriesAxis>
+  <cs:seriesLine>
+    <cs:lnRef idx="0"/>
+    <cs:fillRef idx="0"/>
+    <cs:effectRef idx="0"/>
+    <cs:fontRef idx="minor">
+      <a:schemeClr val="tx1"/>
+    </cs:fontRef>
+    <cs:spPr>
+      <a:ln w="9525" cap="flat" cmpd="sng" algn="ctr">
+        <a:solidFill>
+          <a:schemeClr val="tx1">
+            <a:lumMod val="35000"/>
+            <a:lumOff val="65000"/>
+          </a:schemeClr>
+        </a:solidFill>
+        <a:round/>
+      </a:ln>
+    </cs:spPr>
+  </cs:seriesLine>
+  <cs:title>
+    <cs:lnRef idx="0"/>
+    <cs:fillRef idx="0"/>
+    <cs:effectRef idx="0"/>
+    <cs:fontRef idx="minor">
+      <a:schemeClr val="tx1">
+        <a:lumMod val="65000"/>
+        <a:lumOff val="35000"/>
+      </a:schemeClr>
+    </cs:fontRef>
+    <cs:defRPr sz="1400" b="0" kern="1200" spc="0" baseline="0"/>
+  </cs:title>
+  <cs:trendline>
+    <cs:lnRef idx="0">
+      <cs:styleClr val="auto"/>
+    </cs:lnRef>
+    <cs:fillRef idx="0"/>
+    <cs:effectRef idx="0"/>
+    <cs:fontRef idx="minor">
+      <a:schemeClr val="tx1"/>
+    </cs:fontRef>
+    <cs:spPr>
+      <a:ln w="19050" cap="rnd">
+        <a:solidFill>
+          <a:schemeClr val="phClr"/>
+        </a:solidFill>
+        <a:prstDash val="sysDot"/>
+      </a:ln>
+    </cs:spPr>
+  </cs:trendline>
+  <cs:trendlineLabel>
+    <cs:lnRef idx="0"/>
+    <cs:fillRef idx="0"/>
+    <cs:effectRef idx="0"/>
+    <cs:fontRef idx="minor">
+      <a:schemeClr val="tx1">
+        <a:lumMod val="65000"/>
+        <a:lumOff val="35000"/>
+      </a:schemeClr>
+    </cs:fontRef>
+    <cs:defRPr sz="900" kern="1200"/>
+  </cs:trendlineLabel>
+  <cs:upBar>
+    <cs:lnRef idx="0"/>
+    <cs:fillRef idx="0"/>
+    <cs:effectRef idx="0"/>
+    <cs:fontRef idx="minor">
+      <a:schemeClr val="tx1"/>
+    </cs:fontRef>
+    <cs:spPr>
+      <a:solidFill>
+        <a:schemeClr val="lt1"/>
+      </a:solidFill>
+      <a:ln w="9525" cap="flat" cmpd="sng" algn="ctr">
+        <a:solidFill>
+          <a:schemeClr val="tx1">
+            <a:lumMod val="65000"/>
+            <a:lumOff val="35000"/>
+          </a:schemeClr>
+        </a:solidFill>
+        <a:round/>
+      </a:ln>
+    </cs:spPr>
+  </cs:upBar>
+  <cs:valueAxis>
+    <cs:lnRef idx="0"/>
+    <cs:fillRef idx="0"/>
+    <cs:effectRef idx="0"/>
+    <cs:fontRef idx="minor">
+      <a:schemeClr val="tx1">
+        <a:lumMod val="65000"/>
+        <a:lumOff val="35000"/>
+      </a:schemeClr>
+    </cs:fontRef>
+    <cs:spPr>
+      <a:ln w="9525" cap="flat" cmpd="sng" algn="ctr">
+        <a:solidFill>
+          <a:schemeClr val="tx1">
+            <a:lumMod val="25000"/>
+            <a:lumOff val="75000"/>
+          </a:schemeClr>
+        </a:solidFill>
+        <a:round/>
+      </a:ln>
+    </cs:spPr>
+    <cs:defRPr sz="900" kern="1200"/>
+  </cs:valueAxis>
+  <cs:wall>
+    <cs:lnRef idx="0"/>
+    <cs:fillRef idx="0"/>
+    <cs:effectRef idx="0"/>
+    <cs:fontRef idx="minor">
+      <a:schemeClr val="tx1"/>
+    </cs:fontRef>
+    <cs:spPr>
+      <a:noFill/>
+      <a:ln>
+        <a:noFill/>
+      </a:ln>
+    </cs:spPr>
+  </cs:wall>
+</cs:chartStyle>
 </file>
 
 <file path=word/theme/theme1.xml><?xml version="1.0" encoding="utf-8"?>
